--- a/downloads/Venkata_Ganji_Resume.docx
+++ b/downloads/Venkata_Ganji_Resume.docx
@@ -18,8 +18,8 @@
         </w:tblBorders>
       </w:tblPr>
       <w:tblGrid>
-        <w:gridCol w:w="8800"/>
-        <w:gridCol w:w="1680"/>
+        <w:gridCol w:w="8920"/>
+        <w:gridCol w:w="1560"/>
       </w:tblGrid>
       <w:tr>
         <w:trPr>
@@ -27,7 +27,7 @@
         </w:trPr>
         <w:tc>
           <w:tcPr>
-            <w:tcW w:type="dxa" w:w="8800"/>
+            <w:tcW w:type="dxa" w:w="8920"/>
             <w:tcMar>
               <w:top w:w="0" w:type="dxa"/>
               <w:bottom w:w="0" w:type="dxa"/>
@@ -40,13 +40,13 @@
               <w:pStyle w:val="Title"/>
               <w:keepNext w:val="0"/>
               <w:widowControl/>
-              <w:spacing w:before="0" w:after="200" w:line="620" w:lineRule="exact"/>
+              <w:spacing w:before="0" w:after="120" w:line="620" w:lineRule="exact"/>
             </w:pPr>
             <w:r>
               <w:rPr>
                 <w:rFonts w:ascii="Arial" w:hAnsi="Arial"/>
                 <w:b/>
-                <w:color w:val="172F43"/>
+                <w:color w:val="000000"/>
                 <w:sz w:val="54"/>
               </w:rPr>
               <w:t>VENKATA GANJI</w:t>
@@ -56,7 +56,7 @@
             <w:pPr>
               <w:keepNext w:val="0"/>
               <w:widowControl/>
-              <w:spacing w:before="0" w:after="80" w:line="240" w:lineRule="exact"/>
+              <w:spacing w:before="0" w:after="60" w:line="220" w:lineRule="exact"/>
             </w:pPr>
             <w:r>
               <w:rPr>
@@ -65,14 +65,14 @@
                 <w:color w:val="007D87"/>
                 <w:sz w:val="18"/>
               </w:rPr>
-              <w:t>AI INGESTION, INFERENCE &amp; TOOLING SRE</w:t>
+              <w:t>AI PLATFORM SRE | GPU MODEL SERVING &amp; KUBERNETES</w:t>
             </w:r>
           </w:p>
           <w:p>
             <w:pPr>
               <w:keepNext w:val="0"/>
               <w:widowControl/>
-              <w:spacing w:before="0" w:after="80" w:line="240" w:lineRule="exact"/>
+              <w:spacing w:before="0" w:after="60" w:line="220" w:lineRule="exact"/>
             </w:pPr>
             <w:r>
               <w:rPr>
@@ -81,13 +81,13 @@
                 <w:color w:val="007D87"/>
                 <w:sz w:val="18"/>
               </w:rPr>
-              <w:t>DISTRIBUTED SYSTEMS SME | MISSION-CRITICAL MIGRATIONS</w:t>
+              <w:t>SOLUTIONS ARCHITECTURE &amp; ENGINEERING | DISTRIBUTED SYSTEMS</w:t>
             </w:r>
           </w:p>
         </w:tc>
         <w:tc>
           <w:tcPr>
-            <w:tcW w:type="dxa" w:w="1680"/>
+            <w:tcW w:type="dxa" w:w="1560"/>
             <w:tcMar>
               <w:top w:w="0" w:type="dxa"/>
               <w:bottom w:w="0" w:type="dxa"/>
@@ -105,7 +105,7 @@
             <w:r>
               <w:drawing>
                 <wp:inline xmlns:a="http://schemas.openxmlformats.org/drawingml/2006/main" xmlns:pic="http://schemas.openxmlformats.org/drawingml/2006/picture">
-                  <wp:extent cx="990600" cy="990600"/>
+                  <wp:extent cx="914400" cy="914400"/>
                   <wp:docPr id="1" name="Picture 1" descr="LinkedIn profile QR code">
                     <a:hlinkClick r:id="rId10"/>
                   </wp:docPr>
@@ -128,7 +128,7 @@
                         <pic:spPr>
                           <a:xfrm>
                             <a:off x="0" y="0"/>
-                            <a:ext cx="990600" cy="990600"/>
+                            <a:ext cx="914400" cy="914400"/>
                           </a:xfrm>
                           <a:prstGeom prst="rect"/>
                         </pic:spPr>
@@ -146,14 +146,14 @@
       <w:pPr>
         <w:keepNext w:val="0"/>
         <w:widowControl/>
-        <w:spacing w:before="0" w:after="80" w:line="240" w:lineRule="exact"/>
+        <w:spacing w:before="0" w:after="60" w:line="220" w:lineRule="exact"/>
       </w:pPr>
       <w:r>
         <w:rPr>
           <w:rFonts w:ascii="Arial" w:hAnsi="Arial"/>
           <w:b w:val="0"/>
           <w:color w:val="526372"/>
-          <w:sz w:val="18"/>
+          <w:sz w:val="17"/>
         </w:rPr>
         <w:t>Concord, CA | 925-322-2650 | venkataganj.careers@gmail.com | No sponsorship required</w:t>
       </w:r>
@@ -162,13 +162,13 @@
       <w:pPr>
         <w:keepNext w:val="0"/>
         <w:widowControl/>
-        <w:spacing w:before="0" w:after="320" w:line="240" w:lineRule="exact"/>
+        <w:spacing w:before="0" w:after="100" w:line="220" w:lineRule="exact"/>
       </w:pPr>
       <w:hyperlink r:id="rId10">
         <w:r>
           <w:rPr>
             <w:rFonts w:ascii="Arial" w:hAnsi="Arial"/>
-            <w:sz w:val="18"/>
+            <w:sz w:val="17"/>
             <w:color w:val="526372"/>
           </w:rPr>
           <w:t>linkedin.com/in/venkata-sai-ganji-3a30a2a4</w:t>
@@ -187,10 +187,29 @@
         <w:r>
           <w:rPr>
             <w:rFonts w:ascii="Arial" w:hAnsi="Arial"/>
-            <w:sz w:val="18"/>
+            <w:sz w:val="17"/>
             <w:color w:val="526372"/>
           </w:rPr>
           <w:t>Architecture Portfolio</w:t>
+        </w:r>
+      </w:hyperlink>
+      <w:r>
+        <w:rPr>
+          <w:rFonts w:ascii="Arial" w:hAnsi="Arial"/>
+          <w:b w:val="0"/>
+          <w:color w:val="172F43"/>
+          <w:sz w:val="17"/>
+        </w:rPr>
+        <w:t xml:space="preserve">  </w:t>
+      </w:r>
+      <w:hyperlink r:id="rId11">
+        <w:r>
+          <w:rPr>
+            <w:rFonts w:ascii="Arial" w:hAnsi="Arial"/>
+            <w:sz w:val="17"/>
+            <w:color w:val="526372"/>
+          </w:rPr>
+          <w:t>https://offroadguy.github.io/</w:t>
         </w:r>
       </w:hyperlink>
     </w:p>
@@ -198,7 +217,23 @@
       <w:pPr>
         <w:keepNext w:val="0"/>
         <w:widowControl/>
-        <w:spacing w:before="0" w:after="200" w:line="290" w:lineRule="exact"/>
+        <w:spacing w:before="0" w:after="60" w:line="260" w:lineRule="exact"/>
+      </w:pPr>
+      <w:r>
+        <w:rPr>
+          <w:rFonts w:ascii="Arial" w:hAnsi="Arial"/>
+          <w:b/>
+          <w:color w:val="172F43"/>
+          <w:sz w:val="20"/>
+        </w:rPr>
+        <w:t>AI infrastructure &amp; distributed systems engineer and solutions architect with 12 years in production.</w:t>
+      </w:r>
+    </w:p>
+    <w:p>
+      <w:pPr>
+        <w:keepNext w:val="0"/>
+        <w:widowControl/>
+        <w:spacing w:before="0" w:after="60" w:line="260" w:lineRule="exact"/>
       </w:pPr>
       <w:r>
         <w:rPr>
@@ -207,7 +242,7 @@
           <w:color w:val="172F43"/>
           <w:sz w:val="20"/>
         </w:rPr>
-        <w:t>AI ingestion, inference, and tooling SRE and distributed systems SME with 12+ years of production engineering experience. Owns platform design, automation, performance, and recovery across GPU-backed LLM serving, vector retrieval, and petabyte-scale data systems. Leads mission-critical distributed systems migrations and turns complex production problems into measurable improvements in reliability, latency, and cost.</w:t>
+        <w:t>Across Apple and Freddie Mac engagements and startup environments: shipped production AI tooling, led critical migrations, and owned platform reliability through launch, incident recovery, and verification.</w:t>
       </w:r>
     </w:p>
     <w:p>
@@ -215,7 +250,7 @@
         <w:pStyle w:val="Heading1"/>
         <w:keepNext/>
         <w:widowControl/>
-        <w:spacing w:before="200" w:after="160" w:line="240" w:lineRule="exact"/>
+        <w:spacing w:before="140" w:after="80" w:line="240" w:lineRule="exact"/>
       </w:pPr>
       <w:r>
         <w:rPr>
@@ -224,7 +259,7 @@
           <w:color w:val="007D87"/>
           <w:sz w:val="18"/>
         </w:rPr>
-        <w:t>ENGINEERING HIGHLIGHTS</w:t>
+        <w:t>ENTERPRISE AI PLATFORM AND MY CONTRIBUTION</w:t>
       </w:r>
     </w:p>
     <w:tbl>
@@ -243,18 +278,15 @@
         </w:tblBorders>
       </w:tblPr>
       <w:tblGrid>
-        <w:gridCol w:w="5240"/>
-        <w:gridCol w:w="5240"/>
+        <w:gridCol w:w="10480"/>
       </w:tblGrid>
       <w:tr>
         <w:trPr>
           <w:cantSplit/>
-          <w:cantSplit/>
-          <w:cantSplit/>
         </w:trPr>
         <w:tc>
           <w:tcPr>
-            <w:tcW w:type="dxa" w:w="5240"/>
+            <w:tcW w:type="dxa" w:w="10480"/>
             <w:tcMar>
               <w:top w:w="0" w:type="dxa"/>
               <w:bottom w:w="0" w:type="dxa"/>
@@ -262,12 +294,12 @@
               <w:right w:w="0" w:type="dxa"/>
             </w:tcMar>
             <w:tcMar>
-              <w:top w:w="140" w:type="dxa"/>
-              <w:bottom w:w="140" w:type="dxa"/>
-              <w:left w:w="240" w:type="dxa"/>
-              <w:right w:w="240" w:type="dxa"/>
+              <w:top w:w="60" w:type="dxa"/>
+              <w:bottom w:w="60" w:type="dxa"/>
+              <w:left w:w="180" w:type="dxa"/>
+              <w:right w:w="180" w:type="dxa"/>
             </w:tcMar>
-            <w:shd w:fill="EDF4F6"/>
+            <w:shd w:fill="F0F2F4"/>
             <w:tcBorders>
               <w:top w:val="single" w:sz="8" w:color="FFFFFF"/>
               <w:bottom w:val="single" w:sz="8" w:color="FFFFFF"/>
@@ -279,38 +311,46 @@
             <w:pPr>
               <w:keepNext/>
               <w:widowControl/>
-              <w:spacing w:before="0" w:after="0" w:line="260" w:lineRule="exact"/>
-            </w:pPr>
-            <w:r>
-              <w:rPr>
-                <w:rFonts w:ascii="Arial" w:hAnsi="Arial"/>
-                <w:b/>
-                <w:color w:val="172F43"/>
-                <w:sz w:val="20"/>
-              </w:rPr>
-              <w:t>LLM model serving</w:t>
-            </w:r>
-          </w:p>
-          <w:p>
-            <w:pPr>
-              <w:keepNext w:val="0"/>
-              <w:widowControl/>
-              <w:spacing w:before="0" w:after="0" w:line="260" w:lineRule="exact"/>
+              <w:spacing w:before="0" w:after="0" w:line="230" w:lineRule="exact"/>
             </w:pPr>
             <w:r>
               <w:rPr>
                 <w:rFonts w:ascii="Arial" w:hAnsi="Arial"/>
                 <w:b w:val="0"/>
-                <w:color w:val="526372"/>
-                <w:sz w:val="17"/>
+                <w:color w:val="172F43"/>
+                <w:sz w:val="18"/>
               </w:rPr>
-              <w:t>vLLM, Helm/Argo CD, GPU-backed EKS</w:t>
+              <w:t>PLATFORM SCOPE  Enterprise chat | Document intelligence | Agent applications | Studio UIs &amp; APIs</w:t>
             </w:r>
           </w:p>
         </w:tc>
+      </w:tr>
+    </w:tbl>
+    <w:tbl>
+      <w:tblPr>
+        <w:tblW w:type="auto" w:w="0"/>
+        <w:jc w:val="center"/>
+        <w:tblLayout w:type="fixed"/>
+        <w:tblLook w:firstColumn="1" w:firstRow="1" w:lastColumn="0" w:lastRow="0" w:noHBand="0" w:noVBand="1" w:val="04A0"/>
+        <w:tblBorders>
+          <w:top w:val="nil"/>
+          <w:left w:val="nil"/>
+          <w:bottom w:val="nil"/>
+          <w:right w:val="nil"/>
+          <w:insideH w:val="nil"/>
+          <w:insideV w:val="nil"/>
+        </w:tblBorders>
+      </w:tblPr>
+      <w:tblGrid>
+        <w:gridCol w:w="10480"/>
+      </w:tblGrid>
+      <w:tr>
+        <w:trPr>
+          <w:cantSplit/>
+        </w:trPr>
         <w:tc>
           <w:tcPr>
-            <w:tcW w:type="dxa" w:w="5240"/>
+            <w:tcW w:type="dxa" w:w="10480"/>
             <w:tcMar>
               <w:top w:w="0" w:type="dxa"/>
               <w:bottom w:w="0" w:type="dxa"/>
@@ -318,12 +358,12 @@
               <w:right w:w="0" w:type="dxa"/>
             </w:tcMar>
             <w:tcMar>
-              <w:top w:w="140" w:type="dxa"/>
-              <w:bottom w:w="140" w:type="dxa"/>
-              <w:left w:w="240" w:type="dxa"/>
-              <w:right w:w="240" w:type="dxa"/>
+              <w:top w:w="60" w:type="dxa"/>
+              <w:bottom w:w="60" w:type="dxa"/>
+              <w:left w:w="180" w:type="dxa"/>
+              <w:right w:w="180" w:type="dxa"/>
             </w:tcMar>
-            <w:shd w:fill="EDF4F6"/>
+            <w:shd w:fill="E4F1ED"/>
             <w:tcBorders>
               <w:top w:val="single" w:sz="8" w:color="FFFFFF"/>
               <w:bottom w:val="single" w:sz="8" w:color="FFFFFF"/>
@@ -335,51 +375,61 @@
             <w:pPr>
               <w:keepNext/>
               <w:widowControl/>
-              <w:spacing w:before="0" w:after="0" w:line="260" w:lineRule="exact"/>
+              <w:spacing w:before="0" w:after="0" w:line="230" w:lineRule="exact"/>
             </w:pPr>
             <w:r>
               <w:rPr>
                 <w:rFonts w:ascii="Arial" w:hAnsi="Arial"/>
                 <w:b/>
-                <w:color w:val="172F43"/>
-                <w:sz w:val="20"/>
-              </w:rPr>
-              <w:t>Distributed systems SME</w:t>
-            </w:r>
-          </w:p>
-          <w:p>
-            <w:pPr>
-              <w:keepNext w:val="0"/>
-              <w:widowControl/>
-              <w:spacing w:before="0" w:after="0" w:line="260" w:lineRule="exact"/>
-            </w:pPr>
-            <w:r>
-              <w:rPr>
-                <w:rFonts w:ascii="Arial" w:hAnsi="Arial"/>
-                <w:b w:val="0"/>
-                <w:color w:val="526372"/>
+                <w:color w:val="205D50"/>
                 <w:sz w:val="17"/>
               </w:rPr>
-              <w:t>Petabyte-scale storage, ingestion and recovery</w:t>
+              <w:t>OWNED ONBOARDING AND PRODUCTION OPERATIONS</w:t>
             </w:r>
           </w:p>
         </w:tc>
       </w:tr>
+    </w:tbl>
+    <w:tbl>
+      <w:tblPr>
+        <w:tblW w:type="auto" w:w="0"/>
+        <w:jc w:val="center"/>
+        <w:tblLayout w:type="fixed"/>
+        <w:tblLook w:firstColumn="1" w:firstRow="1" w:lastColumn="0" w:lastRow="0" w:noHBand="0" w:noVBand="1" w:val="04A0"/>
+        <w:tblBorders>
+          <w:top w:val="nil"/>
+          <w:left w:val="nil"/>
+          <w:bottom w:val="nil"/>
+          <w:right w:val="nil"/>
+          <w:insideH w:val="nil"/>
+          <w:insideV w:val="nil"/>
+        </w:tblBorders>
+      </w:tblPr>
+      <w:tblGrid>
+        <w:gridCol w:w="3493"/>
+        <w:gridCol w:w="3493"/>
+        <w:gridCol w:w="3493"/>
+      </w:tblGrid>
       <w:tr>
         <w:trPr>
-          <w:cantSplit/>
           <w:cantSplit/>
         </w:trPr>
         <w:tc>
           <w:tcPr>
-            <w:tcW w:type="dxa" w:w="5240"/>
+            <w:tcW w:type="dxa" w:w="3493"/>
             <w:tcMar>
-              <w:top w:w="140" w:type="dxa"/>
-              <w:bottom w:w="140" w:type="dxa"/>
-              <w:left w:w="240" w:type="dxa"/>
-              <w:right w:w="240" w:type="dxa"/>
+              <w:top w:w="0" w:type="dxa"/>
+              <w:bottom w:w="0" w:type="dxa"/>
+              <w:left w:w="0" w:type="dxa"/>
+              <w:right w:w="0" w:type="dxa"/>
             </w:tcMar>
-            <w:shd w:fill="EDF4F6"/>
+            <w:tcMar>
+              <w:top w:w="100" w:type="dxa"/>
+              <w:bottom w:w="100" w:type="dxa"/>
+              <w:left w:w="180" w:type="dxa"/>
+              <w:right w:w="180" w:type="dxa"/>
+            </w:tcMar>
+            <w:shd w:fill="F0F2F4"/>
             <w:tcBorders>
               <w:top w:val="single" w:sz="8" w:color="FFFFFF"/>
               <w:bottom w:val="single" w:sz="8" w:color="FFFFFF"/>
@@ -391,45 +441,51 @@
             <w:pPr>
               <w:keepNext/>
               <w:widowControl/>
-              <w:spacing w:before="0" w:after="0" w:line="260" w:lineRule="exact"/>
+              <w:spacing w:before="0" w:after="40" w:line="240" w:lineRule="exact"/>
             </w:pPr>
             <w:r>
               <w:rPr>
                 <w:rFonts w:ascii="Arial" w:hAnsi="Arial"/>
                 <w:b/>
                 <w:color w:val="172F43"/>
-                <w:sz w:val="20"/>
+                <w:sz w:val="19"/>
               </w:rPr>
-              <w:t>Vector database ownership</w:t>
+              <w:t>Ingestion &amp; documents</w:t>
             </w:r>
           </w:p>
           <w:p>
             <w:pPr>
-              <w:keepNext w:val="0"/>
+              <w:keepNext/>
               <w:widowControl/>
-              <w:spacing w:before="0" w:after="0" w:line="260" w:lineRule="exact"/>
+              <w:spacing w:before="0" w:after="0" w:line="230" w:lineRule="exact"/>
             </w:pPr>
             <w:r>
               <w:rPr>
                 <w:rFonts w:ascii="Arial" w:hAnsi="Arial"/>
                 <w:b w:val="0"/>
                 <w:color w:val="526372"/>
-                <w:sz w:val="17"/>
+                <w:sz w:val="18"/>
               </w:rPr>
-              <w:t>250+ nodes across Solr, Milvus, OpenSearch</w:t>
+              <w:t>Connectors, parsing, chunking, proprietary document conversion</w:t>
             </w:r>
           </w:p>
         </w:tc>
         <w:tc>
           <w:tcPr>
-            <w:tcW w:type="dxa" w:w="5240"/>
+            <w:tcW w:type="dxa" w:w="3493"/>
             <w:tcMar>
-              <w:top w:w="140" w:type="dxa"/>
-              <w:bottom w:w="140" w:type="dxa"/>
-              <w:left w:w="240" w:type="dxa"/>
-              <w:right w:w="240" w:type="dxa"/>
+              <w:top w:w="0" w:type="dxa"/>
+              <w:bottom w:w="0" w:type="dxa"/>
+              <w:left w:w="0" w:type="dxa"/>
+              <w:right w:w="0" w:type="dxa"/>
             </w:tcMar>
-            <w:shd w:fill="EDF4F6"/>
+            <w:tcMar>
+              <w:top w:w="100" w:type="dxa"/>
+              <w:bottom w:w="100" w:type="dxa"/>
+              <w:left w:w="180" w:type="dxa"/>
+              <w:right w:w="180" w:type="dxa"/>
+            </w:tcMar>
+            <w:shd w:fill="F0F2F4"/>
             <w:tcBorders>
               <w:top w:val="single" w:sz="8" w:color="FFFFFF"/>
               <w:bottom w:val="single" w:sz="8" w:color="FFFFFF"/>
@@ -441,51 +497,51 @@
             <w:pPr>
               <w:keepNext/>
               <w:widowControl/>
-              <w:spacing w:before="0" w:after="0" w:line="260" w:lineRule="exact"/>
+              <w:spacing w:before="0" w:after="40" w:line="240" w:lineRule="exact"/>
             </w:pPr>
             <w:r>
               <w:rPr>
                 <w:rFonts w:ascii="Arial" w:hAnsi="Arial"/>
                 <w:b/>
                 <w:color w:val="172F43"/>
-                <w:sz w:val="20"/>
+                <w:sz w:val="19"/>
               </w:rPr>
-              <w:t>Mission-critical migrations</w:t>
+              <w:t>Retrieval &amp; agents</w:t>
             </w:r>
           </w:p>
           <w:p>
             <w:pPr>
-              <w:keepNext w:val="0"/>
+              <w:keepNext/>
               <w:widowControl/>
-              <w:spacing w:before="0" w:after="0" w:line="260" w:lineRule="exact"/>
+              <w:spacing w:before="0" w:after="0" w:line="230" w:lineRule="exact"/>
             </w:pPr>
             <w:r>
               <w:rPr>
                 <w:rFonts w:ascii="Arial" w:hAnsi="Arial"/>
                 <w:b w:val="0"/>
                 <w:color w:val="526372"/>
-                <w:sz w:val="17"/>
+                <w:sz w:val="18"/>
               </w:rPr>
-              <w:t>Hadoop, Solr, HBase and cloud platforms</w:t>
+              <w:t>Search, embeddings, memory, orchestration, MCP/tools, guardrails</w:t>
             </w:r>
           </w:p>
         </w:tc>
-      </w:tr>
-      <w:tr>
-        <w:trPr>
-          <w:cantSplit/>
-          <w:cantSplit/>
-        </w:trPr>
         <w:tc>
           <w:tcPr>
-            <w:tcW w:type="dxa" w:w="5240"/>
+            <w:tcW w:type="dxa" w:w="3493"/>
             <w:tcMar>
-              <w:top w:w="140" w:type="dxa"/>
-              <w:bottom w:w="140" w:type="dxa"/>
-              <w:left w:w="240" w:type="dxa"/>
-              <w:right w:w="240" w:type="dxa"/>
+              <w:top w:w="0" w:type="dxa"/>
+              <w:bottom w:w="0" w:type="dxa"/>
+              <w:left w:w="0" w:type="dxa"/>
+              <w:right w:w="0" w:type="dxa"/>
             </w:tcMar>
-            <w:shd w:fill="EDF4F6"/>
+            <w:tcMar>
+              <w:top w:w="100" w:type="dxa"/>
+              <w:bottom w:w="100" w:type="dxa"/>
+              <w:left w:w="180" w:type="dxa"/>
+              <w:right w:w="180" w:type="dxa"/>
+            </w:tcMar>
+            <w:shd w:fill="EDF2FA"/>
             <w:tcBorders>
               <w:top w:val="single" w:sz="8" w:color="FFFFFF"/>
               <w:bottom w:val="single" w:sz="8" w:color="FFFFFF"/>
@@ -497,45 +553,75 @@
             <w:pPr>
               <w:keepNext/>
               <w:widowControl/>
-              <w:spacing w:before="0" w:after="0" w:line="260" w:lineRule="exact"/>
+              <w:spacing w:before="0" w:after="40" w:line="240" w:lineRule="exact"/>
             </w:pPr>
             <w:r>
               <w:rPr>
                 <w:rFonts w:ascii="Arial" w:hAnsi="Arial"/>
                 <w:b/>
                 <w:color w:val="172F43"/>
-                <w:sz w:val="20"/>
+                <w:sz w:val="19"/>
               </w:rPr>
-              <w:t>Observability: logs to alerts</w:t>
+              <w:t>GPU model serving</w:t>
             </w:r>
           </w:p>
           <w:p>
             <w:pPr>
-              <w:keepNext w:val="0"/>
+              <w:keepNext/>
               <w:widowControl/>
-              <w:spacing w:before="0" w:after="0" w:line="260" w:lineRule="exact"/>
+              <w:spacing w:before="0" w:after="0" w:line="230" w:lineRule="exact"/>
             </w:pPr>
             <w:r>
               <w:rPr>
                 <w:rFonts w:ascii="Arial" w:hAnsi="Arial"/>
                 <w:b w:val="0"/>
                 <w:color w:val="526372"/>
-                <w:sz w:val="17"/>
+                <w:sz w:val="18"/>
               </w:rPr>
-              <w:t>Logging, metrics, dashboards, alerting</w:t>
+              <w:t>Open-weight models, vLLM, weight staging, LoRA adapters</w:t>
             </w:r>
           </w:p>
         </w:tc>
+      </w:tr>
+    </w:tbl>
+    <w:tbl>
+      <w:tblPr>
+        <w:tblW w:type="auto" w:w="0"/>
+        <w:jc w:val="center"/>
+        <w:tblLayout w:type="fixed"/>
+        <w:tblLook w:firstColumn="1" w:firstRow="1" w:lastColumn="0" w:lastRow="0" w:noHBand="0" w:noVBand="1" w:val="04A0"/>
+        <w:tblBorders>
+          <w:top w:val="nil"/>
+          <w:left w:val="nil"/>
+          <w:bottom w:val="nil"/>
+          <w:right w:val="nil"/>
+          <w:insideH w:val="nil"/>
+          <w:insideV w:val="nil"/>
+        </w:tblBorders>
+      </w:tblPr>
+      <w:tblGrid>
+        <w:gridCol w:w="10480"/>
+      </w:tblGrid>
+      <w:tr>
+        <w:trPr>
+          <w:cantSplit/>
+        </w:trPr>
         <w:tc>
           <w:tcPr>
-            <w:tcW w:type="dxa" w:w="5240"/>
+            <w:tcW w:type="dxa" w:w="10480"/>
             <w:tcMar>
-              <w:top w:w="140" w:type="dxa"/>
-              <w:bottom w:w="140" w:type="dxa"/>
-              <w:left w:w="240" w:type="dxa"/>
-              <w:right w:w="240" w:type="dxa"/>
+              <w:top w:w="0" w:type="dxa"/>
+              <w:bottom w:w="0" w:type="dxa"/>
+              <w:left w:w="0" w:type="dxa"/>
+              <w:right w:w="0" w:type="dxa"/>
             </w:tcMar>
-            <w:shd w:fill="EDF4F6"/>
+            <w:tcMar>
+              <w:top w:w="60" w:type="dxa"/>
+              <w:bottom w:w="60" w:type="dxa"/>
+              <w:left w:w="180" w:type="dxa"/>
+              <w:right w:w="180" w:type="dxa"/>
+            </w:tcMar>
+            <w:shd w:fill="E4F1ED"/>
             <w:tcBorders>
               <w:top w:val="single" w:sz="8" w:color="FFFFFF"/>
               <w:bottom w:val="single" w:sz="8" w:color="FFFFFF"/>
@@ -547,51 +633,59 @@
             <w:pPr>
               <w:keepNext/>
               <w:widowControl/>
-              <w:spacing w:before="0" w:after="0" w:line="260" w:lineRule="exact"/>
+              <w:spacing w:before="0" w:after="0" w:line="230" w:lineRule="exact"/>
             </w:pPr>
             <w:r>
               <w:rPr>
                 <w:rFonts w:ascii="Arial" w:hAnsi="Arial"/>
                 <w:b/>
-                <w:color w:val="172F43"/>
-                <w:sz w:val="20"/>
-              </w:rPr>
-              <w:t>End-to-end IaC tooling</w:t>
-            </w:r>
-          </w:p>
-          <w:p>
-            <w:pPr>
-              <w:keepNext w:val="0"/>
-              <w:widowControl/>
-              <w:spacing w:before="0" w:after="0" w:line="260" w:lineRule="exact"/>
-            </w:pPr>
-            <w:r>
-              <w:rPr>
-                <w:rFonts w:ascii="Arial" w:hAnsi="Arial"/>
-                <w:b w:val="0"/>
-                <w:color w:val="526372"/>
+                <w:color w:val="205D50"/>
                 <w:sz w:val="17"/>
               </w:rPr>
-              <w:t>Terraform, CloudFormation, Ansible, Python</w:t>
+              <w:t>OWNED DATA OPERATIONS  Vector DBs (Solr, Milvus, OpenSearch), Redis, MongoDB, Elasticsearch &amp; Kafka</w:t>
             </w:r>
           </w:p>
         </w:tc>
       </w:tr>
+    </w:tbl>
+    <w:tbl>
+      <w:tblPr>
+        <w:tblW w:type="auto" w:w="0"/>
+        <w:jc w:val="center"/>
+        <w:tblLayout w:type="fixed"/>
+        <w:tblLook w:firstColumn="1" w:firstRow="1" w:lastColumn="0" w:lastRow="0" w:noHBand="0" w:noVBand="1" w:val="04A0"/>
+        <w:tblBorders>
+          <w:top w:val="nil"/>
+          <w:left w:val="nil"/>
+          <w:bottom w:val="nil"/>
+          <w:right w:val="nil"/>
+          <w:insideH w:val="nil"/>
+          <w:insideV w:val="nil"/>
+        </w:tblBorders>
+      </w:tblPr>
+      <w:tblGrid>
+        <w:gridCol w:w="10480"/>
+      </w:tblGrid>
       <w:tr>
         <w:trPr>
-          <w:cantSplit/>
           <w:cantSplit/>
         </w:trPr>
         <w:tc>
           <w:tcPr>
-            <w:tcW w:type="dxa" w:w="5240"/>
+            <w:tcW w:type="dxa" w:w="10480"/>
             <w:tcMar>
-              <w:top w:w="140" w:type="dxa"/>
-              <w:bottom w:w="140" w:type="dxa"/>
-              <w:left w:w="240" w:type="dxa"/>
-              <w:right w:w="240" w:type="dxa"/>
+              <w:top w:w="0" w:type="dxa"/>
+              <w:bottom w:w="0" w:type="dxa"/>
+              <w:left w:w="0" w:type="dxa"/>
+              <w:right w:w="0" w:type="dxa"/>
             </w:tcMar>
-            <w:shd w:fill="EDF4F6"/>
+            <w:tcMar>
+              <w:top w:w="60" w:type="dxa"/>
+              <w:bottom w:w="60" w:type="dxa"/>
+              <w:left w:w="180" w:type="dxa"/>
+              <w:right w:w="180" w:type="dxa"/>
+            </w:tcMar>
+            <w:shd w:fill="E4F1ED"/>
             <w:tcBorders>
               <w:top w:val="single" w:sz="8" w:color="FFFFFF"/>
               <w:bottom w:val="single" w:sz="8" w:color="FFFFFF"/>
@@ -603,45 +697,59 @@
             <w:pPr>
               <w:keepNext/>
               <w:widowControl/>
-              <w:spacing w:before="0" w:after="0" w:line="260" w:lineRule="exact"/>
+              <w:spacing w:before="0" w:after="0" w:line="230" w:lineRule="exact"/>
             </w:pPr>
             <w:r>
               <w:rPr>
                 <w:rFonts w:ascii="Arial" w:hAnsi="Arial"/>
                 <w:b/>
-                <w:color w:val="172F43"/>
-                <w:sz w:val="20"/>
+                <w:color w:val="205D50"/>
+                <w:sz w:val="18"/>
               </w:rPr>
-              <w:t>Disaster recovery</w:t>
-            </w:r>
-          </w:p>
-          <w:p>
-            <w:pPr>
-              <w:keepNext w:val="0"/>
-              <w:widowControl/>
-              <w:spacing w:before="0" w:after="0" w:line="260" w:lineRule="exact"/>
-            </w:pPr>
-            <w:r>
-              <w:rPr>
-                <w:rFonts w:ascii="Arial" w:hAnsi="Arial"/>
-                <w:b w:val="0"/>
-                <w:color w:val="526372"/>
-                <w:sz w:val="17"/>
-              </w:rPr>
-              <w:t>~15-minute RPO / ~2-hour RTO</w:t>
+              <w:t>OWNED PLATFORM OPERATIONS  Kubernetes, GitOps/IaC, ops tooling, metrics/logs, dashboards/alerts, capacity, cost &amp; DR</w:t>
             </w:r>
           </w:p>
         </w:tc>
+      </w:tr>
+    </w:tbl>
+    <w:tbl>
+      <w:tblPr>
+        <w:tblW w:type="auto" w:w="0"/>
+        <w:jc w:val="center"/>
+        <w:tblLayout w:type="fixed"/>
+        <w:tblLook w:firstColumn="1" w:firstRow="1" w:lastColumn="0" w:lastRow="0" w:noHBand="0" w:noVBand="1" w:val="04A0"/>
+        <w:tblBorders>
+          <w:top w:val="nil"/>
+          <w:left w:val="nil"/>
+          <w:bottom w:val="nil"/>
+          <w:right w:val="nil"/>
+          <w:insideH w:val="nil"/>
+          <w:insideV w:val="nil"/>
+        </w:tblBorders>
+      </w:tblPr>
+      <w:tblGrid>
+        <w:gridCol w:w="10480"/>
+      </w:tblGrid>
+      <w:tr>
+        <w:trPr>
+          <w:cantSplit/>
+        </w:trPr>
         <w:tc>
           <w:tcPr>
-            <w:tcW w:type="dxa" w:w="5240"/>
+            <w:tcW w:type="dxa" w:w="10480"/>
             <w:tcMar>
-              <w:top w:w="140" w:type="dxa"/>
-              <w:bottom w:w="140" w:type="dxa"/>
-              <w:left w:w="240" w:type="dxa"/>
-              <w:right w:w="240" w:type="dxa"/>
+              <w:top w:w="0" w:type="dxa"/>
+              <w:bottom w:w="0" w:type="dxa"/>
+              <w:left w:w="0" w:type="dxa"/>
+              <w:right w:w="0" w:type="dxa"/>
             </w:tcMar>
-            <w:shd w:fill="EDF4F6"/>
+            <w:tcMar>
+              <w:top w:w="60" w:type="dxa"/>
+              <w:bottom w:w="60" w:type="dxa"/>
+              <w:left w:w="180" w:type="dxa"/>
+              <w:right w:w="180" w:type="dxa"/>
+            </w:tcMar>
+            <w:shd w:fill="EAF0FA"/>
             <w:tcBorders>
               <w:top w:val="single" w:sz="8" w:color="FFFFFF"/>
               <w:bottom w:val="single" w:sz="8" w:color="FFFFFF"/>
@@ -653,51 +761,77 @@
             <w:pPr>
               <w:keepNext/>
               <w:widowControl/>
-              <w:spacing w:before="0" w:after="0" w:line="260" w:lineRule="exact"/>
+              <w:spacing w:before="0" w:after="0" w:line="230" w:lineRule="exact"/>
             </w:pPr>
             <w:r>
               <w:rPr>
                 <w:rFonts w:ascii="Arial" w:hAnsi="Arial"/>
                 <w:b/>
-                <w:color w:val="172F43"/>
-                <w:sz w:val="20"/>
+                <w:color w:val="315879"/>
+                <w:sz w:val="18"/>
               </w:rPr>
-              <w:t>Performance tuning</w:t>
-            </w:r>
-          </w:p>
-          <w:p>
-            <w:pPr>
-              <w:keepNext w:val="0"/>
-              <w:widowControl/>
-              <w:spacing w:before="0" w:after="0" w:line="260" w:lineRule="exact"/>
-            </w:pPr>
-            <w:r>
-              <w:rPr>
-                <w:rFonts w:ascii="Arial" w:hAnsi="Arial"/>
-                <w:b w:val="0"/>
-                <w:color w:val="526372"/>
-                <w:sz w:val="17"/>
-              </w:rPr>
-              <w:t>JVM/GC, query/index, cache and OS tuning</w:t>
+              <w:t>OWNED  GPU serving infrastructure, deployment tooling and model-weight onboarding</w:t>
             </w:r>
           </w:p>
         </w:tc>
       </w:tr>
+    </w:tbl>
+    <w:p>
+      <w:pPr>
+        <w:keepNext w:val="0"/>
+        <w:widowControl/>
+        <w:spacing w:before="0" w:after="100" w:line="220" w:lineRule="exact"/>
+      </w:pPr>
+      <w:r>
+        <w:rPr>
+          <w:rFonts w:ascii="Arial" w:hAnsi="Arial"/>
+          <w:b w:val="0"/>
+          <w:color w:val="526372"/>
+          <w:sz w:val="17"/>
+        </w:rPr>
+        <w:t>Platform footprint: AWS | GCP | Alibaba Cloud | Apple private cloud</w:t>
+      </w:r>
+    </w:p>
+    <w:tbl>
+      <w:tblPr>
+        <w:tblW w:type="auto" w:w="0"/>
+        <w:jc w:val="center"/>
+        <w:tblLayout w:type="fixed"/>
+        <w:tblLook w:firstColumn="1" w:firstRow="1" w:lastColumn="0" w:lastRow="0" w:noHBand="0" w:noVBand="1" w:val="04A0"/>
+        <w:tblBorders>
+          <w:top w:val="nil"/>
+          <w:left w:val="nil"/>
+          <w:bottom w:val="nil"/>
+          <w:right w:val="nil"/>
+          <w:insideH w:val="nil"/>
+          <w:insideV w:val="nil"/>
+        </w:tblBorders>
+      </w:tblPr>
+      <w:tblGrid>
+        <w:gridCol w:w="3493"/>
+        <w:gridCol w:w="3493"/>
+        <w:gridCol w:w="3493"/>
+      </w:tblGrid>
       <w:tr>
         <w:trPr>
           <w:cantSplit/>
         </w:trPr>
         <w:tc>
           <w:tcPr>
-            <w:tcW w:type="dxa" w:w="10480"/>
+            <w:tcW w:type="dxa" w:w="3493"/>
             <w:tcMar>
-              <w:top w:w="140" w:type="dxa"/>
-              <w:bottom w:w="140" w:type="dxa"/>
-              <w:left w:w="240" w:type="dxa"/>
-              <w:right w:w="240" w:type="dxa"/>
+              <w:top w:w="0" w:type="dxa"/>
+              <w:bottom w:w="0" w:type="dxa"/>
+              <w:left w:w="0" w:type="dxa"/>
+              <w:right w:w="0" w:type="dxa"/>
             </w:tcMar>
-            <w:shd w:fill="EDF4F6"/>
-            <w:gridSpan w:val="2"/>
+            <w:tcMar>
+              <w:top w:w="80" w:type="dxa"/>
+              <w:bottom w:w="80" w:type="dxa"/>
+              <w:left w:w="180" w:type="dxa"/>
+              <w:right w:w="180" w:type="dxa"/>
+            </w:tcMar>
+            <w:shd w:fill="F5F0E7"/>
             <w:tcBorders>
               <w:top w:val="single" w:sz="8" w:color="FFFFFF"/>
               <w:bottom w:val="single" w:sz="8" w:color="FFFFFF"/>
@@ -709,32 +843,144 @@
             <w:pPr>
               <w:keepNext/>
               <w:widowControl/>
-              <w:spacing w:before="0" w:after="0" w:line="260" w:lineRule="exact"/>
+              <w:spacing w:before="0" w:after="20" w:line="260" w:lineRule="exact"/>
             </w:pPr>
             <w:r>
               <w:rPr>
                 <w:rFonts w:ascii="Arial" w:hAnsi="Arial"/>
                 <w:b/>
                 <w:color w:val="172F43"/>
-                <w:sz w:val="20"/>
+                <w:sz w:val="22"/>
               </w:rPr>
-              <w:t>Cybersecurity telemetry</w:t>
+              <w:t>250+ nodes / ~200 TB</w:t>
             </w:r>
           </w:p>
           <w:p>
             <w:pPr>
-              <w:keepNext w:val="0"/>
+              <w:keepNext/>
               <w:widowControl/>
-              <w:spacing w:before="0" w:after="0" w:line="260" w:lineRule="exact"/>
+              <w:spacing w:before="0" w:after="0" w:line="200" w:lineRule="exact"/>
             </w:pPr>
             <w:r>
               <w:rPr>
                 <w:rFonts w:ascii="Arial" w:hAnsi="Arial"/>
                 <w:b w:val="0"/>
                 <w:color w:val="526372"/>
-                <w:sz w:val="17"/>
+                <w:sz w:val="16"/>
               </w:rPr>
-              <w:t>PCAP, NetFlow, application logs, firewall events</w:t>
+              <w:t>Vector database infrastructure</w:t>
+            </w:r>
+          </w:p>
+        </w:tc>
+        <w:tc>
+          <w:tcPr>
+            <w:tcW w:type="dxa" w:w="3493"/>
+            <w:tcMar>
+              <w:top w:w="0" w:type="dxa"/>
+              <w:bottom w:w="0" w:type="dxa"/>
+              <w:left w:w="0" w:type="dxa"/>
+              <w:right w:w="0" w:type="dxa"/>
+            </w:tcMar>
+            <w:tcMar>
+              <w:top w:w="80" w:type="dxa"/>
+              <w:bottom w:w="80" w:type="dxa"/>
+              <w:left w:w="180" w:type="dxa"/>
+              <w:right w:w="180" w:type="dxa"/>
+            </w:tcMar>
+            <w:shd w:fill="F5F0E7"/>
+            <w:tcBorders>
+              <w:top w:val="single" w:sz="8" w:color="FFFFFF"/>
+              <w:bottom w:val="single" w:sz="8" w:color="FFFFFF"/>
+              <w:left w:val="single" w:sz="8" w:color="FFFFFF"/>
+              <w:right w:val="single" w:sz="8" w:color="FFFFFF"/>
+            </w:tcBorders>
+          </w:tcPr>
+          <w:p>
+            <w:pPr>
+              <w:keepNext/>
+              <w:widowControl/>
+              <w:spacing w:before="0" w:after="20" w:line="260" w:lineRule="exact"/>
+            </w:pPr>
+            <w:r>
+              <w:rPr>
+                <w:rFonts w:ascii="Arial" w:hAnsi="Arial"/>
+                <w:b/>
+                <w:color w:val="172F43"/>
+                <w:sz w:val="22"/>
+              </w:rPr>
+              <w:t>~7.0s to ~1.9s</w:t>
+            </w:r>
+          </w:p>
+          <w:p>
+            <w:pPr>
+              <w:keepNext/>
+              <w:widowControl/>
+              <w:spacing w:before="0" w:after="0" w:line="200" w:lineRule="exact"/>
+            </w:pPr>
+            <w:r>
+              <w:rPr>
+                <w:rFonts w:ascii="Arial" w:hAnsi="Arial"/>
+                <w:b w:val="0"/>
+                <w:color w:val="526372"/>
+                <w:sz w:val="16"/>
+              </w:rPr>
+              <w:t>Vector-query latency</w:t>
+            </w:r>
+          </w:p>
+        </w:tc>
+        <w:tc>
+          <w:tcPr>
+            <w:tcW w:type="dxa" w:w="3493"/>
+            <w:tcMar>
+              <w:top w:w="0" w:type="dxa"/>
+              <w:bottom w:w="0" w:type="dxa"/>
+              <w:left w:w="0" w:type="dxa"/>
+              <w:right w:w="0" w:type="dxa"/>
+            </w:tcMar>
+            <w:tcMar>
+              <w:top w:w="80" w:type="dxa"/>
+              <w:bottom w:w="80" w:type="dxa"/>
+              <w:left w:w="180" w:type="dxa"/>
+              <w:right w:w="180" w:type="dxa"/>
+            </w:tcMar>
+            <w:shd w:fill="F5F0E7"/>
+            <w:tcBorders>
+              <w:top w:val="single" w:sz="8" w:color="FFFFFF"/>
+              <w:bottom w:val="single" w:sz="8" w:color="FFFFFF"/>
+              <w:left w:val="single" w:sz="8" w:color="FFFFFF"/>
+              <w:right w:val="single" w:sz="8" w:color="FFFFFF"/>
+            </w:tcBorders>
+          </w:tcPr>
+          <w:p>
+            <w:pPr>
+              <w:keepNext/>
+              <w:widowControl/>
+              <w:spacing w:before="0" w:after="20" w:line="260" w:lineRule="exact"/>
+            </w:pPr>
+            <w:r>
+              <w:rPr>
+                <w:rFonts w:ascii="Arial" w:hAnsi="Arial"/>
+                <w:b/>
+                <w:color w:val="172F43"/>
+                <w:sz w:val="22"/>
+              </w:rPr>
+              <w:t>$500K+ combined savings</w:t>
+            </w:r>
+          </w:p>
+          <w:p>
+            <w:pPr>
+              <w:keepNext/>
+              <w:widowControl/>
+              <w:spacing w:before="0" w:after="0" w:line="200" w:lineRule="exact"/>
+            </w:pPr>
+            <w:r>
+              <w:rPr>
+                <w:rFonts w:ascii="Arial" w:hAnsi="Arial"/>
+                <w:b w:val="0"/>
+                <w:color w:val="526372"/>
+                <w:sz w:val="16"/>
+              </w:rPr>
+              <w:t>Solr + Mac infrastructure</w:t>
             </w:r>
           </w:p>
         </w:tc>
@@ -745,7 +991,7 @@
         <w:pStyle w:val="Heading1"/>
         <w:keepNext/>
         <w:widowControl/>
-        <w:spacing w:before="200" w:after="160" w:line="240" w:lineRule="exact"/>
+        <w:spacing w:before="140" w:after="80" w:line="240" w:lineRule="exact"/>
       </w:pPr>
       <w:r>
         <w:rPr>
@@ -773,9 +1019,9 @@
         </w:tblBorders>
       </w:tblPr>
       <w:tblGrid>
-        <w:gridCol w:w="1400"/>
-        <w:gridCol w:w="6520"/>
-        <w:gridCol w:w="2560"/>
+        <w:gridCol w:w="1100"/>
+        <w:gridCol w:w="6980"/>
+        <w:gridCol w:w="2400"/>
       </w:tblGrid>
       <w:tr>
         <w:trPr>
@@ -783,7 +1029,7 @@
         </w:trPr>
         <w:tc>
           <w:tcPr>
-            <w:tcW w:type="dxa" w:w="1400"/>
+            <w:tcW w:type="dxa" w:w="1100"/>
             <w:tcMar>
               <w:top w:w="0" w:type="dxa"/>
               <w:bottom w:w="0" w:type="dxa"/>
@@ -802,7 +1048,7 @@
             <w:r>
               <w:drawing>
                 <wp:inline xmlns:a="http://schemas.openxmlformats.org/drawingml/2006/main" xmlns:pic="http://schemas.openxmlformats.org/drawingml/2006/picture">
-                  <wp:extent cx="247934" cy="304800"/>
+                  <wp:extent cx="216942" cy="266700"/>
                   <wp:docPr id="2" name="Picture 2" descr="Apple logo"/>
                   <wp:cNvGraphicFramePr>
                     <a:graphicFrameLocks noChangeAspect="1"/>
@@ -823,7 +1069,7 @@
                         <pic:spPr>
                           <a:xfrm>
                             <a:off x="0" y="0"/>
-                            <a:ext cx="247934" cy="304800"/>
+                            <a:ext cx="216942" cy="266700"/>
                           </a:xfrm>
                           <a:prstGeom prst="rect"/>
                         </pic:spPr>
@@ -837,7 +1083,7 @@
         </w:tc>
         <w:tc>
           <w:tcPr>
-            <w:tcW w:type="dxa" w:w="6520"/>
+            <w:tcW w:type="dxa" w:w="6980"/>
             <w:tcMar>
               <w:top w:w="0" w:type="dxa"/>
               <w:bottom w:w="0" w:type="dxa"/>
@@ -849,14 +1095,14 @@
             <w:pPr>
               <w:keepNext/>
               <w:widowControl/>
-              <w:spacing w:before="0" w:after="60" w:line="300" w:lineRule="exact"/>
+              <w:spacing w:before="0" w:after="40" w:line="260" w:lineRule="exact"/>
             </w:pPr>
             <w:r>
               <w:rPr>
                 <w:rFonts w:ascii="Arial" w:hAnsi="Arial"/>
                 <w:b/>
                 <w:color w:val="172F43"/>
-                <w:sz w:val="24"/>
+                <w:sz w:val="22"/>
               </w:rPr>
               <w:t>Apple</w:t>
             </w:r>
@@ -865,7 +1111,7 @@
             <w:pPr>
               <w:keepNext/>
               <w:widowControl/>
-              <w:spacing w:before="0" w:after="100" w:line="240" w:lineRule="exact"/>
+              <w:spacing w:before="0" w:after="60" w:line="240" w:lineRule="exact"/>
             </w:pPr>
             <w:r>
               <w:rPr>
@@ -880,7 +1126,7 @@
         </w:tc>
         <w:tc>
           <w:tcPr>
-            <w:tcW w:type="dxa" w:w="2560"/>
+            <w:tcW w:type="dxa" w:w="2400"/>
             <w:tcMar>
               <w:top w:w="0" w:type="dxa"/>
               <w:bottom w:w="0" w:type="dxa"/>
@@ -912,7 +1158,7 @@
       <w:pPr>
         <w:keepNext/>
         <w:widowControl/>
-        <w:spacing w:before="0" w:after="140" w:line="240" w:lineRule="exact"/>
+        <w:spacing w:before="0" w:after="80" w:line="220" w:lineRule="exact"/>
       </w:pPr>
       <w:r>
         <w:rPr>
@@ -921,7 +1167,914 @@
           <w:color w:val="526372"/>
           <w:sz w:val="18"/>
         </w:rPr>
-        <w:t>Contract via Mphasis Corp | GenAI retrieval, model serving, ingestion, and reliability</w:t>
+        <w:t>Contract via Mphasis Corp | Enterprise AI infrastructure and platform operations</w:t>
+      </w:r>
+    </w:p>
+    <w:p>
+      <w:pPr>
+        <w:keepNext/>
+        <w:widowControl/>
+        <w:spacing w:before="0" w:after="80" w:line="240" w:lineRule="exact"/>
+      </w:pPr>
+      <w:r>
+        <w:drawing>
+          <wp:inline xmlns:a="http://schemas.openxmlformats.org/drawingml/2006/main" xmlns:pic="http://schemas.openxmlformats.org/drawingml/2006/picture">
+            <wp:extent cx="127000" cy="127000"/>
+            <wp:docPr id="3" name="Picture 3" descr="NVIDIA logo"/>
+            <wp:cNvGraphicFramePr>
+              <a:graphicFrameLocks noChangeAspect="1"/>
+            </wp:cNvGraphicFramePr>
+            <a:graphic>
+              <a:graphicData uri="http://schemas.openxmlformats.org/drawingml/2006/picture">
+                <pic:pic>
+                  <pic:nvPicPr>
+                    <pic:cNvPr id="0" name="nvidia.png"/>
+                    <pic:cNvPicPr/>
+                  </pic:nvPicPr>
+                  <pic:blipFill>
+                    <a:blip r:embed="rId13"/>
+                    <a:stretch>
+                      <a:fillRect/>
+                    </a:stretch>
+                  </pic:blipFill>
+                  <pic:spPr>
+                    <a:xfrm>
+                      <a:off x="0" y="0"/>
+                      <a:ext cx="127000" cy="127000"/>
+                    </a:xfrm>
+                    <a:prstGeom prst="rect"/>
+                  </pic:spPr>
+                </pic:pic>
+              </a:graphicData>
+            </a:graphic>
+          </wp:inline>
+        </w:drawing>
+      </w:r>
+      <w:r>
+        <w:rPr>
+          <w:rFonts w:ascii="Arial" w:hAnsi="Arial"/>
+          <w:b w:val="0"/>
+          <w:color w:val="172F43"/>
+          <w:sz w:val="15"/>
+        </w:rPr>
+        <w:t xml:space="preserve"> </w:t>
+      </w:r>
+      <w:r>
+        <w:rPr>
+          <w:rFonts w:ascii="Arial" w:hAnsi="Arial"/>
+          <w:b w:val="0"/>
+          <w:color w:val="526372"/>
+          <w:sz w:val="15"/>
+        </w:rPr>
+        <w:t>NVIDIA</w:t>
+      </w:r>
+      <w:r>
+        <w:rPr>
+          <w:rFonts w:ascii="Arial" w:hAnsi="Arial"/>
+          <w:b w:val="0"/>
+          <w:color w:val="172F43"/>
+          <w:sz w:val="15"/>
+        </w:rPr>
+        <w:t xml:space="preserve">   </w:t>
+      </w:r>
+      <w:r>
+        <w:drawing>
+          <wp:inline xmlns:a="http://schemas.openxmlformats.org/drawingml/2006/main" xmlns:pic="http://schemas.openxmlformats.org/drawingml/2006/picture">
+            <wp:extent cx="127000" cy="127000"/>
+            <wp:docPr id="4" name="Picture 4" descr="Solr logo"/>
+            <wp:cNvGraphicFramePr>
+              <a:graphicFrameLocks noChangeAspect="1"/>
+            </wp:cNvGraphicFramePr>
+            <a:graphic>
+              <a:graphicData uri="http://schemas.openxmlformats.org/drawingml/2006/picture">
+                <pic:pic>
+                  <pic:nvPicPr>
+                    <pic:cNvPr id="0" name="solr.png"/>
+                    <pic:cNvPicPr/>
+                  </pic:nvPicPr>
+                  <pic:blipFill>
+                    <a:blip r:embed="rId14"/>
+                    <a:stretch>
+                      <a:fillRect/>
+                    </a:stretch>
+                  </pic:blipFill>
+                  <pic:spPr>
+                    <a:xfrm>
+                      <a:off x="0" y="0"/>
+                      <a:ext cx="127000" cy="127000"/>
+                    </a:xfrm>
+                    <a:prstGeom prst="rect"/>
+                  </pic:spPr>
+                </pic:pic>
+              </a:graphicData>
+            </a:graphic>
+          </wp:inline>
+        </w:drawing>
+      </w:r>
+      <w:r>
+        <w:rPr>
+          <w:rFonts w:ascii="Arial" w:hAnsi="Arial"/>
+          <w:b w:val="0"/>
+          <w:color w:val="172F43"/>
+          <w:sz w:val="15"/>
+        </w:rPr>
+        <w:t xml:space="preserve"> </w:t>
+      </w:r>
+      <w:r>
+        <w:rPr>
+          <w:rFonts w:ascii="Arial" w:hAnsi="Arial"/>
+          <w:b w:val="0"/>
+          <w:color w:val="526372"/>
+          <w:sz w:val="15"/>
+        </w:rPr>
+        <w:t>Solr</w:t>
+      </w:r>
+      <w:r>
+        <w:rPr>
+          <w:rFonts w:ascii="Arial" w:hAnsi="Arial"/>
+          <w:b w:val="0"/>
+          <w:color w:val="172F43"/>
+          <w:sz w:val="15"/>
+        </w:rPr>
+        <w:t xml:space="preserve">   </w:t>
+      </w:r>
+      <w:r>
+        <w:drawing>
+          <wp:inline xmlns:a="http://schemas.openxmlformats.org/drawingml/2006/main" xmlns:pic="http://schemas.openxmlformats.org/drawingml/2006/picture">
+            <wp:extent cx="127000" cy="127000"/>
+            <wp:docPr id="5" name="Picture 5" descr="AWS logo"/>
+            <wp:cNvGraphicFramePr>
+              <a:graphicFrameLocks noChangeAspect="1"/>
+            </wp:cNvGraphicFramePr>
+            <a:graphic>
+              <a:graphicData uri="http://schemas.openxmlformats.org/drawingml/2006/picture">
+                <pic:pic>
+                  <pic:nvPicPr>
+                    <pic:cNvPr id="0" name="aws.png"/>
+                    <pic:cNvPicPr/>
+                  </pic:nvPicPr>
+                  <pic:blipFill>
+                    <a:blip r:embed="rId15"/>
+                    <a:stretch>
+                      <a:fillRect/>
+                    </a:stretch>
+                  </pic:blipFill>
+                  <pic:spPr>
+                    <a:xfrm>
+                      <a:off x="0" y="0"/>
+                      <a:ext cx="127000" cy="127000"/>
+                    </a:xfrm>
+                    <a:prstGeom prst="rect"/>
+                  </pic:spPr>
+                </pic:pic>
+              </a:graphicData>
+            </a:graphic>
+          </wp:inline>
+        </w:drawing>
+      </w:r>
+      <w:r>
+        <w:rPr>
+          <w:rFonts w:ascii="Arial" w:hAnsi="Arial"/>
+          <w:b w:val="0"/>
+          <w:color w:val="172F43"/>
+          <w:sz w:val="15"/>
+        </w:rPr>
+        <w:t xml:space="preserve"> </w:t>
+      </w:r>
+      <w:r>
+        <w:rPr>
+          <w:rFonts w:ascii="Arial" w:hAnsi="Arial"/>
+          <w:b w:val="0"/>
+          <w:color w:val="526372"/>
+          <w:sz w:val="15"/>
+        </w:rPr>
+        <w:t>AWS</w:t>
+      </w:r>
+      <w:r>
+        <w:rPr>
+          <w:rFonts w:ascii="Arial" w:hAnsi="Arial"/>
+          <w:b w:val="0"/>
+          <w:color w:val="172F43"/>
+          <w:sz w:val="15"/>
+        </w:rPr>
+        <w:t xml:space="preserve">   </w:t>
+      </w:r>
+      <w:r>
+        <w:drawing>
+          <wp:inline xmlns:a="http://schemas.openxmlformats.org/drawingml/2006/main" xmlns:pic="http://schemas.openxmlformats.org/drawingml/2006/picture">
+            <wp:extent cx="127000" cy="127000"/>
+            <wp:docPr id="6" name="Picture 6" descr="GCP logo"/>
+            <wp:cNvGraphicFramePr>
+              <a:graphicFrameLocks noChangeAspect="1"/>
+            </wp:cNvGraphicFramePr>
+            <a:graphic>
+              <a:graphicData uri="http://schemas.openxmlformats.org/drawingml/2006/picture">
+                <pic:pic>
+                  <pic:nvPicPr>
+                    <pic:cNvPr id="0" name="gcp.png"/>
+                    <pic:cNvPicPr/>
+                  </pic:nvPicPr>
+                  <pic:blipFill>
+                    <a:blip r:embed="rId16"/>
+                    <a:stretch>
+                      <a:fillRect/>
+                    </a:stretch>
+                  </pic:blipFill>
+                  <pic:spPr>
+                    <a:xfrm>
+                      <a:off x="0" y="0"/>
+                      <a:ext cx="127000" cy="127000"/>
+                    </a:xfrm>
+                    <a:prstGeom prst="rect"/>
+                  </pic:spPr>
+                </pic:pic>
+              </a:graphicData>
+            </a:graphic>
+          </wp:inline>
+        </w:drawing>
+      </w:r>
+      <w:r>
+        <w:rPr>
+          <w:rFonts w:ascii="Arial" w:hAnsi="Arial"/>
+          <w:b w:val="0"/>
+          <w:color w:val="172F43"/>
+          <w:sz w:val="15"/>
+        </w:rPr>
+        <w:t xml:space="preserve"> </w:t>
+      </w:r>
+      <w:r>
+        <w:rPr>
+          <w:rFonts w:ascii="Arial" w:hAnsi="Arial"/>
+          <w:b w:val="0"/>
+          <w:color w:val="526372"/>
+          <w:sz w:val="15"/>
+        </w:rPr>
+        <w:t>GCP</w:t>
+      </w:r>
+      <w:r>
+        <w:rPr>
+          <w:rFonts w:ascii="Arial" w:hAnsi="Arial"/>
+          <w:b w:val="0"/>
+          <w:color w:val="172F43"/>
+          <w:sz w:val="15"/>
+        </w:rPr>
+        <w:t xml:space="preserve">   </w:t>
+      </w:r>
+      <w:r>
+        <w:drawing>
+          <wp:inline xmlns:a="http://schemas.openxmlformats.org/drawingml/2006/main" xmlns:pic="http://schemas.openxmlformats.org/drawingml/2006/picture">
+            <wp:extent cx="127000" cy="127000"/>
+            <wp:docPr id="7" name="Picture 7" descr="MongoDB logo"/>
+            <wp:cNvGraphicFramePr>
+              <a:graphicFrameLocks noChangeAspect="1"/>
+            </wp:cNvGraphicFramePr>
+            <a:graphic>
+              <a:graphicData uri="http://schemas.openxmlformats.org/drawingml/2006/picture">
+                <pic:pic>
+                  <pic:nvPicPr>
+                    <pic:cNvPr id="0" name="mongodb.png"/>
+                    <pic:cNvPicPr/>
+                  </pic:nvPicPr>
+                  <pic:blipFill>
+                    <a:blip r:embed="rId17"/>
+                    <a:stretch>
+                      <a:fillRect/>
+                    </a:stretch>
+                  </pic:blipFill>
+                  <pic:spPr>
+                    <a:xfrm>
+                      <a:off x="0" y="0"/>
+                      <a:ext cx="127000" cy="127000"/>
+                    </a:xfrm>
+                    <a:prstGeom prst="rect"/>
+                  </pic:spPr>
+                </pic:pic>
+              </a:graphicData>
+            </a:graphic>
+          </wp:inline>
+        </w:drawing>
+      </w:r>
+      <w:r>
+        <w:rPr>
+          <w:rFonts w:ascii="Arial" w:hAnsi="Arial"/>
+          <w:b w:val="0"/>
+          <w:color w:val="172F43"/>
+          <w:sz w:val="15"/>
+        </w:rPr>
+        <w:t xml:space="preserve"> </w:t>
+      </w:r>
+      <w:r>
+        <w:rPr>
+          <w:rFonts w:ascii="Arial" w:hAnsi="Arial"/>
+          <w:b w:val="0"/>
+          <w:color w:val="526372"/>
+          <w:sz w:val="15"/>
+        </w:rPr>
+        <w:t>MongoDB</w:t>
+      </w:r>
+      <w:r>
+        <w:rPr>
+          <w:rFonts w:ascii="Arial" w:hAnsi="Arial"/>
+          <w:b w:val="0"/>
+          <w:color w:val="172F43"/>
+          <w:sz w:val="15"/>
+        </w:rPr>
+        <w:t xml:space="preserve">   </w:t>
+      </w:r>
+      <w:r>
+        <w:drawing>
+          <wp:inline xmlns:a="http://schemas.openxmlformats.org/drawingml/2006/main" xmlns:pic="http://schemas.openxmlformats.org/drawingml/2006/picture">
+            <wp:extent cx="127000" cy="127000"/>
+            <wp:docPr id="8" name="Picture 8" descr="K8s logo"/>
+            <wp:cNvGraphicFramePr>
+              <a:graphicFrameLocks noChangeAspect="1"/>
+            </wp:cNvGraphicFramePr>
+            <a:graphic>
+              <a:graphicData uri="http://schemas.openxmlformats.org/drawingml/2006/picture">
+                <pic:pic>
+                  <pic:nvPicPr>
+                    <pic:cNvPr id="0" name="kubernetes.png"/>
+                    <pic:cNvPicPr/>
+                  </pic:nvPicPr>
+                  <pic:blipFill>
+                    <a:blip r:embed="rId18"/>
+                    <a:stretch>
+                      <a:fillRect/>
+                    </a:stretch>
+                  </pic:blipFill>
+                  <pic:spPr>
+                    <a:xfrm>
+                      <a:off x="0" y="0"/>
+                      <a:ext cx="127000" cy="127000"/>
+                    </a:xfrm>
+                    <a:prstGeom prst="rect"/>
+                  </pic:spPr>
+                </pic:pic>
+              </a:graphicData>
+            </a:graphic>
+          </wp:inline>
+        </w:drawing>
+      </w:r>
+      <w:r>
+        <w:rPr>
+          <w:rFonts w:ascii="Arial" w:hAnsi="Arial"/>
+          <w:b w:val="0"/>
+          <w:color w:val="172F43"/>
+          <w:sz w:val="15"/>
+        </w:rPr>
+        <w:t xml:space="preserve"> </w:t>
+      </w:r>
+      <w:r>
+        <w:rPr>
+          <w:rFonts w:ascii="Arial" w:hAnsi="Arial"/>
+          <w:b w:val="0"/>
+          <w:color w:val="526372"/>
+          <w:sz w:val="15"/>
+        </w:rPr>
+        <w:t>K8s</w:t>
+      </w:r>
+      <w:r>
+        <w:rPr>
+          <w:rFonts w:ascii="Arial" w:hAnsi="Arial"/>
+          <w:b w:val="0"/>
+          <w:color w:val="172F43"/>
+          <w:sz w:val="15"/>
+        </w:rPr>
+        <w:t xml:space="preserve">   </w:t>
+      </w:r>
+      <w:r>
+        <w:drawing>
+          <wp:inline xmlns:a="http://schemas.openxmlformats.org/drawingml/2006/main" xmlns:pic="http://schemas.openxmlformats.org/drawingml/2006/picture">
+            <wp:extent cx="127000" cy="127000"/>
+            <wp:docPr id="9" name="Picture 9" descr="Prometheus logo"/>
+            <wp:cNvGraphicFramePr>
+              <a:graphicFrameLocks noChangeAspect="1"/>
+            </wp:cNvGraphicFramePr>
+            <a:graphic>
+              <a:graphicData uri="http://schemas.openxmlformats.org/drawingml/2006/picture">
+                <pic:pic>
+                  <pic:nvPicPr>
+                    <pic:cNvPr id="0" name="prometheus.png"/>
+                    <pic:cNvPicPr/>
+                  </pic:nvPicPr>
+                  <pic:blipFill>
+                    <a:blip r:embed="rId19"/>
+                    <a:stretch>
+                      <a:fillRect/>
+                    </a:stretch>
+                  </pic:blipFill>
+                  <pic:spPr>
+                    <a:xfrm>
+                      <a:off x="0" y="0"/>
+                      <a:ext cx="127000" cy="127000"/>
+                    </a:xfrm>
+                    <a:prstGeom prst="rect"/>
+                  </pic:spPr>
+                </pic:pic>
+              </a:graphicData>
+            </a:graphic>
+          </wp:inline>
+        </w:drawing>
+      </w:r>
+      <w:r>
+        <w:rPr>
+          <w:rFonts w:ascii="Arial" w:hAnsi="Arial"/>
+          <w:b w:val="0"/>
+          <w:color w:val="172F43"/>
+          <w:sz w:val="15"/>
+        </w:rPr>
+        <w:t xml:space="preserve"> </w:t>
+      </w:r>
+      <w:r>
+        <w:rPr>
+          <w:rFonts w:ascii="Arial" w:hAnsi="Arial"/>
+          <w:b w:val="0"/>
+          <w:color w:val="526372"/>
+          <w:sz w:val="15"/>
+        </w:rPr>
+        <w:t>Prometheus</w:t>
+      </w:r>
+      <w:r>
+        <w:rPr>
+          <w:rFonts w:ascii="Arial" w:hAnsi="Arial"/>
+          <w:b w:val="0"/>
+          <w:color w:val="172F43"/>
+          <w:sz w:val="15"/>
+        </w:rPr>
+        <w:t xml:space="preserve">   </w:t>
+      </w:r>
+      <w:r>
+        <w:drawing>
+          <wp:inline xmlns:a="http://schemas.openxmlformats.org/drawingml/2006/main" xmlns:pic="http://schemas.openxmlformats.org/drawingml/2006/picture">
+            <wp:extent cx="127000" cy="127000"/>
+            <wp:docPr id="10" name="Picture 10" descr="Terraform logo"/>
+            <wp:cNvGraphicFramePr>
+              <a:graphicFrameLocks noChangeAspect="1"/>
+            </wp:cNvGraphicFramePr>
+            <a:graphic>
+              <a:graphicData uri="http://schemas.openxmlformats.org/drawingml/2006/picture">
+                <pic:pic>
+                  <pic:nvPicPr>
+                    <pic:cNvPr id="0" name="terraform.png"/>
+                    <pic:cNvPicPr/>
+                  </pic:nvPicPr>
+                  <pic:blipFill>
+                    <a:blip r:embed="rId20"/>
+                    <a:stretch>
+                      <a:fillRect/>
+                    </a:stretch>
+                  </pic:blipFill>
+                  <pic:spPr>
+                    <a:xfrm>
+                      <a:off x="0" y="0"/>
+                      <a:ext cx="127000" cy="127000"/>
+                    </a:xfrm>
+                    <a:prstGeom prst="rect"/>
+                  </pic:spPr>
+                </pic:pic>
+              </a:graphicData>
+            </a:graphic>
+          </wp:inline>
+        </w:drawing>
+      </w:r>
+      <w:r>
+        <w:rPr>
+          <w:rFonts w:ascii="Arial" w:hAnsi="Arial"/>
+          <w:b w:val="0"/>
+          <w:color w:val="172F43"/>
+          <w:sz w:val="15"/>
+        </w:rPr>
+        <w:t xml:space="preserve"> </w:t>
+      </w:r>
+      <w:r>
+        <w:rPr>
+          <w:rFonts w:ascii="Arial" w:hAnsi="Arial"/>
+          <w:b w:val="0"/>
+          <w:color w:val="526372"/>
+          <w:sz w:val="15"/>
+        </w:rPr>
+        <w:t>Terraform</w:t>
+      </w:r>
+      <w:r>
+        <w:br/>
+      </w:r>
+      <w:r>
+        <w:drawing>
+          <wp:inline xmlns:a="http://schemas.openxmlformats.org/drawingml/2006/main" xmlns:pic="http://schemas.openxmlformats.org/drawingml/2006/picture">
+            <wp:extent cx="127000" cy="127000"/>
+            <wp:docPr id="11" name="Picture 11" descr="vLLM logo"/>
+            <wp:cNvGraphicFramePr>
+              <a:graphicFrameLocks noChangeAspect="1"/>
+            </wp:cNvGraphicFramePr>
+            <a:graphic>
+              <a:graphicData uri="http://schemas.openxmlformats.org/drawingml/2006/picture">
+                <pic:pic>
+                  <pic:nvPicPr>
+                    <pic:cNvPr id="0" name="vllm.png"/>
+                    <pic:cNvPicPr/>
+                  </pic:nvPicPr>
+                  <pic:blipFill>
+                    <a:blip r:embed="rId21"/>
+                    <a:stretch>
+                      <a:fillRect/>
+                    </a:stretch>
+                  </pic:blipFill>
+                  <pic:spPr>
+                    <a:xfrm>
+                      <a:off x="0" y="0"/>
+                      <a:ext cx="127000" cy="127000"/>
+                    </a:xfrm>
+                    <a:prstGeom prst="rect"/>
+                  </pic:spPr>
+                </pic:pic>
+              </a:graphicData>
+            </a:graphic>
+          </wp:inline>
+        </w:drawing>
+      </w:r>
+      <w:r>
+        <w:rPr>
+          <w:rFonts w:ascii="Arial" w:hAnsi="Arial"/>
+          <w:b w:val="0"/>
+          <w:color w:val="172F43"/>
+          <w:sz w:val="15"/>
+        </w:rPr>
+        <w:t xml:space="preserve"> </w:t>
+      </w:r>
+      <w:r>
+        <w:rPr>
+          <w:rFonts w:ascii="Arial" w:hAnsi="Arial"/>
+          <w:b w:val="0"/>
+          <w:color w:val="526372"/>
+          <w:sz w:val="15"/>
+        </w:rPr>
+        <w:t>vLLM</w:t>
+      </w:r>
+      <w:r>
+        <w:rPr>
+          <w:rFonts w:ascii="Arial" w:hAnsi="Arial"/>
+          <w:b w:val="0"/>
+          <w:color w:val="172F43"/>
+          <w:sz w:val="15"/>
+        </w:rPr>
+        <w:t xml:space="preserve">   </w:t>
+      </w:r>
+      <w:r>
+        <w:drawing>
+          <wp:inline xmlns:a="http://schemas.openxmlformats.org/drawingml/2006/main" xmlns:pic="http://schemas.openxmlformats.org/drawingml/2006/picture">
+            <wp:extent cx="127000" cy="127000"/>
+            <wp:docPr id="12" name="Picture 12" descr="Hugging Face logo"/>
+            <wp:cNvGraphicFramePr>
+              <a:graphicFrameLocks noChangeAspect="1"/>
+            </wp:cNvGraphicFramePr>
+            <a:graphic>
+              <a:graphicData uri="http://schemas.openxmlformats.org/drawingml/2006/picture">
+                <pic:pic>
+                  <pic:nvPicPr>
+                    <pic:cNvPr id="0" name="huggingface.png"/>
+                    <pic:cNvPicPr/>
+                  </pic:nvPicPr>
+                  <pic:blipFill>
+                    <a:blip r:embed="rId22"/>
+                    <a:stretch>
+                      <a:fillRect/>
+                    </a:stretch>
+                  </pic:blipFill>
+                  <pic:spPr>
+                    <a:xfrm>
+                      <a:off x="0" y="0"/>
+                      <a:ext cx="127000" cy="127000"/>
+                    </a:xfrm>
+                    <a:prstGeom prst="rect"/>
+                  </pic:spPr>
+                </pic:pic>
+              </a:graphicData>
+            </a:graphic>
+          </wp:inline>
+        </w:drawing>
+      </w:r>
+      <w:r>
+        <w:rPr>
+          <w:rFonts w:ascii="Arial" w:hAnsi="Arial"/>
+          <w:b w:val="0"/>
+          <w:color w:val="172F43"/>
+          <w:sz w:val="15"/>
+        </w:rPr>
+        <w:t xml:space="preserve"> </w:t>
+      </w:r>
+      <w:r>
+        <w:rPr>
+          <w:rFonts w:ascii="Arial" w:hAnsi="Arial"/>
+          <w:b w:val="0"/>
+          <w:color w:val="526372"/>
+          <w:sz w:val="15"/>
+        </w:rPr>
+        <w:t>Hugging Face</w:t>
+      </w:r>
+      <w:r>
+        <w:rPr>
+          <w:rFonts w:ascii="Arial" w:hAnsi="Arial"/>
+          <w:b w:val="0"/>
+          <w:color w:val="172F43"/>
+          <w:sz w:val="15"/>
+        </w:rPr>
+        <w:t xml:space="preserve">   </w:t>
+      </w:r>
+      <w:r>
+        <w:drawing>
+          <wp:inline xmlns:a="http://schemas.openxmlformats.org/drawingml/2006/main" xmlns:pic="http://schemas.openxmlformats.org/drawingml/2006/picture">
+            <wp:extent cx="127000" cy="127000"/>
+            <wp:docPr id="13" name="Picture 13" descr="Helm logo"/>
+            <wp:cNvGraphicFramePr>
+              <a:graphicFrameLocks noChangeAspect="1"/>
+            </wp:cNvGraphicFramePr>
+            <a:graphic>
+              <a:graphicData uri="http://schemas.openxmlformats.org/drawingml/2006/picture">
+                <pic:pic>
+                  <pic:nvPicPr>
+                    <pic:cNvPr id="0" name="helm.png"/>
+                    <pic:cNvPicPr/>
+                  </pic:nvPicPr>
+                  <pic:blipFill>
+                    <a:blip r:embed="rId23"/>
+                    <a:stretch>
+                      <a:fillRect/>
+                    </a:stretch>
+                  </pic:blipFill>
+                  <pic:spPr>
+                    <a:xfrm>
+                      <a:off x="0" y="0"/>
+                      <a:ext cx="127000" cy="127000"/>
+                    </a:xfrm>
+                    <a:prstGeom prst="rect"/>
+                  </pic:spPr>
+                </pic:pic>
+              </a:graphicData>
+            </a:graphic>
+          </wp:inline>
+        </w:drawing>
+      </w:r>
+      <w:r>
+        <w:rPr>
+          <w:rFonts w:ascii="Arial" w:hAnsi="Arial"/>
+          <w:b w:val="0"/>
+          <w:color w:val="172F43"/>
+          <w:sz w:val="15"/>
+        </w:rPr>
+        <w:t xml:space="preserve"> </w:t>
+      </w:r>
+      <w:r>
+        <w:rPr>
+          <w:rFonts w:ascii="Arial" w:hAnsi="Arial"/>
+          <w:b w:val="0"/>
+          <w:color w:val="526372"/>
+          <w:sz w:val="15"/>
+        </w:rPr>
+        <w:t>Helm</w:t>
+      </w:r>
+      <w:r>
+        <w:rPr>
+          <w:rFonts w:ascii="Arial" w:hAnsi="Arial"/>
+          <w:b w:val="0"/>
+          <w:color w:val="172F43"/>
+          <w:sz w:val="15"/>
+        </w:rPr>
+        <w:t xml:space="preserve">   </w:t>
+      </w:r>
+      <w:r>
+        <w:drawing>
+          <wp:inline xmlns:a="http://schemas.openxmlformats.org/drawingml/2006/main" xmlns:pic="http://schemas.openxmlformats.org/drawingml/2006/picture">
+            <wp:extent cx="127000" cy="127000"/>
+            <wp:docPr id="14" name="Picture 14" descr="Argo CD logo"/>
+            <wp:cNvGraphicFramePr>
+              <a:graphicFrameLocks noChangeAspect="1"/>
+            </wp:cNvGraphicFramePr>
+            <a:graphic>
+              <a:graphicData uri="http://schemas.openxmlformats.org/drawingml/2006/picture">
+                <pic:pic>
+                  <pic:nvPicPr>
+                    <pic:cNvPr id="0" name="argo.png"/>
+                    <pic:cNvPicPr/>
+                  </pic:nvPicPr>
+                  <pic:blipFill>
+                    <a:blip r:embed="rId24"/>
+                    <a:stretch>
+                      <a:fillRect/>
+                    </a:stretch>
+                  </pic:blipFill>
+                  <pic:spPr>
+                    <a:xfrm>
+                      <a:off x="0" y="0"/>
+                      <a:ext cx="127000" cy="127000"/>
+                    </a:xfrm>
+                    <a:prstGeom prst="rect"/>
+                  </pic:spPr>
+                </pic:pic>
+              </a:graphicData>
+            </a:graphic>
+          </wp:inline>
+        </w:drawing>
+      </w:r>
+      <w:r>
+        <w:rPr>
+          <w:rFonts w:ascii="Arial" w:hAnsi="Arial"/>
+          <w:b w:val="0"/>
+          <w:color w:val="172F43"/>
+          <w:sz w:val="15"/>
+        </w:rPr>
+        <w:t xml:space="preserve"> </w:t>
+      </w:r>
+      <w:r>
+        <w:rPr>
+          <w:rFonts w:ascii="Arial" w:hAnsi="Arial"/>
+          <w:b w:val="0"/>
+          <w:color w:val="526372"/>
+          <w:sz w:val="15"/>
+        </w:rPr>
+        <w:t>Argo CD</w:t>
+      </w:r>
+      <w:r>
+        <w:rPr>
+          <w:rFonts w:ascii="Arial" w:hAnsi="Arial"/>
+          <w:b w:val="0"/>
+          <w:color w:val="172F43"/>
+          <w:sz w:val="15"/>
+        </w:rPr>
+        <w:t xml:space="preserve">   </w:t>
+      </w:r>
+      <w:r>
+        <w:drawing>
+          <wp:inline xmlns:a="http://schemas.openxmlformats.org/drawingml/2006/main" xmlns:pic="http://schemas.openxmlformats.org/drawingml/2006/picture">
+            <wp:extent cx="127000" cy="127000"/>
+            <wp:docPr id="15" name="Picture 15" descr="Grafana logo"/>
+            <wp:cNvGraphicFramePr>
+              <a:graphicFrameLocks noChangeAspect="1"/>
+            </wp:cNvGraphicFramePr>
+            <a:graphic>
+              <a:graphicData uri="http://schemas.openxmlformats.org/drawingml/2006/picture">
+                <pic:pic>
+                  <pic:nvPicPr>
+                    <pic:cNvPr id="0" name="grafana.png"/>
+                    <pic:cNvPicPr/>
+                  </pic:nvPicPr>
+                  <pic:blipFill>
+                    <a:blip r:embed="rId25"/>
+                    <a:stretch>
+                      <a:fillRect/>
+                    </a:stretch>
+                  </pic:blipFill>
+                  <pic:spPr>
+                    <a:xfrm>
+                      <a:off x="0" y="0"/>
+                      <a:ext cx="127000" cy="127000"/>
+                    </a:xfrm>
+                    <a:prstGeom prst="rect"/>
+                  </pic:spPr>
+                </pic:pic>
+              </a:graphicData>
+            </a:graphic>
+          </wp:inline>
+        </w:drawing>
+      </w:r>
+      <w:r>
+        <w:rPr>
+          <w:rFonts w:ascii="Arial" w:hAnsi="Arial"/>
+          <w:b w:val="0"/>
+          <w:color w:val="172F43"/>
+          <w:sz w:val="15"/>
+        </w:rPr>
+        <w:t xml:space="preserve"> </w:t>
+      </w:r>
+      <w:r>
+        <w:rPr>
+          <w:rFonts w:ascii="Arial" w:hAnsi="Arial"/>
+          <w:b w:val="0"/>
+          <w:color w:val="526372"/>
+          <w:sz w:val="15"/>
+        </w:rPr>
+        <w:t>Grafana</w:t>
+      </w:r>
+      <w:r>
+        <w:rPr>
+          <w:rFonts w:ascii="Arial" w:hAnsi="Arial"/>
+          <w:b w:val="0"/>
+          <w:color w:val="172F43"/>
+          <w:sz w:val="15"/>
+        </w:rPr>
+        <w:t xml:space="preserve">   </w:t>
+      </w:r>
+      <w:r>
+        <w:drawing>
+          <wp:inline xmlns:a="http://schemas.openxmlformats.org/drawingml/2006/main" xmlns:pic="http://schemas.openxmlformats.org/drawingml/2006/picture">
+            <wp:extent cx="127000" cy="127000"/>
+            <wp:docPr id="16" name="Picture 16" descr="Disaster recovery logo"/>
+            <wp:cNvGraphicFramePr>
+              <a:graphicFrameLocks noChangeAspect="1"/>
+            </wp:cNvGraphicFramePr>
+            <a:graphic>
+              <a:graphicData uri="http://schemas.openxmlformats.org/drawingml/2006/picture">
+                <pic:pic>
+                  <pic:nvPicPr>
+                    <pic:cNvPr id="0" name="dr.png"/>
+                    <pic:cNvPicPr/>
+                  </pic:nvPicPr>
+                  <pic:blipFill>
+                    <a:blip r:embed="rId26"/>
+                    <a:stretch>
+                      <a:fillRect/>
+                    </a:stretch>
+                  </pic:blipFill>
+                  <pic:spPr>
+                    <a:xfrm>
+                      <a:off x="0" y="0"/>
+                      <a:ext cx="127000" cy="127000"/>
+                    </a:xfrm>
+                    <a:prstGeom prst="rect"/>
+                  </pic:spPr>
+                </pic:pic>
+              </a:graphicData>
+            </a:graphic>
+          </wp:inline>
+        </w:drawing>
+      </w:r>
+      <w:r>
+        <w:rPr>
+          <w:rFonts w:ascii="Arial" w:hAnsi="Arial"/>
+          <w:b w:val="0"/>
+          <w:color w:val="172F43"/>
+          <w:sz w:val="15"/>
+        </w:rPr>
+        <w:t xml:space="preserve"> </w:t>
+      </w:r>
+      <w:r>
+        <w:rPr>
+          <w:rFonts w:ascii="Arial" w:hAnsi="Arial"/>
+          <w:b w:val="0"/>
+          <w:color w:val="526372"/>
+          <w:sz w:val="15"/>
+        </w:rPr>
+        <w:t>Disaster recovery</w:t>
+      </w:r>
+      <w:r>
+        <w:rPr>
+          <w:rFonts w:ascii="Arial" w:hAnsi="Arial"/>
+          <w:b w:val="0"/>
+          <w:color w:val="172F43"/>
+          <w:sz w:val="15"/>
+        </w:rPr>
+        <w:t xml:space="preserve">   </w:t>
+      </w:r>
+      <w:r>
+        <w:drawing>
+          <wp:inline xmlns:a="http://schemas.openxmlformats.org/drawingml/2006/main" xmlns:pic="http://schemas.openxmlformats.org/drawingml/2006/picture">
+            <wp:extent cx="127000" cy="127000"/>
+            <wp:docPr id="17" name="Picture 17" descr="High availability logo"/>
+            <wp:cNvGraphicFramePr>
+              <a:graphicFrameLocks noChangeAspect="1"/>
+            </wp:cNvGraphicFramePr>
+            <a:graphic>
+              <a:graphicData uri="http://schemas.openxmlformats.org/drawingml/2006/picture">
+                <pic:pic>
+                  <pic:nvPicPr>
+                    <pic:cNvPr id="0" name="ha.png"/>
+                    <pic:cNvPicPr/>
+                  </pic:nvPicPr>
+                  <pic:blipFill>
+                    <a:blip r:embed="rId27"/>
+                    <a:stretch>
+                      <a:fillRect/>
+                    </a:stretch>
+                  </pic:blipFill>
+                  <pic:spPr>
+                    <a:xfrm>
+                      <a:off x="0" y="0"/>
+                      <a:ext cx="127000" cy="127000"/>
+                    </a:xfrm>
+                    <a:prstGeom prst="rect"/>
+                  </pic:spPr>
+                </pic:pic>
+              </a:graphicData>
+            </a:graphic>
+          </wp:inline>
+        </w:drawing>
+      </w:r>
+      <w:r>
+        <w:rPr>
+          <w:rFonts w:ascii="Arial" w:hAnsi="Arial"/>
+          <w:b w:val="0"/>
+          <w:color w:val="172F43"/>
+          <w:sz w:val="15"/>
+        </w:rPr>
+        <w:t xml:space="preserve"> </w:t>
+      </w:r>
+      <w:r>
+        <w:rPr>
+          <w:rFonts w:ascii="Arial" w:hAnsi="Arial"/>
+          <w:b w:val="0"/>
+          <w:color w:val="526372"/>
+          <w:sz w:val="15"/>
+        </w:rPr>
+        <w:t>High availability</w:t>
       </w:r>
     </w:p>
     <w:p>
@@ -941,20 +2094,11 @@
       <w:r>
         <w:rPr>
           <w:rFonts w:ascii="Arial" w:hAnsi="Arial"/>
-          <w:b/>
-          <w:color w:val="172F43"/>
-          <w:sz w:val="20"/>
-        </w:rPr>
-        <w:t>LLM platform ownership.</w:t>
-      </w:r>
-      <w:r>
-        <w:rPr>
-          <w:rFonts w:ascii="Arial" w:hAnsi="Arial"/>
           <w:b w:val="0"/>
           <w:color w:val="172F43"/>
           <w:sz w:val="20"/>
         </w:rPr>
-        <w:t xml:space="preserve"> Developed and co-owned Helm/Argo CD tooling for onboarding and deploying vLLM models on a dedicated GPU-backed EKS cluster, integrated with the ingestion and inference platform on a separate EKS cluster.</w:t>
+        <w:t>Shipped deployment workflows for 10+ GenAI ingestion and inference microservices across Dev/UAT/Prod. Owned Kubernetes/EKS operations, upgrades, routing, autoscaling, resource sizing, and production diagnosis.</w:t>
       </w:r>
     </w:p>
     <w:p>
@@ -974,20 +2118,11 @@
       <w:r>
         <w:rPr>
           <w:rFonts w:ascii="Arial" w:hAnsi="Arial"/>
-          <w:b/>
-          <w:color w:val="172F43"/>
-          <w:sz w:val="20"/>
-        </w:rPr>
-        <w:t>Model artifact lifecycle.</w:t>
-      </w:r>
-      <w:r>
-        <w:rPr>
-          <w:rFonts w:ascii="Arial" w:hAnsi="Arial"/>
           <w:b w:val="0"/>
           <w:color w:val="172F43"/>
           <w:sz w:val="20"/>
         </w:rPr>
-        <w:t xml:space="preserve"> Implemented S3-to-FSx for Lustre staging, checksum generation and startup verification, shared model volumes, read-only serving mounts, and Kubernetes credential integration.</w:t>
+        <w:t>Shipped and owned GPU model-serving and onboarding tooling using Helm/Argo CD and custom vLLM images; configured tensor parallelism, GPU memory budgets, context limits, and LoRA. Built S3-to-FSx weight staging with checksum validation and read-only serving mounts.</w:t>
       </w:r>
     </w:p>
     <w:p>
@@ -1007,11 +2142,20 @@
       <w:r>
         <w:rPr>
           <w:rFonts w:ascii="Arial" w:hAnsi="Arial"/>
+          <w:b w:val="0"/>
+          <w:color w:val="172F43"/>
+          <w:sz w:val="20"/>
+        </w:rPr>
+        <w:t xml:space="preserve">Owned vector database capacity and reliability across Solr, Milvus, and OpenSearch; scaled to </w:t>
+      </w:r>
+      <w:r>
+        <w:rPr>
+          <w:rFonts w:ascii="Arial" w:hAnsi="Arial"/>
           <w:b/>
           <w:color w:val="172F43"/>
           <w:sz w:val="20"/>
         </w:rPr>
-        <w:t>Inference serving.</w:t>
+        <w:t>250+ nodes</w:t>
       </w:r>
       <w:r>
         <w:rPr>
@@ -1020,7 +2164,43 @@
           <w:color w:val="172F43"/>
           <w:sz w:val="20"/>
         </w:rPr>
-        <w:t xml:space="preserve"> Configured tensor parallelism, precision, context limits, GPU memory budgets, and LoRA adapter serving; maintained custom vLLM images and a 122B FP8 deployment configuration with four two-GPU replicas.</w:t>
+        <w:t xml:space="preserve"> / </w:t>
+      </w:r>
+      <w:r>
+        <w:rPr>
+          <w:rFonts w:ascii="Arial" w:hAnsi="Arial"/>
+          <w:b/>
+          <w:color w:val="172F43"/>
+          <w:sz w:val="20"/>
+        </w:rPr>
+        <w:t>~200 TB</w:t>
+      </w:r>
+      <w:r>
+        <w:rPr>
+          <w:rFonts w:ascii="Arial" w:hAnsi="Arial"/>
+          <w:b w:val="0"/>
+          <w:color w:val="172F43"/>
+          <w:sz w:val="20"/>
+        </w:rPr>
+        <w:t xml:space="preserve"> and cut query latency from </w:t>
+      </w:r>
+      <w:r>
+        <w:rPr>
+          <w:rFonts w:ascii="Arial" w:hAnsi="Arial"/>
+          <w:b/>
+          <w:color w:val="172F43"/>
+          <w:sz w:val="20"/>
+        </w:rPr>
+        <w:t>~7.0s to ~1.9s</w:t>
+      </w:r>
+      <w:r>
+        <w:rPr>
+          <w:rFonts w:ascii="Arial" w:hAnsi="Arial"/>
+          <w:b w:val="0"/>
+          <w:color w:val="172F43"/>
+          <w:sz w:val="20"/>
+        </w:rPr>
+        <w:t xml:space="preserve"> through JVM/GC, OS, cache, query, and index tuning.</w:t>
       </w:r>
     </w:p>
     <w:p>
@@ -1040,209 +2220,11 @@
       <w:r>
         <w:rPr>
           <w:rFonts w:ascii="Arial" w:hAnsi="Arial"/>
-          <w:b/>
-          <w:color w:val="172F43"/>
-          <w:sz w:val="20"/>
-        </w:rPr>
-        <w:t>Distributed retrieval at scale.</w:t>
-      </w:r>
-      <w:r>
-        <w:rPr>
-          <w:rFonts w:ascii="Arial" w:hAnsi="Arial"/>
           <w:b w:val="0"/>
           <w:color w:val="172F43"/>
           <w:sz w:val="20"/>
         </w:rPr>
-        <w:t xml:space="preserve"> Expanded and automated infrastructure from approximately 10 to 250+ nodes, supporting about 200 TB of vector indices across Solr, Milvus, and OpenSearch.</w:t>
-      </w:r>
-    </w:p>
-    <w:p>
-      <w:r>
-        <w:br w:type="page"/>
-      </w:r>
-    </w:p>
-    <w:p>
-      <w:pPr>
-        <w:pStyle w:val="Heading1"/>
-        <w:keepNext/>
-        <w:widowControl/>
-        <w:spacing w:before="200" w:after="160" w:line="240" w:lineRule="exact"/>
-      </w:pPr>
-      <w:r>
-        <w:rPr>
-          <w:rFonts w:ascii="Arial" w:hAnsi="Arial"/>
-          <w:b/>
-          <w:color w:val="007D87"/>
-          <w:sz w:val="18"/>
-        </w:rPr>
-        <w:t>PROFESSIONAL EXPERIENCE | CONTINUED</w:t>
-      </w:r>
-    </w:p>
-    <w:tbl>
-      <w:tblPr>
-        <w:tblW w:type="auto" w:w="0"/>
-        <w:jc w:val="center"/>
-        <w:tblLayout w:type="fixed"/>
-        <w:tblLook w:firstColumn="1" w:firstRow="1" w:lastColumn="0" w:lastRow="0" w:noHBand="0" w:noVBand="1" w:val="04A0"/>
-        <w:tblBorders>
-          <w:top w:val="nil"/>
-          <w:left w:val="nil"/>
-          <w:bottom w:val="nil"/>
-          <w:right w:val="nil"/>
-          <w:insideH w:val="nil"/>
-          <w:insideV w:val="nil"/>
-        </w:tblBorders>
-      </w:tblPr>
-      <w:tblGrid>
-        <w:gridCol w:w="1400"/>
-        <w:gridCol w:w="6520"/>
-        <w:gridCol w:w="2560"/>
-      </w:tblGrid>
-      <w:tr>
-        <w:trPr>
-          <w:cantSplit/>
-        </w:trPr>
-        <w:tc>
-          <w:tcPr>
-            <w:tcW w:type="dxa" w:w="1400"/>
-            <w:tcMar>
-              <w:top w:w="0" w:type="dxa"/>
-              <w:bottom w:w="0" w:type="dxa"/>
-              <w:left w:w="0" w:type="dxa"/>
-              <w:right w:w="0" w:type="dxa"/>
-            </w:tcMar>
-            <w:vAlign w:val="center"/>
-          </w:tcPr>
-          <w:p>
-            <w:pPr>
-              <w:keepNext/>
-              <w:widowControl/>
-              <w:spacing w:before="0" w:after="0" w:line="240" w:lineRule="auto"/>
-              <w:jc w:val="center"/>
-            </w:pPr>
-            <w:r>
-              <w:drawing>
-                <wp:inline xmlns:a="http://schemas.openxmlformats.org/drawingml/2006/main" xmlns:pic="http://schemas.openxmlformats.org/drawingml/2006/picture">
-                  <wp:extent cx="247934" cy="304800"/>
-                  <wp:docPr id="3" name="Picture 3" descr="Apple logo"/>
-                  <wp:cNvGraphicFramePr>
-                    <a:graphicFrameLocks noChangeAspect="1"/>
-                  </wp:cNvGraphicFramePr>
-                  <a:graphic>
-                    <a:graphicData uri="http://schemas.openxmlformats.org/drawingml/2006/picture">
-                      <pic:pic>
-                        <pic:nvPicPr>
-                          <pic:cNvPr id="0" name="apple.png"/>
-                          <pic:cNvPicPr/>
-                        </pic:nvPicPr>
-                        <pic:blipFill>
-                          <a:blip r:embed="rId12"/>
-                          <a:stretch>
-                            <a:fillRect/>
-                          </a:stretch>
-                        </pic:blipFill>
-                        <pic:spPr>
-                          <a:xfrm>
-                            <a:off x="0" y="0"/>
-                            <a:ext cx="247934" cy="304800"/>
-                          </a:xfrm>
-                          <a:prstGeom prst="rect"/>
-                        </pic:spPr>
-                      </pic:pic>
-                    </a:graphicData>
-                  </a:graphic>
-                </wp:inline>
-              </w:drawing>
-            </w:r>
-          </w:p>
-        </w:tc>
-        <w:tc>
-          <w:tcPr>
-            <w:tcW w:type="dxa" w:w="6520"/>
-            <w:tcMar>
-              <w:top w:w="0" w:type="dxa"/>
-              <w:bottom w:w="0" w:type="dxa"/>
-              <w:left w:w="0" w:type="dxa"/>
-              <w:right w:w="0" w:type="dxa"/>
-            </w:tcMar>
-          </w:tcPr>
-          <w:p>
-            <w:pPr>
-              <w:keepNext/>
-              <w:widowControl/>
-              <w:spacing w:before="0" w:after="60" w:line="300" w:lineRule="exact"/>
-            </w:pPr>
-            <w:r>
-              <w:rPr>
-                <w:rFonts w:ascii="Arial" w:hAnsi="Arial"/>
-                <w:b/>
-                <w:color w:val="172F43"/>
-                <w:sz w:val="24"/>
-              </w:rPr>
-              <w:t>Apple | Continued</w:t>
-            </w:r>
-          </w:p>
-          <w:p>
-            <w:pPr>
-              <w:keepNext/>
-              <w:widowControl/>
-              <w:spacing w:before="0" w:after="100" w:line="240" w:lineRule="exact"/>
-            </w:pPr>
-            <w:r>
-              <w:rPr>
-                <w:rFonts w:ascii="Arial" w:hAnsi="Arial"/>
-                <w:b w:val="0"/>
-                <w:color w:val="172F43"/>
-                <w:sz w:val="18"/>
-              </w:rPr>
-              <w:t>GenAI Platform Engineering &amp; Cloud Architect</w:t>
-            </w:r>
-          </w:p>
-        </w:tc>
-        <w:tc>
-          <w:tcPr>
-            <w:tcW w:type="dxa" w:w="2560"/>
-            <w:tcMar>
-              <w:top w:w="0" w:type="dxa"/>
-              <w:bottom w:w="0" w:type="dxa"/>
-              <w:left w:w="0" w:type="dxa"/>
-              <w:right w:w="0" w:type="dxa"/>
-            </w:tcMar>
-          </w:tcPr>
-          <w:p>
-            <w:pPr>
-              <w:keepNext/>
-              <w:widowControl/>
-              <w:spacing w:before="0" w:after="0" w:line="300" w:lineRule="exact"/>
-              <w:jc w:val="right"/>
-            </w:pPr>
-            <w:r>
-              <w:rPr>
-                <w:rFonts w:ascii="Arial" w:hAnsi="Arial"/>
-                <w:b w:val="0"/>
-                <w:color w:val="526372"/>
-                <w:sz w:val="18"/>
-              </w:rPr>
-              <w:t>Apr 2024 - Aug 2026</w:t>
-            </w:r>
-          </w:p>
-        </w:tc>
-      </w:tr>
-    </w:tbl>
-    <w:p>
-      <w:pPr>
-        <w:keepNext/>
-        <w:widowControl/>
-        <w:spacing w:before="0" w:after="140" w:line="240" w:lineRule="exact"/>
-      </w:pPr>
-      <w:r>
-        <w:rPr>
-          <w:rFonts w:ascii="Arial" w:hAnsi="Arial"/>
-          <w:b w:val="0"/>
-          <w:color w:val="526372"/>
-          <w:sz w:val="18"/>
-        </w:rPr>
-        <w:t>Contract via Mphasis Corp | GenAI retrieval, model serving, ingestion, and reliability</w:t>
+        <w:t>Owned database and messaging operations across vector stores, Redis, MongoDB, Elasticsearch, and Kafka. Shipped Solr IaC and lifecycle tooling with Terraform, CloudFormation, Ansible, and Python for provisioning, health checks, backups, recovery, and cleanup.</w:t>
       </w:r>
     </w:p>
     <w:p>
@@ -1262,11 +2244,20 @@
       <w:r>
         <w:rPr>
           <w:rFonts w:ascii="Arial" w:hAnsi="Arial"/>
+          <w:b w:val="0"/>
+          <w:color w:val="172F43"/>
+          <w:sz w:val="20"/>
+        </w:rPr>
+        <w:t xml:space="preserve">Owned observability from metrics and logs to dashboards and alerts; helped reduce incidents from </w:t>
+      </w:r>
+      <w:r>
+        <w:rPr>
+          <w:rFonts w:ascii="Arial" w:hAnsi="Arial"/>
           <w:b/>
           <w:color w:val="172F43"/>
           <w:sz w:val="20"/>
         </w:rPr>
-        <w:t>Performance engineering.</w:t>
+        <w:t>~20/day to ~2/week</w:t>
       </w:r>
       <w:r>
         <w:rPr>
@@ -1275,7 +2266,7 @@
           <w:color w:val="172F43"/>
           <w:sz w:val="20"/>
         </w:rPr>
-        <w:t xml:space="preserve"> Reduced vector-query latency from approximately 7.0s to 1.9s through JVM/GC, OS, cache, query, and index tuning against production workloads.</w:t>
+        <w:t xml:space="preserve"> through automation, performance tuning, and recurring-failure remediation.</w:t>
       </w:r>
     </w:p>
     <w:p>
@@ -1295,11 +2286,20 @@
       <w:r>
         <w:rPr>
           <w:rFonts w:ascii="Arial" w:hAnsi="Arial"/>
+          <w:b w:val="0"/>
+          <w:color w:val="172F43"/>
+          <w:sz w:val="20"/>
+        </w:rPr>
+        <w:t xml:space="preserve">Migrated 200 Solr nodes to AWS Graviton/ARM64, preserving throughput while saving </w:t>
+      </w:r>
+      <w:r>
+        <w:rPr>
+          <w:rFonts w:ascii="Arial" w:hAnsi="Arial"/>
           <w:b/>
           <w:color w:val="172F43"/>
           <w:sz w:val="20"/>
         </w:rPr>
-        <w:t>Capacity and cost.</w:t>
+        <w:t>19.8%</w:t>
       </w:r>
       <w:r>
         <w:rPr>
@@ -1308,22 +2308,7 @@
           <w:color w:val="172F43"/>
           <w:sz w:val="20"/>
         </w:rPr>
-        <w:t xml:space="preserve"> Architected a 200-node Solr migration to AWS Graviton/ARM64, maintaining query throughput and approximately 3,200 vCPU / 12.8 TB RAM capacity while reducing cost 19.8% ($266K+ annualized).</w:t>
-      </w:r>
-    </w:p>
-    <w:p>
-      <w:pPr>
-        <w:keepLines/>
-        <w:ind w:left="180" w:hanging="180"/>
-      </w:pPr>
-      <w:r>
-        <w:rPr>
-          <w:rFonts w:ascii="Arial" w:hAnsi="Arial"/>
-          <w:b w:val="0"/>
-          <w:color w:val="172F43"/>
-          <w:sz w:val="20"/>
-        </w:rPr>
-        <w:t xml:space="preserve">- </w:t>
+        <w:t xml:space="preserve"> (</w:t>
       </w:r>
       <w:r>
         <w:rPr>
@@ -1332,7 +2317,7 @@
           <w:color w:val="172F43"/>
           <w:sz w:val="20"/>
         </w:rPr>
-        <w:t>Production reliability.</w:t>
+        <w:t>$266K+ annualized</w:t>
       </w:r>
       <w:r>
         <w:rPr>
@@ -1341,22 +2326,7 @@
           <w:color w:val="172F43"/>
           <w:sz w:val="20"/>
         </w:rPr>
-        <w:t xml:space="preserve"> Helped reduce incidents from approximately 20/day to 2/week through observability, automation, and recurring-failure remediation; served as escalation SME for pod crashes, memory pressure, storage failures, and latency.</w:t>
-      </w:r>
-    </w:p>
-    <w:p>
-      <w:pPr>
-        <w:keepLines/>
-        <w:ind w:left="180" w:hanging="180"/>
-      </w:pPr>
-      <w:r>
-        <w:rPr>
-          <w:rFonts w:ascii="Arial" w:hAnsi="Arial"/>
-          <w:b w:val="0"/>
-          <w:color w:val="172F43"/>
-          <w:sz w:val="20"/>
-        </w:rPr>
-        <w:t xml:space="preserve">- </w:t>
+        <w:t xml:space="preserve">); productionized EC2 Mac document conversion with application developers, saving </w:t>
       </w:r>
       <w:r>
         <w:rPr>
@@ -1365,7 +2335,7 @@
           <w:color w:val="172F43"/>
           <w:sz w:val="20"/>
         </w:rPr>
-        <w:t>End-to-end infrastructure ownership.</w:t>
+        <w:t>~$16K/month</w:t>
       </w:r>
       <w:r>
         <w:rPr>
@@ -1374,40 +2344,223 @@
           <w:color w:val="172F43"/>
           <w:sz w:val="20"/>
         </w:rPr>
-        <w:t xml:space="preserve"> Authored and owned Solr IaC and lifecycle tooling with Terraform, CloudFormation, Ansible and Python. Productionized 10+ GenAI microservices across Dev/UAT/Production, including manifests, routing, observability and deployment diagnosis.</w:t>
+        <w:t>.</w:t>
       </w:r>
     </w:p>
     <w:p>
       <w:pPr>
-        <w:keepLines/>
-        <w:ind w:left="180" w:hanging="180"/>
+        <w:keepNext/>
+        <w:widowControl/>
+        <w:spacing w:before="60" w:after="40" w:line="210" w:lineRule="exact"/>
       </w:pPr>
       <w:r>
         <w:rPr>
           <w:rFonts w:ascii="Arial" w:hAnsi="Arial"/>
-          <w:b w:val="0"/>
-          <w:color w:val="172F43"/>
-          <w:sz w:val="20"/>
+          <w:b/>
+          <w:color w:val="007D87"/>
+          <w:sz w:val="17"/>
         </w:rPr>
-        <w:t xml:space="preserve">- </w:t>
-      </w:r>
-      <w:r>
-        <w:rPr>
-          <w:rFonts w:ascii="Arial" w:hAnsi="Arial"/>
-          <w:b/>
-          <w:color w:val="172F43"/>
-          <w:sz w:val="20"/>
-        </w:rPr>
-        <w:t>Platform efficiency.</w:t>
+        <w:t xml:space="preserve">NEXT INFERENCE FOCUS  </w:t>
       </w:r>
       <w:r>
         <w:rPr>
           <w:rFonts w:ascii="Arial" w:hAnsi="Arial"/>
           <w:b w:val="0"/>
           <w:color w:val="172F43"/>
-          <w:sz w:val="20"/>
+          <w:sz w:val="17"/>
         </w:rPr>
-        <w:t xml:space="preserve"> Designed and productionized an EC2 Mac document-conversion platform with application developers, saving approximately $16K/month.</w:t>
+        <w:t>Ready to build on production vLLM experience and take on deeper inference engineering deliverables using GenAI-Perf, SGLang and LMCache.</w:t>
+      </w:r>
+    </w:p>
+    <w:p>
+      <w:pPr>
+        <w:keepNext w:val="0"/>
+        <w:widowControl/>
+        <w:spacing w:before="0" w:after="0" w:line="240" w:lineRule="exact"/>
+      </w:pPr>
+      <w:r>
+        <w:drawing>
+          <wp:inline xmlns:a="http://schemas.openxmlformats.org/drawingml/2006/main" xmlns:pic="http://schemas.openxmlformats.org/drawingml/2006/picture">
+            <wp:extent cx="127000" cy="127000"/>
+            <wp:docPr id="18" name="Picture 18" descr="GenAI-Perf logo"/>
+            <wp:cNvGraphicFramePr>
+              <a:graphicFrameLocks noChangeAspect="1"/>
+            </wp:cNvGraphicFramePr>
+            <a:graphic>
+              <a:graphicData uri="http://schemas.openxmlformats.org/drawingml/2006/picture">
+                <pic:pic>
+                  <pic:nvPicPr>
+                    <pic:cNvPr id="0" name="nvidia.png"/>
+                    <pic:cNvPicPr/>
+                  </pic:nvPicPr>
+                  <pic:blipFill>
+                    <a:blip r:embed="rId13"/>
+                    <a:stretch>
+                      <a:fillRect/>
+                    </a:stretch>
+                  </pic:blipFill>
+                  <pic:spPr>
+                    <a:xfrm>
+                      <a:off x="0" y="0"/>
+                      <a:ext cx="127000" cy="127000"/>
+                    </a:xfrm>
+                    <a:prstGeom prst="rect"/>
+                  </pic:spPr>
+                </pic:pic>
+              </a:graphicData>
+            </a:graphic>
+          </wp:inline>
+        </w:drawing>
+      </w:r>
+      <w:r>
+        <w:rPr>
+          <w:rFonts w:ascii="Arial" w:hAnsi="Arial"/>
+          <w:b w:val="0"/>
+          <w:color w:val="172F43"/>
+          <w:sz w:val="15"/>
+        </w:rPr>
+        <w:t xml:space="preserve"> </w:t>
+      </w:r>
+      <w:r>
+        <w:rPr>
+          <w:rFonts w:ascii="Arial" w:hAnsi="Arial"/>
+          <w:b w:val="0"/>
+          <w:color w:val="526372"/>
+          <w:sz w:val="15"/>
+        </w:rPr>
+        <w:t>GenAI-Perf</w:t>
+      </w:r>
+      <w:r>
+        <w:rPr>
+          <w:rFonts w:ascii="Arial" w:hAnsi="Arial"/>
+          <w:b w:val="0"/>
+          <w:color w:val="172F43"/>
+          <w:sz w:val="15"/>
+        </w:rPr>
+        <w:t xml:space="preserve">   </w:t>
+      </w:r>
+      <w:r>
+        <w:drawing>
+          <wp:inline xmlns:a="http://schemas.openxmlformats.org/drawingml/2006/main" xmlns:pic="http://schemas.openxmlformats.org/drawingml/2006/picture">
+            <wp:extent cx="127000" cy="127000"/>
+            <wp:docPr id="19" name="Picture 19" descr="SGLang logo"/>
+            <wp:cNvGraphicFramePr>
+              <a:graphicFrameLocks noChangeAspect="1"/>
+            </wp:cNvGraphicFramePr>
+            <a:graphic>
+              <a:graphicData uri="http://schemas.openxmlformats.org/drawingml/2006/picture">
+                <pic:pic>
+                  <pic:nvPicPr>
+                    <pic:cNvPr id="0" name="sglang.png"/>
+                    <pic:cNvPicPr/>
+                  </pic:nvPicPr>
+                  <pic:blipFill>
+                    <a:blip r:embed="rId28"/>
+                    <a:stretch>
+                      <a:fillRect/>
+                    </a:stretch>
+                  </pic:blipFill>
+                  <pic:spPr>
+                    <a:xfrm>
+                      <a:off x="0" y="0"/>
+                      <a:ext cx="127000" cy="127000"/>
+                    </a:xfrm>
+                    <a:prstGeom prst="rect"/>
+                  </pic:spPr>
+                </pic:pic>
+              </a:graphicData>
+            </a:graphic>
+          </wp:inline>
+        </w:drawing>
+      </w:r>
+      <w:r>
+        <w:rPr>
+          <w:rFonts w:ascii="Arial" w:hAnsi="Arial"/>
+          <w:b w:val="0"/>
+          <w:color w:val="172F43"/>
+          <w:sz w:val="15"/>
+        </w:rPr>
+        <w:t xml:space="preserve"> </w:t>
+      </w:r>
+      <w:r>
+        <w:rPr>
+          <w:rFonts w:ascii="Arial" w:hAnsi="Arial"/>
+          <w:b w:val="0"/>
+          <w:color w:val="526372"/>
+          <w:sz w:val="15"/>
+        </w:rPr>
+        <w:t>SGLang</w:t>
+      </w:r>
+      <w:r>
+        <w:rPr>
+          <w:rFonts w:ascii="Arial" w:hAnsi="Arial"/>
+          <w:b w:val="0"/>
+          <w:color w:val="172F43"/>
+          <w:sz w:val="15"/>
+        </w:rPr>
+        <w:t xml:space="preserve">   </w:t>
+      </w:r>
+      <w:r>
+        <w:drawing>
+          <wp:inline xmlns:a="http://schemas.openxmlformats.org/drawingml/2006/main" xmlns:pic="http://schemas.openxmlformats.org/drawingml/2006/picture">
+            <wp:extent cx="127000" cy="41030"/>
+            <wp:docPr id="20" name="Picture 20" descr="LMCache logo"/>
+            <wp:cNvGraphicFramePr>
+              <a:graphicFrameLocks noChangeAspect="1"/>
+            </wp:cNvGraphicFramePr>
+            <a:graphic>
+              <a:graphicData uri="http://schemas.openxmlformats.org/drawingml/2006/picture">
+                <pic:pic>
+                  <pic:nvPicPr>
+                    <pic:cNvPr id="0" name="lmcache.png"/>
+                    <pic:cNvPicPr/>
+                  </pic:nvPicPr>
+                  <pic:blipFill>
+                    <a:blip r:embed="rId29"/>
+                    <a:stretch>
+                      <a:fillRect/>
+                    </a:stretch>
+                  </pic:blipFill>
+                  <pic:spPr>
+                    <a:xfrm>
+                      <a:off x="0" y="0"/>
+                      <a:ext cx="127000" cy="41030"/>
+                    </a:xfrm>
+                    <a:prstGeom prst="rect"/>
+                  </pic:spPr>
+                </pic:pic>
+              </a:graphicData>
+            </a:graphic>
+          </wp:inline>
+        </w:drawing>
+      </w:r>
+      <w:r>
+        <w:rPr>
+          <w:rFonts w:ascii="Arial" w:hAnsi="Arial"/>
+          <w:b w:val="0"/>
+          <w:color w:val="172F43"/>
+          <w:sz w:val="15"/>
+        </w:rPr>
+        <w:t xml:space="preserve"> </w:t>
+      </w:r>
+      <w:r>
+        <w:rPr>
+          <w:rFonts w:ascii="Arial" w:hAnsi="Arial"/>
+          <w:b w:val="0"/>
+          <w:color w:val="526372"/>
+          <w:sz w:val="15"/>
+        </w:rPr>
+        <w:t>LMCache</w:t>
+      </w:r>
+    </w:p>
+    <w:p>
+      <w:pPr>
+        <w:keepNext w:val="0"/>
+        <w:widowControl/>
+        <w:spacing w:before="0" w:after="0" w:line="20" w:lineRule="exact"/>
+      </w:pPr>
+      <w:r>
+        <w:br w:type="page"/>
       </w:r>
     </w:p>
     <w:p>
@@ -1415,7 +2568,7 @@
         <w:pStyle w:val="Heading1"/>
         <w:keepNext/>
         <w:widowControl/>
-        <w:spacing w:before="200" w:after="160" w:line="240" w:lineRule="exact"/>
+        <w:spacing w:before="140" w:after="80" w:line="240" w:lineRule="exact"/>
       </w:pPr>
       <w:r>
         <w:rPr>
@@ -1424,23 +2577,7 @@
           <w:color w:val="007D87"/>
           <w:sz w:val="18"/>
         </w:rPr>
-        <w:t>CLOUDWICK TECHNOLOGIES INC | APR 2014 - APR 2024</w:t>
-      </w:r>
-    </w:p>
-    <w:p>
-      <w:pPr>
-        <w:keepNext/>
-        <w:widowControl/>
-        <w:spacing w:before="0" w:after="140" w:line="240" w:lineRule="exact"/>
-      </w:pPr>
-      <w:r>
-        <w:rPr>
-          <w:rFonts w:ascii="Arial" w:hAnsi="Arial"/>
-          <w:b w:val="0"/>
-          <w:color w:val="526372"/>
-          <w:sz w:val="18"/>
-        </w:rPr>
-        <w:t>Full-time employer | Selected client engagements and engineering leadership</w:t>
+        <w:t>CLOUDWICK TECHNOLOGIES INC   |   APR 2014 - APR 2024</w:t>
       </w:r>
     </w:p>
     <w:tbl>
@@ -1459,9 +2596,9 @@
         </w:tblBorders>
       </w:tblPr>
       <w:tblGrid>
-        <w:gridCol w:w="1400"/>
-        <w:gridCol w:w="6520"/>
-        <w:gridCol w:w="2560"/>
+        <w:gridCol w:w="1100"/>
+        <w:gridCol w:w="6980"/>
+        <w:gridCol w:w="2400"/>
       </w:tblGrid>
       <w:tr>
         <w:trPr>
@@ -1469,7 +2606,7 @@
         </w:trPr>
         <w:tc>
           <w:tcPr>
-            <w:tcW w:type="dxa" w:w="1400"/>
+            <w:tcW w:type="dxa" w:w="1100"/>
             <w:tcMar>
               <w:top w:w="0" w:type="dxa"/>
               <w:bottom w:w="0" w:type="dxa"/>
@@ -1488,8 +2625,8 @@
             <w:r>
               <w:drawing>
                 <wp:inline xmlns:a="http://schemas.openxmlformats.org/drawingml/2006/main" xmlns:pic="http://schemas.openxmlformats.org/drawingml/2006/picture">
-                  <wp:extent cx="736600" cy="187870"/>
-                  <wp:docPr id="4" name="Picture 4" descr="Amgen logo"/>
+                  <wp:extent cx="546100" cy="139283"/>
+                  <wp:docPr id="21" name="Picture 21" descr="Amgen logo"/>
                   <wp:cNvGraphicFramePr>
                     <a:graphicFrameLocks noChangeAspect="1"/>
                   </wp:cNvGraphicFramePr>
@@ -1501,7 +2638,7 @@
                           <pic:cNvPicPr/>
                         </pic:nvPicPr>
                         <pic:blipFill>
-                          <a:blip r:embed="rId13"/>
+                          <a:blip r:embed="rId30"/>
                           <a:stretch>
                             <a:fillRect/>
                           </a:stretch>
@@ -1509,7 +2646,7 @@
                         <pic:spPr>
                           <a:xfrm>
                             <a:off x="0" y="0"/>
-                            <a:ext cx="736600" cy="187870"/>
+                            <a:ext cx="546100" cy="139283"/>
                           </a:xfrm>
                           <a:prstGeom prst="rect"/>
                         </pic:spPr>
@@ -1523,7 +2660,7 @@
         </w:tc>
         <w:tc>
           <w:tcPr>
-            <w:tcW w:type="dxa" w:w="6520"/>
+            <w:tcW w:type="dxa" w:w="6980"/>
             <w:tcMar>
               <w:top w:w="0" w:type="dxa"/>
               <w:bottom w:w="0" w:type="dxa"/>
@@ -1535,14 +2672,14 @@
             <w:pPr>
               <w:keepNext/>
               <w:widowControl/>
-              <w:spacing w:before="0" w:after="60" w:line="300" w:lineRule="exact"/>
+              <w:spacing w:before="0" w:after="40" w:line="260" w:lineRule="exact"/>
             </w:pPr>
             <w:r>
               <w:rPr>
                 <w:rFonts w:ascii="Arial" w:hAnsi="Arial"/>
                 <w:b/>
                 <w:color w:val="172F43"/>
-                <w:sz w:val="24"/>
+                <w:sz w:val="22"/>
               </w:rPr>
               <w:t>Amgen</w:t>
             </w:r>
@@ -1551,7 +2688,7 @@
             <w:pPr>
               <w:keepNext/>
               <w:widowControl/>
-              <w:spacing w:before="0" w:after="100" w:line="240" w:lineRule="exact"/>
+              <w:spacing w:before="0" w:after="60" w:line="240" w:lineRule="exact"/>
             </w:pPr>
             <w:r>
               <w:rPr>
@@ -1566,7 +2703,7 @@
         </w:tc>
         <w:tc>
           <w:tcPr>
-            <w:tcW w:type="dxa" w:w="2560"/>
+            <w:tcW w:type="dxa" w:w="2400"/>
             <w:tcMar>
               <w:top w:w="0" w:type="dxa"/>
               <w:bottom w:w="0" w:type="dxa"/>
@@ -1598,7 +2735,7 @@
       <w:pPr>
         <w:keepNext/>
         <w:widowControl/>
-        <w:spacing w:before="0" w:after="140" w:line="240" w:lineRule="exact"/>
+        <w:spacing w:before="0" w:after="80" w:line="220" w:lineRule="exact"/>
       </w:pPr>
       <w:r>
         <w:rPr>
@@ -1607,7 +2744,7 @@
           <w:color w:val="526372"/>
           <w:sz w:val="18"/>
         </w:rPr>
-        <w:t>Cloudwick client engagement | Cloud modernization and GenAI platform infrastructure</w:t>
+        <w:t>Cloudwick client engagement</w:t>
       </w:r>
     </w:p>
     <w:p>
@@ -1631,7 +2768,25 @@
           <w:color w:val="172F43"/>
           <w:sz w:val="20"/>
         </w:rPr>
-        <w:t>Migrated 100+ critical AWS accounts from legacy Landing Zone patterns to Control Tower and Organizations; built repeatable Python, CloudFormation, CDK, Service Catalog, and SSM migration workflows.</w:t>
+        <w:t xml:space="preserve">Migrated </w:t>
+      </w:r>
+      <w:r>
+        <w:rPr>
+          <w:rFonts w:ascii="Arial" w:hAnsi="Arial"/>
+          <w:b/>
+          <w:color w:val="172F43"/>
+          <w:sz w:val="20"/>
+        </w:rPr>
+        <w:t>100+ AWS accounts</w:t>
+      </w:r>
+      <w:r>
+        <w:rPr>
+          <w:rFonts w:ascii="Arial" w:hAnsi="Arial"/>
+          <w:b w:val="0"/>
+          <w:color w:val="172F43"/>
+          <w:sz w:val="20"/>
+        </w:rPr>
+        <w:t xml:space="preserve"> to Control Tower and Organizations using repeatable Python, CloudFormation, CDK, and SSM workflows; implemented secure S3 migrations with IAM/KMS.</w:t>
       </w:r>
     </w:p>
     <w:p>
@@ -1655,53 +2810,7 @@
           <w:color w:val="172F43"/>
           <w:sz w:val="20"/>
         </w:rPr>
-        <w:t>Implemented secure S3 data-migration workflows with boto3, S3 Batch Operations, IAM, and KMS; coordinated account owners and business stakeholders through controlled production changes.</w:t>
-      </w:r>
-    </w:p>
-    <w:p>
-      <w:pPr>
-        <w:keepLines/>
-        <w:ind w:left="180" w:hanging="180"/>
-      </w:pPr>
-      <w:r>
-        <w:rPr>
-          <w:rFonts w:ascii="Arial" w:hAnsi="Arial"/>
-          <w:b w:val="0"/>
-          <w:color w:val="172F43"/>
-          <w:sz w:val="20"/>
-        </w:rPr>
-        <w:t xml:space="preserve">- </w:t>
-      </w:r>
-      <w:r>
-        <w:rPr>
-          <w:rFonts w:ascii="Arial" w:hAnsi="Arial"/>
-          <w:b w:val="0"/>
-          <w:color w:val="172F43"/>
-          <w:sz w:val="20"/>
-        </w:rPr>
-        <w:t>Built and performance-tuned vector-database infrastructure, resolved GenAI ingestion-pipeline failures, and developed Kubernetes deployment pipelines and Python monitoring integrations.</w:t>
-      </w:r>
-    </w:p>
-    <w:p>
-      <w:r>
-        <w:br w:type="page"/>
-      </w:r>
-    </w:p>
-    <w:p>
-      <w:pPr>
-        <w:pStyle w:val="Heading1"/>
-        <w:keepNext/>
-        <w:widowControl/>
-        <w:spacing w:before="200" w:after="160" w:line="240" w:lineRule="exact"/>
-      </w:pPr>
-      <w:r>
-        <w:rPr>
-          <w:rFonts w:ascii="Arial" w:hAnsi="Arial"/>
-          <w:b/>
-          <w:color w:val="007D87"/>
-          <w:sz w:val="18"/>
-        </w:rPr>
-        <w:t>CLOUD ARCHITECTURE &amp; DISTRIBUTED DATA | CLOUDWICK CONTINUED</w:t>
+        <w:t>Tuned vector databases, resolved GenAI ingestion failures, and built Kubernetes deployment pipelines and Python monitoring integrations.</w:t>
       </w:r>
     </w:p>
     <w:tbl>
@@ -1720,9 +2829,9 @@
         </w:tblBorders>
       </w:tblPr>
       <w:tblGrid>
-        <w:gridCol w:w="1400"/>
-        <w:gridCol w:w="6520"/>
-        <w:gridCol w:w="2560"/>
+        <w:gridCol w:w="1100"/>
+        <w:gridCol w:w="6980"/>
+        <w:gridCol w:w="2400"/>
       </w:tblGrid>
       <w:tr>
         <w:trPr>
@@ -1730,7 +2839,7 @@
         </w:trPr>
         <w:tc>
           <w:tcPr>
-            <w:tcW w:type="dxa" w:w="1400"/>
+            <w:tcW w:type="dxa" w:w="1100"/>
             <w:tcMar>
               <w:top w:w="0" w:type="dxa"/>
               <w:bottom w:w="0" w:type="dxa"/>
@@ -1749,8 +2858,8 @@
             <w:r>
               <w:drawing>
                 <wp:inline xmlns:a="http://schemas.openxmlformats.org/drawingml/2006/main" xmlns:pic="http://schemas.openxmlformats.org/drawingml/2006/picture">
-                  <wp:extent cx="736600" cy="167903"/>
-                  <wp:docPr id="5" name="Picture 5" descr="Freddie Mac logo"/>
+                  <wp:extent cx="546100" cy="124480"/>
+                  <wp:docPr id="22" name="Picture 22" descr="Freddie Mac logo"/>
                   <wp:cNvGraphicFramePr>
                     <a:graphicFrameLocks noChangeAspect="1"/>
                   </wp:cNvGraphicFramePr>
@@ -1762,7 +2871,7 @@
                           <pic:cNvPicPr/>
                         </pic:nvPicPr>
                         <pic:blipFill>
-                          <a:blip r:embed="rId14"/>
+                          <a:blip r:embed="rId31"/>
                           <a:stretch>
                             <a:fillRect/>
                           </a:stretch>
@@ -1770,7 +2879,7 @@
                         <pic:spPr>
                           <a:xfrm>
                             <a:off x="0" y="0"/>
-                            <a:ext cx="736600" cy="167903"/>
+                            <a:ext cx="546100" cy="124480"/>
                           </a:xfrm>
                           <a:prstGeom prst="rect"/>
                         </pic:spPr>
@@ -1784,7 +2893,7 @@
         </w:tc>
         <w:tc>
           <w:tcPr>
-            <w:tcW w:type="dxa" w:w="6520"/>
+            <w:tcW w:type="dxa" w:w="6980"/>
             <w:tcMar>
               <w:top w:w="0" w:type="dxa"/>
               <w:bottom w:w="0" w:type="dxa"/>
@@ -1796,14 +2905,14 @@
             <w:pPr>
               <w:keepNext/>
               <w:widowControl/>
-              <w:spacing w:before="0" w:after="60" w:line="300" w:lineRule="exact"/>
+              <w:spacing w:before="0" w:after="40" w:line="260" w:lineRule="exact"/>
             </w:pPr>
             <w:r>
               <w:rPr>
                 <w:rFonts w:ascii="Arial" w:hAnsi="Arial"/>
                 <w:b/>
                 <w:color w:val="172F43"/>
-                <w:sz w:val="24"/>
+                <w:sz w:val="22"/>
               </w:rPr>
               <w:t>Freddie Mac</w:t>
             </w:r>
@@ -1812,7 +2921,7 @@
             <w:pPr>
               <w:keepNext/>
               <w:widowControl/>
-              <w:spacing w:before="0" w:after="100" w:line="240" w:lineRule="exact"/>
+              <w:spacing w:before="0" w:after="60" w:line="240" w:lineRule="exact"/>
             </w:pPr>
             <w:r>
               <w:rPr>
@@ -1827,7 +2936,7 @@
         </w:tc>
         <w:tc>
           <w:tcPr>
-            <w:tcW w:type="dxa" w:w="2560"/>
+            <w:tcW w:type="dxa" w:w="2400"/>
             <w:tcMar>
               <w:top w:w="0" w:type="dxa"/>
               <w:bottom w:w="0" w:type="dxa"/>
@@ -1859,7 +2968,7 @@
       <w:pPr>
         <w:keepNext/>
         <w:widowControl/>
-        <w:spacing w:before="0" w:after="140" w:line="240" w:lineRule="exact"/>
+        <w:spacing w:before="0" w:after="80" w:line="220" w:lineRule="exact"/>
       </w:pPr>
       <w:r>
         <w:rPr>
@@ -1868,7 +2977,659 @@
           <w:color w:val="526372"/>
           <w:sz w:val="18"/>
         </w:rPr>
-        <w:t>Cloudwick client engagement | 5+ projects across 3 teams; technical leadership for 3-8 engineers</w:t>
+        <w:t>Cloudwick client | Technical leadership for 3-8 engineers across 5+ projects</w:t>
+      </w:r>
+    </w:p>
+    <w:p>
+      <w:pPr>
+        <w:keepNext/>
+        <w:widowControl/>
+        <w:spacing w:before="0" w:after="80" w:line="240" w:lineRule="exact"/>
+      </w:pPr>
+      <w:r>
+        <w:drawing>
+          <wp:inline xmlns:a="http://schemas.openxmlformats.org/drawingml/2006/main" xmlns:pic="http://schemas.openxmlformats.org/drawingml/2006/picture">
+            <wp:extent cx="127000" cy="127000"/>
+            <wp:docPr id="23" name="Picture 23" descr="AWS logo"/>
+            <wp:cNvGraphicFramePr>
+              <a:graphicFrameLocks noChangeAspect="1"/>
+            </wp:cNvGraphicFramePr>
+            <a:graphic>
+              <a:graphicData uri="http://schemas.openxmlformats.org/drawingml/2006/picture">
+                <pic:pic>
+                  <pic:nvPicPr>
+                    <pic:cNvPr id="0" name="aws.png"/>
+                    <pic:cNvPicPr/>
+                  </pic:nvPicPr>
+                  <pic:blipFill>
+                    <a:blip r:embed="rId15"/>
+                    <a:stretch>
+                      <a:fillRect/>
+                    </a:stretch>
+                  </pic:blipFill>
+                  <pic:spPr>
+                    <a:xfrm>
+                      <a:off x="0" y="0"/>
+                      <a:ext cx="127000" cy="127000"/>
+                    </a:xfrm>
+                    <a:prstGeom prst="rect"/>
+                  </pic:spPr>
+                </pic:pic>
+              </a:graphicData>
+            </a:graphic>
+          </wp:inline>
+        </w:drawing>
+      </w:r>
+      <w:r>
+        <w:rPr>
+          <w:rFonts w:ascii="Arial" w:hAnsi="Arial"/>
+          <w:b w:val="0"/>
+          <w:color w:val="172F43"/>
+          <w:sz w:val="15"/>
+        </w:rPr>
+        <w:t xml:space="preserve"> </w:t>
+      </w:r>
+      <w:r>
+        <w:rPr>
+          <w:rFonts w:ascii="Arial" w:hAnsi="Arial"/>
+          <w:b w:val="0"/>
+          <w:color w:val="526372"/>
+          <w:sz w:val="15"/>
+        </w:rPr>
+        <w:t>AWS</w:t>
+      </w:r>
+      <w:r>
+        <w:rPr>
+          <w:rFonts w:ascii="Arial" w:hAnsi="Arial"/>
+          <w:b w:val="0"/>
+          <w:color w:val="172F43"/>
+          <w:sz w:val="15"/>
+        </w:rPr>
+        <w:t xml:space="preserve">   </w:t>
+      </w:r>
+      <w:r>
+        <w:rPr>
+          <w:rFonts w:ascii="Arial" w:hAnsi="Arial"/>
+          <w:b/>
+          <w:color w:val="007D87"/>
+          <w:sz w:val="15"/>
+        </w:rPr>
+        <w:t xml:space="preserve">• </w:t>
+      </w:r>
+      <w:r>
+        <w:rPr>
+          <w:rFonts w:ascii="Arial" w:hAnsi="Arial"/>
+          <w:b w:val="0"/>
+          <w:color w:val="526372"/>
+          <w:sz w:val="15"/>
+        </w:rPr>
+        <w:t>Disaster recovery</w:t>
+      </w:r>
+      <w:r>
+        <w:rPr>
+          <w:rFonts w:ascii="Arial" w:hAnsi="Arial"/>
+          <w:b w:val="0"/>
+          <w:color w:val="172F43"/>
+          <w:sz w:val="15"/>
+        </w:rPr>
+        <w:t xml:space="preserve">   </w:t>
+      </w:r>
+      <w:r>
+        <w:drawing>
+          <wp:inline xmlns:a="http://schemas.openxmlformats.org/drawingml/2006/main" xmlns:pic="http://schemas.openxmlformats.org/drawingml/2006/picture">
+            <wp:extent cx="127000" cy="127000"/>
+            <wp:docPr id="24" name="Picture 24" descr="S3 logo"/>
+            <wp:cNvGraphicFramePr>
+              <a:graphicFrameLocks noChangeAspect="1"/>
+            </wp:cNvGraphicFramePr>
+            <a:graphic>
+              <a:graphicData uri="http://schemas.openxmlformats.org/drawingml/2006/picture">
+                <pic:pic>
+                  <pic:nvPicPr>
+                    <pic:cNvPr id="0" name="s3.png"/>
+                    <pic:cNvPicPr/>
+                  </pic:nvPicPr>
+                  <pic:blipFill>
+                    <a:blip r:embed="rId32"/>
+                    <a:stretch>
+                      <a:fillRect/>
+                    </a:stretch>
+                  </pic:blipFill>
+                  <pic:spPr>
+                    <a:xfrm>
+                      <a:off x="0" y="0"/>
+                      <a:ext cx="127000" cy="127000"/>
+                    </a:xfrm>
+                    <a:prstGeom prst="rect"/>
+                  </pic:spPr>
+                </pic:pic>
+              </a:graphicData>
+            </a:graphic>
+          </wp:inline>
+        </w:drawing>
+      </w:r>
+      <w:r>
+        <w:rPr>
+          <w:rFonts w:ascii="Arial" w:hAnsi="Arial"/>
+          <w:b w:val="0"/>
+          <w:color w:val="172F43"/>
+          <w:sz w:val="15"/>
+        </w:rPr>
+        <w:t xml:space="preserve"> </w:t>
+      </w:r>
+      <w:r>
+        <w:rPr>
+          <w:rFonts w:ascii="Arial" w:hAnsi="Arial"/>
+          <w:b w:val="0"/>
+          <w:color w:val="526372"/>
+          <w:sz w:val="15"/>
+        </w:rPr>
+        <w:t>S3</w:t>
+      </w:r>
+      <w:r>
+        <w:rPr>
+          <w:rFonts w:ascii="Arial" w:hAnsi="Arial"/>
+          <w:b w:val="0"/>
+          <w:color w:val="172F43"/>
+          <w:sz w:val="15"/>
+        </w:rPr>
+        <w:t xml:space="preserve">   </w:t>
+      </w:r>
+      <w:r>
+        <w:rPr>
+          <w:rFonts w:ascii="Arial" w:hAnsi="Arial"/>
+          <w:b/>
+          <w:color w:val="007D87"/>
+          <w:sz w:val="15"/>
+        </w:rPr>
+        <w:t xml:space="preserve">• </w:t>
+      </w:r>
+      <w:r>
+        <w:rPr>
+          <w:rFonts w:ascii="Arial" w:hAnsi="Arial"/>
+          <w:b w:val="0"/>
+          <w:color w:val="526372"/>
+          <w:sz w:val="15"/>
+        </w:rPr>
+        <w:t>PingFederate</w:t>
+      </w:r>
+      <w:r>
+        <w:rPr>
+          <w:rFonts w:ascii="Arial" w:hAnsi="Arial"/>
+          <w:b w:val="0"/>
+          <w:color w:val="172F43"/>
+          <w:sz w:val="15"/>
+        </w:rPr>
+        <w:t xml:space="preserve">   </w:t>
+      </w:r>
+      <w:r>
+        <w:drawing>
+          <wp:inline xmlns:a="http://schemas.openxmlformats.org/drawingml/2006/main" xmlns:pic="http://schemas.openxmlformats.org/drawingml/2006/picture">
+            <wp:extent cx="127000" cy="127000"/>
+            <wp:docPr id="25" name="Picture 25" descr="K8s logo"/>
+            <wp:cNvGraphicFramePr>
+              <a:graphicFrameLocks noChangeAspect="1"/>
+            </wp:cNvGraphicFramePr>
+            <a:graphic>
+              <a:graphicData uri="http://schemas.openxmlformats.org/drawingml/2006/picture">
+                <pic:pic>
+                  <pic:nvPicPr>
+                    <pic:cNvPr id="0" name="kubernetes.png"/>
+                    <pic:cNvPicPr/>
+                  </pic:nvPicPr>
+                  <pic:blipFill>
+                    <a:blip r:embed="rId18"/>
+                    <a:stretch>
+                      <a:fillRect/>
+                    </a:stretch>
+                  </pic:blipFill>
+                  <pic:spPr>
+                    <a:xfrm>
+                      <a:off x="0" y="0"/>
+                      <a:ext cx="127000" cy="127000"/>
+                    </a:xfrm>
+                    <a:prstGeom prst="rect"/>
+                  </pic:spPr>
+                </pic:pic>
+              </a:graphicData>
+            </a:graphic>
+          </wp:inline>
+        </w:drawing>
+      </w:r>
+      <w:r>
+        <w:rPr>
+          <w:rFonts w:ascii="Arial" w:hAnsi="Arial"/>
+          <w:b w:val="0"/>
+          <w:color w:val="172F43"/>
+          <w:sz w:val="15"/>
+        </w:rPr>
+        <w:t xml:space="preserve"> </w:t>
+      </w:r>
+      <w:r>
+        <w:rPr>
+          <w:rFonts w:ascii="Arial" w:hAnsi="Arial"/>
+          <w:b w:val="0"/>
+          <w:color w:val="526372"/>
+          <w:sz w:val="15"/>
+        </w:rPr>
+        <w:t>K8s</w:t>
+      </w:r>
+      <w:r>
+        <w:rPr>
+          <w:rFonts w:ascii="Arial" w:hAnsi="Arial"/>
+          <w:b w:val="0"/>
+          <w:color w:val="172F43"/>
+          <w:sz w:val="15"/>
+        </w:rPr>
+        <w:t xml:space="preserve">   </w:t>
+      </w:r>
+      <w:r>
+        <w:drawing>
+          <wp:inline xmlns:a="http://schemas.openxmlformats.org/drawingml/2006/main" xmlns:pic="http://schemas.openxmlformats.org/drawingml/2006/picture">
+            <wp:extent cx="127000" cy="127000"/>
+            <wp:docPr id="26" name="Picture 26" descr="Solr logo"/>
+            <wp:cNvGraphicFramePr>
+              <a:graphicFrameLocks noChangeAspect="1"/>
+            </wp:cNvGraphicFramePr>
+            <a:graphic>
+              <a:graphicData uri="http://schemas.openxmlformats.org/drawingml/2006/picture">
+                <pic:pic>
+                  <pic:nvPicPr>
+                    <pic:cNvPr id="0" name="solr.png"/>
+                    <pic:cNvPicPr/>
+                  </pic:nvPicPr>
+                  <pic:blipFill>
+                    <a:blip r:embed="rId14"/>
+                    <a:stretch>
+                      <a:fillRect/>
+                    </a:stretch>
+                  </pic:blipFill>
+                  <pic:spPr>
+                    <a:xfrm>
+                      <a:off x="0" y="0"/>
+                      <a:ext cx="127000" cy="127000"/>
+                    </a:xfrm>
+                    <a:prstGeom prst="rect"/>
+                  </pic:spPr>
+                </pic:pic>
+              </a:graphicData>
+            </a:graphic>
+          </wp:inline>
+        </w:drawing>
+      </w:r>
+      <w:r>
+        <w:rPr>
+          <w:rFonts w:ascii="Arial" w:hAnsi="Arial"/>
+          <w:b w:val="0"/>
+          <w:color w:val="172F43"/>
+          <w:sz w:val="15"/>
+        </w:rPr>
+        <w:t xml:space="preserve"> </w:t>
+      </w:r>
+      <w:r>
+        <w:rPr>
+          <w:rFonts w:ascii="Arial" w:hAnsi="Arial"/>
+          <w:b w:val="0"/>
+          <w:color w:val="526372"/>
+          <w:sz w:val="15"/>
+        </w:rPr>
+        <w:t>Solr</w:t>
+      </w:r>
+      <w:r>
+        <w:rPr>
+          <w:rFonts w:ascii="Arial" w:hAnsi="Arial"/>
+          <w:b w:val="0"/>
+          <w:color w:val="172F43"/>
+          <w:sz w:val="15"/>
+        </w:rPr>
+        <w:t xml:space="preserve">   </w:t>
+      </w:r>
+      <w:r>
+        <w:drawing>
+          <wp:inline xmlns:a="http://schemas.openxmlformats.org/drawingml/2006/main" xmlns:pic="http://schemas.openxmlformats.org/drawingml/2006/picture">
+            <wp:extent cx="127000" cy="127000"/>
+            <wp:docPr id="27" name="Picture 27" descr="HBase logo"/>
+            <wp:cNvGraphicFramePr>
+              <a:graphicFrameLocks noChangeAspect="1"/>
+            </wp:cNvGraphicFramePr>
+            <a:graphic>
+              <a:graphicData uri="http://schemas.openxmlformats.org/drawingml/2006/picture">
+                <pic:pic>
+                  <pic:nvPicPr>
+                    <pic:cNvPr id="0" name="hbase.png"/>
+                    <pic:cNvPicPr/>
+                  </pic:nvPicPr>
+                  <pic:blipFill>
+                    <a:blip r:embed="rId33"/>
+                    <a:stretch>
+                      <a:fillRect/>
+                    </a:stretch>
+                  </pic:blipFill>
+                  <pic:spPr>
+                    <a:xfrm>
+                      <a:off x="0" y="0"/>
+                      <a:ext cx="127000" cy="127000"/>
+                    </a:xfrm>
+                    <a:prstGeom prst="rect"/>
+                  </pic:spPr>
+                </pic:pic>
+              </a:graphicData>
+            </a:graphic>
+          </wp:inline>
+        </w:drawing>
+      </w:r>
+      <w:r>
+        <w:rPr>
+          <w:rFonts w:ascii="Arial" w:hAnsi="Arial"/>
+          <w:b w:val="0"/>
+          <w:color w:val="172F43"/>
+          <w:sz w:val="15"/>
+        </w:rPr>
+        <w:t xml:space="preserve"> </w:t>
+      </w:r>
+      <w:r>
+        <w:rPr>
+          <w:rFonts w:ascii="Arial" w:hAnsi="Arial"/>
+          <w:b w:val="0"/>
+          <w:color w:val="526372"/>
+          <w:sz w:val="15"/>
+        </w:rPr>
+        <w:t>HBase</w:t>
+      </w:r>
+      <w:r>
+        <w:rPr>
+          <w:rFonts w:ascii="Arial" w:hAnsi="Arial"/>
+          <w:b w:val="0"/>
+          <w:color w:val="172F43"/>
+          <w:sz w:val="15"/>
+        </w:rPr>
+        <w:t xml:space="preserve">   </w:t>
+      </w:r>
+      <w:r>
+        <w:drawing>
+          <wp:inline xmlns:a="http://schemas.openxmlformats.org/drawingml/2006/main" xmlns:pic="http://schemas.openxmlformats.org/drawingml/2006/picture">
+            <wp:extent cx="127000" cy="127000"/>
+            <wp:docPr id="28" name="Picture 28" descr="Databricks logo"/>
+            <wp:cNvGraphicFramePr>
+              <a:graphicFrameLocks noChangeAspect="1"/>
+            </wp:cNvGraphicFramePr>
+            <a:graphic>
+              <a:graphicData uri="http://schemas.openxmlformats.org/drawingml/2006/picture">
+                <pic:pic>
+                  <pic:nvPicPr>
+                    <pic:cNvPr id="0" name="databricks.png"/>
+                    <pic:cNvPicPr/>
+                  </pic:nvPicPr>
+                  <pic:blipFill>
+                    <a:blip r:embed="rId34"/>
+                    <a:stretch>
+                      <a:fillRect/>
+                    </a:stretch>
+                  </pic:blipFill>
+                  <pic:spPr>
+                    <a:xfrm>
+                      <a:off x="0" y="0"/>
+                      <a:ext cx="127000" cy="127000"/>
+                    </a:xfrm>
+                    <a:prstGeom prst="rect"/>
+                  </pic:spPr>
+                </pic:pic>
+              </a:graphicData>
+            </a:graphic>
+          </wp:inline>
+        </w:drawing>
+      </w:r>
+      <w:r>
+        <w:rPr>
+          <w:rFonts w:ascii="Arial" w:hAnsi="Arial"/>
+          <w:b w:val="0"/>
+          <w:color w:val="172F43"/>
+          <w:sz w:val="15"/>
+        </w:rPr>
+        <w:t xml:space="preserve"> </w:t>
+      </w:r>
+      <w:r>
+        <w:rPr>
+          <w:rFonts w:ascii="Arial" w:hAnsi="Arial"/>
+          <w:b w:val="0"/>
+          <w:color w:val="526372"/>
+          <w:sz w:val="15"/>
+        </w:rPr>
+        <w:t>Databricks</w:t>
+      </w:r>
+    </w:p>
+    <w:tbl>
+      <w:tblPr>
+        <w:tblW w:type="auto" w:w="0"/>
+        <w:jc w:val="center"/>
+        <w:tblLayout w:type="fixed"/>
+        <w:tblLook w:firstColumn="1" w:firstRow="1" w:lastColumn="0" w:lastRow="0" w:noHBand="0" w:noVBand="1" w:val="04A0"/>
+        <w:tblBorders>
+          <w:top w:val="nil"/>
+          <w:left w:val="nil"/>
+          <w:bottom w:val="nil"/>
+          <w:right w:val="nil"/>
+          <w:insideH w:val="nil"/>
+          <w:insideV w:val="nil"/>
+        </w:tblBorders>
+      </w:tblPr>
+      <w:tblGrid>
+        <w:gridCol w:w="3493"/>
+        <w:gridCol w:w="3493"/>
+        <w:gridCol w:w="3493"/>
+      </w:tblGrid>
+      <w:tr>
+        <w:trPr>
+          <w:cantSplit/>
+        </w:trPr>
+        <w:tc>
+          <w:tcPr>
+            <w:tcW w:type="dxa" w:w="3493"/>
+            <w:tcMar>
+              <w:top w:w="0" w:type="dxa"/>
+              <w:bottom w:w="0" w:type="dxa"/>
+              <w:left w:w="0" w:type="dxa"/>
+              <w:right w:w="0" w:type="dxa"/>
+            </w:tcMar>
+            <w:tcMar>
+              <w:top w:w="100" w:type="dxa"/>
+              <w:bottom w:w="100" w:type="dxa"/>
+              <w:left w:w="140" w:type="dxa"/>
+              <w:right w:w="140" w:type="dxa"/>
+            </w:tcMar>
+            <w:shd w:fill="EAF3F2"/>
+            <w:tcBorders>
+              <w:top w:val="single" w:sz="8" w:color="FFFFFF"/>
+              <w:bottom w:val="single" w:sz="8" w:color="FFFFFF"/>
+              <w:left w:val="single" w:sz="8" w:color="FFFFFF"/>
+              <w:right w:val="single" w:sz="8" w:color="FFFFFF"/>
+            </w:tcBorders>
+          </w:tcPr>
+          <w:p>
+            <w:pPr>
+              <w:keepNext/>
+              <w:widowControl/>
+              <w:spacing w:before="0" w:after="40" w:line="200" w:lineRule="exact"/>
+            </w:pPr>
+            <w:r>
+              <w:rPr>
+                <w:rFonts w:ascii="Arial" w:hAnsi="Arial"/>
+                <w:b/>
+                <w:color w:val="007D87"/>
+                <w:sz w:val="16"/>
+              </w:rPr>
+              <w:t>ARCHITECTURE</w:t>
+            </w:r>
+          </w:p>
+          <w:p>
+            <w:pPr>
+              <w:keepNext/>
+              <w:widowControl/>
+              <w:spacing w:before="0" w:after="0" w:line="210" w:lineRule="exact"/>
+            </w:pPr>
+            <w:r>
+              <w:rPr>
+                <w:rFonts w:ascii="Arial" w:hAnsi="Arial"/>
+                <w:b w:val="0"/>
+                <w:color w:val="526372"/>
+                <w:sz w:val="16"/>
+              </w:rPr>
+              <w:t>Rearchitecture &amp; cloud migration</w:t>
+            </w:r>
+          </w:p>
+        </w:tc>
+        <w:tc>
+          <w:tcPr>
+            <w:tcW w:type="dxa" w:w="3493"/>
+            <w:tcMar>
+              <w:top w:w="0" w:type="dxa"/>
+              <w:bottom w:w="0" w:type="dxa"/>
+              <w:left w:w="0" w:type="dxa"/>
+              <w:right w:w="0" w:type="dxa"/>
+            </w:tcMar>
+            <w:tcMar>
+              <w:top w:w="100" w:type="dxa"/>
+              <w:bottom w:w="100" w:type="dxa"/>
+              <w:left w:w="140" w:type="dxa"/>
+              <w:right w:w="140" w:type="dxa"/>
+            </w:tcMar>
+            <w:shd w:fill="EDF2FA"/>
+            <w:tcBorders>
+              <w:top w:val="single" w:sz="8" w:color="FFFFFF"/>
+              <w:bottom w:val="single" w:sz="8" w:color="FFFFFF"/>
+              <w:left w:val="single" w:sz="8" w:color="FFFFFF"/>
+              <w:right w:val="single" w:sz="8" w:color="FFFFFF"/>
+            </w:tcBorders>
+          </w:tcPr>
+          <w:p>
+            <w:pPr>
+              <w:keepNext/>
+              <w:widowControl/>
+              <w:spacing w:before="0" w:after="40" w:line="200" w:lineRule="exact"/>
+            </w:pPr>
+            <w:r>
+              <w:rPr>
+                <w:rFonts w:ascii="Arial" w:hAnsi="Arial"/>
+                <w:b/>
+                <w:color w:val="007D87"/>
+                <w:sz w:val="16"/>
+              </w:rPr>
+              <w:t>SOFTWARE ENGINEERING</w:t>
+            </w:r>
+          </w:p>
+          <w:p>
+            <w:pPr>
+              <w:keepNext/>
+              <w:widowControl/>
+              <w:spacing w:before="0" w:after="0" w:line="210" w:lineRule="exact"/>
+            </w:pPr>
+            <w:r>
+              <w:rPr>
+                <w:rFonts w:ascii="Arial" w:hAnsi="Arial"/>
+                <w:b w:val="0"/>
+                <w:color w:val="526372"/>
+                <w:sz w:val="16"/>
+              </w:rPr>
+              <w:t>Spark, Python &amp; ingestion pipelines</w:t>
+            </w:r>
+          </w:p>
+        </w:tc>
+        <w:tc>
+          <w:tcPr>
+            <w:tcW w:type="dxa" w:w="3493"/>
+            <w:tcMar>
+              <w:top w:w="0" w:type="dxa"/>
+              <w:bottom w:w="0" w:type="dxa"/>
+              <w:left w:w="0" w:type="dxa"/>
+              <w:right w:w="0" w:type="dxa"/>
+            </w:tcMar>
+            <w:tcMar>
+              <w:top w:w="100" w:type="dxa"/>
+              <w:bottom w:w="100" w:type="dxa"/>
+              <w:left w:w="140" w:type="dxa"/>
+              <w:right w:w="140" w:type="dxa"/>
+            </w:tcMar>
+            <w:shd w:fill="F5F0E7"/>
+            <w:tcBorders>
+              <w:top w:val="single" w:sz="8" w:color="FFFFFF"/>
+              <w:bottom w:val="single" w:sz="8" w:color="FFFFFF"/>
+              <w:left w:val="single" w:sz="8" w:color="FFFFFF"/>
+              <w:right w:val="single" w:sz="8" w:color="FFFFFF"/>
+            </w:tcBorders>
+          </w:tcPr>
+          <w:p>
+            <w:pPr>
+              <w:keepNext/>
+              <w:widowControl/>
+              <w:spacing w:before="0" w:after="40" w:line="200" w:lineRule="exact"/>
+            </w:pPr>
+            <w:r>
+              <w:rPr>
+                <w:rFonts w:ascii="Arial" w:hAnsi="Arial"/>
+                <w:b/>
+                <w:color w:val="007D87"/>
+                <w:sz w:val="16"/>
+              </w:rPr>
+              <w:t>PRODUCTION OPERATIONS</w:t>
+            </w:r>
+          </w:p>
+          <w:p>
+            <w:pPr>
+              <w:keepNext/>
+              <w:widowControl/>
+              <w:spacing w:before="0" w:after="0" w:line="210" w:lineRule="exact"/>
+            </w:pPr>
+            <w:r>
+              <w:rPr>
+                <w:rFonts w:ascii="Arial" w:hAnsi="Arial"/>
+                <w:b w:val="0"/>
+                <w:color w:val="526372"/>
+                <w:sz w:val="16"/>
+              </w:rPr>
+              <w:t>IaC, performance &amp; disaster recovery</w:t>
+            </w:r>
+          </w:p>
+        </w:tc>
+      </w:tr>
+    </w:tbl>
+    <w:p>
+      <w:pPr>
+        <w:keepNext/>
+        <w:widowControl/>
+        <w:spacing w:before="0" w:after="0" w:line="60" w:lineRule="exact"/>
+      </w:pPr>
+    </w:p>
+    <w:p>
+      <w:pPr>
+        <w:keepLines/>
+        <w:ind w:left="180" w:hanging="180"/>
+      </w:pPr>
+      <w:r>
+        <w:rPr>
+          <w:rFonts w:ascii="Arial" w:hAnsi="Arial"/>
+          <w:b w:val="0"/>
+          <w:color w:val="172F43"/>
+          <w:sz w:val="20"/>
+        </w:rPr>
+        <w:t xml:space="preserve">- </w:t>
+      </w:r>
+      <w:r>
+        <w:rPr>
+          <w:rFonts w:ascii="Arial" w:hAnsi="Arial"/>
+          <w:b/>
+          <w:color w:val="172F43"/>
+          <w:sz w:val="20"/>
+        </w:rPr>
+        <w:t>Architecture and migration.</w:t>
+      </w:r>
+      <w:r>
+        <w:rPr>
+          <w:rFonts w:ascii="Arial" w:hAnsi="Arial"/>
+          <w:b w:val="0"/>
+          <w:color w:val="172F43"/>
+          <w:sz w:val="20"/>
+        </w:rPr>
+        <w:t xml:space="preserve"> Led three mission-critical migrations across distributed data and live OLTP/web platforms; rearchitected mortgage-document systems from Hadoop/Solr to Elasticsearch/OpenSearch and S3.</w:t>
       </w:r>
     </w:p>
     <w:p>
@@ -1892,7 +3653,7 @@
           <w:color w:val="172F43"/>
           <w:sz w:val="20"/>
         </w:rPr>
-        <w:t>Technical leadership.</w:t>
+        <w:t>Software engineering.</w:t>
       </w:r>
       <w:r>
         <w:rPr>
@@ -1901,7 +3662,7 @@
           <w:color w:val="172F43"/>
           <w:sz w:val="20"/>
         </w:rPr>
-        <w:t xml:space="preserve"> Led three mission-critical cloud migrations across distributed data and live OLTP/web platforms, coordinating architecture, implementation, data movement, performance testing, and production transition.</w:t>
+        <w:t xml:space="preserve"> Led Spark migration-job development for Solr-to-Elasticsearch and HBase-to-S3; designed Databricks, AWS Glue, Talend, and S3 ingestion frameworks and built Python/Airflow automation.</w:t>
       </w:r>
     </w:p>
     <w:p>
@@ -1925,7 +3686,7 @@
           <w:color w:val="172F43"/>
           <w:sz w:val="20"/>
         </w:rPr>
-        <w:t>Distributed data migration.</w:t>
+        <w:t>Infrastructure and operations.</w:t>
       </w:r>
       <w:r>
         <w:rPr>
@@ -1934,7 +3695,7 @@
           <w:color w:val="172F43"/>
           <w:sz w:val="20"/>
         </w:rPr>
-        <w:t xml:space="preserve"> Designed the transition of a mortgage-document platform from Cloudera Hadoop/Solr to Elasticsearch/OpenSearch and S3; led Spark migration-job development for Solr-to-Elasticsearch and HBase-to-S3 data movement.</w:t>
+        <w:t xml:space="preserve"> Built Terraform, CloudFormation, and Ansible provisioning; automated snapshots and bootstrapping, supported performance testing, and resolved platform and release failures.</w:t>
       </w:r>
     </w:p>
     <w:p>
@@ -1958,7 +3719,7 @@
           <w:color w:val="172F43"/>
           <w:sz w:val="20"/>
         </w:rPr>
-        <w:t>Ingestion architecture.</w:t>
+        <w:t>Disaster recovery.</w:t>
       </w:r>
       <w:r>
         <w:rPr>
@@ -1967,214 +3728,7 @@
           <w:color w:val="172F43"/>
           <w:sz w:val="20"/>
         </w:rPr>
-        <w:t xml:space="preserve"> Designed Databricks, AWS Glue, Talend, and S3 ingestion/data-warehouse frameworks for upstream and downstream systems; served as senior escalation SME for platform operations and release failures.</w:t>
-      </w:r>
-    </w:p>
-    <w:p>
-      <w:pPr>
-        <w:keepLines/>
-        <w:ind w:left="180" w:hanging="180"/>
-      </w:pPr>
-      <w:r>
-        <w:rPr>
-          <w:rFonts w:ascii="Arial" w:hAnsi="Arial"/>
-          <w:b w:val="0"/>
-          <w:color w:val="172F43"/>
-          <w:sz w:val="20"/>
-        </w:rPr>
-        <w:t xml:space="preserve">- </w:t>
-      </w:r>
-      <w:r>
-        <w:rPr>
-          <w:rFonts w:ascii="Arial" w:hAnsi="Arial"/>
-          <w:b/>
-          <w:color w:val="172F43"/>
-          <w:sz w:val="20"/>
-        </w:rPr>
-        <w:t>Recovery engineering.</w:t>
-      </w:r>
-      <w:r>
-        <w:rPr>
-          <w:rFonts w:ascii="Arial" w:hAnsi="Arial"/>
-          <w:b w:val="0"/>
-          <w:color w:val="172F43"/>
-          <w:sz w:val="20"/>
-        </w:rPr>
-        <w:t xml:space="preserve"> Delivered a production hybrid-cloud DR environment within six months, with approximately 15-minute RPO and 2-hour RTO using cross-region replication, S3, Airflow, Python, and Elasticsearch.</w:t>
-      </w:r>
-    </w:p>
-    <w:p>
-      <w:pPr>
-        <w:keepLines/>
-        <w:ind w:left="180" w:hanging="180"/>
-      </w:pPr>
-      <w:r>
-        <w:rPr>
-          <w:rFonts w:ascii="Arial" w:hAnsi="Arial"/>
-          <w:b w:val="0"/>
-          <w:color w:val="172F43"/>
-          <w:sz w:val="20"/>
-        </w:rPr>
-        <w:t xml:space="preserve">- </w:t>
-      </w:r>
-      <w:r>
-        <w:rPr>
-          <w:rFonts w:ascii="Arial" w:hAnsi="Arial"/>
-          <w:b/>
-          <w:color w:val="172F43"/>
-          <w:sz w:val="20"/>
-        </w:rPr>
-        <w:t>Platform automation.</w:t>
-      </w:r>
-      <w:r>
-        <w:rPr>
-          <w:rFonts w:ascii="Arial" w:hAnsi="Arial"/>
-          <w:b w:val="0"/>
-          <w:color w:val="172F43"/>
-          <w:sz w:val="20"/>
-        </w:rPr>
-        <w:t xml:space="preserve"> Developed reusable Terraform, CloudFormation, and Ansible provisioning pipelines; built Python/Airflow automation for snapshots, migration, and instance bootstrapping, and partnered on Dynatrace performance testing at scale.</w:t>
-      </w:r>
-    </w:p>
-    <w:p>
-      <w:pPr>
-        <w:keepLines/>
-        <w:ind w:left="180" w:hanging="180"/>
-      </w:pPr>
-      <w:r>
-        <w:rPr>
-          <w:rFonts w:ascii="Arial" w:hAnsi="Arial"/>
-          <w:b w:val="0"/>
-          <w:color w:val="172F43"/>
-          <w:sz w:val="20"/>
-        </w:rPr>
-        <w:t xml:space="preserve">- </w:t>
-      </w:r>
-      <w:r>
-        <w:rPr>
-          <w:rFonts w:ascii="Arial" w:hAnsi="Arial"/>
-          <w:b/>
-          <w:color w:val="172F43"/>
-          <w:sz w:val="20"/>
-        </w:rPr>
-        <w:t>Application modernization and security.</w:t>
-      </w:r>
-      <w:r>
-        <w:rPr>
-          <w:rFonts w:ascii="Arial" w:hAnsi="Arial"/>
-          <w:b w:val="0"/>
-          <w:color w:val="172F43"/>
-          <w:sz w:val="20"/>
-        </w:rPr>
-        <w:t xml:space="preserve"> Designed EKS deployment architecture for a legacy Oracle/WebLogic application and federated authentication across four environments; partnered with InfoSec on secure on-premises-to-S3 connectivity.</w:t>
-      </w:r>
-    </w:p>
-    <w:p>
-      <w:pPr>
-        <w:pStyle w:val="Heading1"/>
-        <w:keepNext/>
-        <w:widowControl/>
-        <w:spacing w:before="200" w:after="160" w:line="240" w:lineRule="exact"/>
-      </w:pPr>
-      <w:r>
-        <w:rPr>
-          <w:rFonts w:ascii="Arial" w:hAnsi="Arial"/>
-          <w:b/>
-          <w:color w:val="007D87"/>
-          <w:sz w:val="18"/>
-        </w:rPr>
-        <w:t>TECHNICAL EXPERTISE</w:t>
-      </w:r>
-    </w:p>
-    <w:p>
-      <w:pPr>
-        <w:spacing w:line="240" w:lineRule="exact" w:after="80"/>
-      </w:pPr>
-      <w:r>
-        <w:rPr>
-          <w:rFonts w:ascii="Arial" w:hAnsi="Arial"/>
-          <w:b/>
-          <w:color w:val="172F43"/>
-          <w:sz w:val="18"/>
-        </w:rPr>
-        <w:t xml:space="preserve">AI serving and orchestration: </w:t>
-      </w:r>
-      <w:r>
-        <w:rPr>
-          <w:rFonts w:ascii="Arial" w:hAnsi="Arial"/>
-          <w:b w:val="0"/>
-          <w:color w:val="172F43"/>
-          <w:sz w:val="18"/>
-        </w:rPr>
-        <w:t>vLLM, LoRA adapter serving, GPU resource configuration, Helm, Argo CD, Kubernetes/EKS, Kustomize, Docker</w:t>
-      </w:r>
-    </w:p>
-    <w:p>
-      <w:pPr>
-        <w:spacing w:line="240" w:lineRule="exact" w:after="80"/>
-      </w:pPr>
-      <w:r>
-        <w:rPr>
-          <w:rFonts w:ascii="Arial" w:hAnsi="Arial"/>
-          <w:b/>
-          <w:color w:val="172F43"/>
-          <w:sz w:val="18"/>
-        </w:rPr>
-        <w:t xml:space="preserve">Distributed data and performance: </w:t>
-      </w:r>
-      <w:r>
-        <w:rPr>
-          <w:rFonts w:ascii="Arial" w:hAnsi="Arial"/>
-          <w:b w:val="0"/>
-          <w:color w:val="172F43"/>
-          <w:sz w:val="18"/>
-        </w:rPr>
-        <w:t>Solr, OpenSearch/Elasticsearch, Milvus, Hadoop/HDFS, HBase, Kafka, Spark; JVM/GC, query/index tuning, capacity planning</w:t>
-      </w:r>
-    </w:p>
-    <w:p>
-      <w:pPr>
-        <w:spacing w:line="240" w:lineRule="exact" w:after="80"/>
-      </w:pPr>
-      <w:r>
-        <w:rPr>
-          <w:rFonts w:ascii="Arial" w:hAnsi="Arial"/>
-          <w:b/>
-          <w:color w:val="172F43"/>
-          <w:sz w:val="18"/>
-        </w:rPr>
-        <w:t xml:space="preserve">Automation and reliability: </w:t>
-      </w:r>
-      <w:r>
-        <w:rPr>
-          <w:rFonts w:ascii="Arial" w:hAnsi="Arial"/>
-          <w:b w:val="0"/>
-          <w:color w:val="172F43"/>
-          <w:sz w:val="18"/>
-        </w:rPr>
-        <w:t>Python, Bash, Terraform, CloudFormation, Ansible; AWS, Prometheus, Grafana, Splunk; incident response, observability, HA/DR</w:t>
-      </w:r>
-    </w:p>
-    <w:p>
-      <w:r>
-        <w:br w:type="page"/>
-      </w:r>
-    </w:p>
-    <w:p>
-      <w:pPr>
-        <w:pStyle w:val="Heading1"/>
-        <w:keepNext/>
-        <w:widowControl/>
-        <w:spacing w:before="200" w:after="160" w:line="240" w:lineRule="exact"/>
-      </w:pPr>
-      <w:r>
-        <w:rPr>
-          <w:rFonts w:ascii="Arial" w:hAnsi="Arial"/>
-          <w:b/>
-          <w:color w:val="007D87"/>
-          <w:sz w:val="18"/>
-        </w:rPr>
-        <w:t>DISTRIBUTED SYSTEMS &amp; TELEMETRY | CLOUDWICK CONTINUED</w:t>
+        <w:t xml:space="preserve"> Delivered a production hybrid-cloud DR environment within six months with ~15-minute RPO and ~2-hour RTO using cross-region replication, S3, Airflow, Python, and Elasticsearch.</w:t>
       </w:r>
     </w:p>
     <w:tbl>
@@ -2193,9 +3747,9 @@
         </w:tblBorders>
       </w:tblPr>
       <w:tblGrid>
-        <w:gridCol w:w="1400"/>
-        <w:gridCol w:w="6520"/>
-        <w:gridCol w:w="2560"/>
+        <w:gridCol w:w="1100"/>
+        <w:gridCol w:w="6980"/>
+        <w:gridCol w:w="2400"/>
       </w:tblGrid>
       <w:tr>
         <w:trPr>
@@ -2203,7 +3757,7 @@
         </w:trPr>
         <w:tc>
           <w:tcPr>
-            <w:tcW w:type="dxa" w:w="1400"/>
+            <w:tcW w:type="dxa" w:w="1100"/>
             <w:tcMar>
               <w:top w:w="0" w:type="dxa"/>
               <w:bottom w:w="0" w:type="dxa"/>
@@ -2222,8 +3776,8 @@
             <w:r>
               <w:drawing>
                 <wp:inline xmlns:a="http://schemas.openxmlformats.org/drawingml/2006/main" xmlns:pic="http://schemas.openxmlformats.org/drawingml/2006/picture">
-                  <wp:extent cx="736600" cy="110635"/>
-                  <wp:docPr id="6" name="Picture 6" descr="Cyber Data Lake / Amorphic logo"/>
+                  <wp:extent cx="546100" cy="82022"/>
+                  <wp:docPr id="29" name="Picture 29" descr="Cyber Data Lake / Amorphic logo"/>
                   <wp:cNvGraphicFramePr>
                     <a:graphicFrameLocks noChangeAspect="1"/>
                   </wp:cNvGraphicFramePr>
@@ -2235,7 +3789,7 @@
                           <pic:cNvPicPr/>
                         </pic:nvPicPr>
                         <pic:blipFill>
-                          <a:blip r:embed="rId15"/>
+                          <a:blip r:embed="rId35"/>
                           <a:stretch>
                             <a:fillRect/>
                           </a:stretch>
@@ -2243,7 +3797,7 @@
                         <pic:spPr>
                           <a:xfrm>
                             <a:off x="0" y="0"/>
-                            <a:ext cx="736600" cy="110635"/>
+                            <a:ext cx="546100" cy="82022"/>
                           </a:xfrm>
                           <a:prstGeom prst="rect"/>
                         </pic:spPr>
@@ -2257,7 +3811,7 @@
         </w:tc>
         <w:tc>
           <w:tcPr>
-            <w:tcW w:type="dxa" w:w="6520"/>
+            <w:tcW w:type="dxa" w:w="6980"/>
             <w:tcMar>
               <w:top w:w="0" w:type="dxa"/>
               <w:bottom w:w="0" w:type="dxa"/>
@@ -2269,14 +3823,14 @@
             <w:pPr>
               <w:keepNext/>
               <w:widowControl/>
-              <w:spacing w:before="0" w:after="60" w:line="300" w:lineRule="exact"/>
+              <w:spacing w:before="0" w:after="40" w:line="260" w:lineRule="exact"/>
             </w:pPr>
             <w:r>
               <w:rPr>
                 <w:rFonts w:ascii="Arial" w:hAnsi="Arial"/>
                 <w:b/>
                 <w:color w:val="172F43"/>
-                <w:sz w:val="24"/>
+                <w:sz w:val="22"/>
               </w:rPr>
               <w:t>Cyber Data Lake / Amorphic</w:t>
             </w:r>
@@ -2285,7 +3839,7 @@
             <w:pPr>
               <w:keepNext/>
               <w:widowControl/>
-              <w:spacing w:before="0" w:after="100" w:line="240" w:lineRule="exact"/>
+              <w:spacing w:before="0" w:after="60" w:line="240" w:lineRule="exact"/>
             </w:pPr>
             <w:r>
               <w:rPr>
@@ -2300,7 +3854,7 @@
         </w:tc>
         <w:tc>
           <w:tcPr>
-            <w:tcW w:type="dxa" w:w="2560"/>
+            <w:tcW w:type="dxa" w:w="2400"/>
             <w:tcMar>
               <w:top w:w="0" w:type="dxa"/>
               <w:bottom w:w="0" w:type="dxa"/>
@@ -2332,16 +3886,718 @@
       <w:pPr>
         <w:keepNext/>
         <w:widowControl/>
-        <w:spacing w:before="0" w:after="140" w:line="240" w:lineRule="exact"/>
+        <w:spacing w:before="0" w:after="80" w:line="240" w:lineRule="exact"/>
+      </w:pPr>
+      <w:r>
+        <w:rPr>
+          <w:rFonts w:ascii="Arial" w:hAnsi="Arial"/>
+          <w:b/>
+          <w:color w:val="007D87"/>
+          <w:sz w:val="15"/>
+        </w:rPr>
+        <w:t xml:space="preserve">• </w:t>
+      </w:r>
+      <w:r>
+        <w:rPr>
+          <w:rFonts w:ascii="Arial" w:hAnsi="Arial"/>
+          <w:b w:val="0"/>
+          <w:color w:val="526372"/>
+          <w:sz w:val="15"/>
+        </w:rPr>
+        <w:t>PCAP</w:t>
+      </w:r>
+      <w:r>
+        <w:rPr>
+          <w:rFonts w:ascii="Arial" w:hAnsi="Arial"/>
+          <w:b w:val="0"/>
+          <w:color w:val="172F43"/>
+          <w:sz w:val="15"/>
+        </w:rPr>
+        <w:t xml:space="preserve">   </w:t>
+      </w:r>
+      <w:r>
+        <w:rPr>
+          <w:rFonts w:ascii="Arial" w:hAnsi="Arial"/>
+          <w:b/>
+          <w:color w:val="007D87"/>
+          <w:sz w:val="15"/>
+        </w:rPr>
+        <w:t xml:space="preserve">• </w:t>
+      </w:r>
+      <w:r>
+        <w:rPr>
+          <w:rFonts w:ascii="Arial" w:hAnsi="Arial"/>
+          <w:b w:val="0"/>
+          <w:color w:val="526372"/>
+          <w:sz w:val="15"/>
+        </w:rPr>
+        <w:t>NetFlow</w:t>
+      </w:r>
+      <w:r>
+        <w:rPr>
+          <w:rFonts w:ascii="Arial" w:hAnsi="Arial"/>
+          <w:b w:val="0"/>
+          <w:color w:val="172F43"/>
+          <w:sz w:val="15"/>
+        </w:rPr>
+        <w:t xml:space="preserve">   </w:t>
+      </w:r>
+      <w:r>
+        <w:rPr>
+          <w:rFonts w:ascii="Arial" w:hAnsi="Arial"/>
+          <w:b/>
+          <w:color w:val="007D87"/>
+          <w:sz w:val="15"/>
+        </w:rPr>
+        <w:t xml:space="preserve">• </w:t>
+      </w:r>
+      <w:r>
+        <w:rPr>
+          <w:rFonts w:ascii="Arial" w:hAnsi="Arial"/>
+          <w:b w:val="0"/>
+          <w:color w:val="526372"/>
+          <w:sz w:val="15"/>
+        </w:rPr>
+        <w:t>Telemetry</w:t>
+      </w:r>
+      <w:r>
+        <w:rPr>
+          <w:rFonts w:ascii="Arial" w:hAnsi="Arial"/>
+          <w:b w:val="0"/>
+          <w:color w:val="172F43"/>
+          <w:sz w:val="15"/>
+        </w:rPr>
+        <w:t xml:space="preserve">   </w:t>
+      </w:r>
+      <w:r>
+        <w:drawing>
+          <wp:inline xmlns:a="http://schemas.openxmlformats.org/drawingml/2006/main" xmlns:pic="http://schemas.openxmlformats.org/drawingml/2006/picture">
+            <wp:extent cx="127000" cy="127000"/>
+            <wp:docPr id="30" name="Picture 30" descr="Rust logo"/>
+            <wp:cNvGraphicFramePr>
+              <a:graphicFrameLocks noChangeAspect="1"/>
+            </wp:cNvGraphicFramePr>
+            <a:graphic>
+              <a:graphicData uri="http://schemas.openxmlformats.org/drawingml/2006/picture">
+                <pic:pic>
+                  <pic:nvPicPr>
+                    <pic:cNvPr id="0" name="rust.png"/>
+                    <pic:cNvPicPr/>
+                  </pic:nvPicPr>
+                  <pic:blipFill>
+                    <a:blip r:embed="rId36"/>
+                    <a:stretch>
+                      <a:fillRect/>
+                    </a:stretch>
+                  </pic:blipFill>
+                  <pic:spPr>
+                    <a:xfrm>
+                      <a:off x="0" y="0"/>
+                      <a:ext cx="127000" cy="127000"/>
+                    </a:xfrm>
+                    <a:prstGeom prst="rect"/>
+                  </pic:spPr>
+                </pic:pic>
+              </a:graphicData>
+            </a:graphic>
+          </wp:inline>
+        </w:drawing>
+      </w:r>
+      <w:r>
+        <w:rPr>
+          <w:rFonts w:ascii="Arial" w:hAnsi="Arial"/>
+          <w:b w:val="0"/>
+          <w:color w:val="172F43"/>
+          <w:sz w:val="15"/>
+        </w:rPr>
+        <w:t xml:space="preserve"> </w:t>
+      </w:r>
+      <w:r>
+        <w:rPr>
+          <w:rFonts w:ascii="Arial" w:hAnsi="Arial"/>
+          <w:b w:val="0"/>
+          <w:color w:val="526372"/>
+          <w:sz w:val="15"/>
+        </w:rPr>
+        <w:t>Rust</w:t>
+      </w:r>
+      <w:r>
+        <w:rPr>
+          <w:rFonts w:ascii="Arial" w:hAnsi="Arial"/>
+          <w:b w:val="0"/>
+          <w:color w:val="172F43"/>
+          <w:sz w:val="15"/>
+        </w:rPr>
+        <w:t xml:space="preserve">   </w:t>
+      </w:r>
+      <w:r>
+        <w:drawing>
+          <wp:inline xmlns:a="http://schemas.openxmlformats.org/drawingml/2006/main" xmlns:pic="http://schemas.openxmlformats.org/drawingml/2006/picture">
+            <wp:extent cx="127000" cy="127000"/>
+            <wp:docPr id="31" name="Picture 31" descr="Bash logo"/>
+            <wp:cNvGraphicFramePr>
+              <a:graphicFrameLocks noChangeAspect="1"/>
+            </wp:cNvGraphicFramePr>
+            <a:graphic>
+              <a:graphicData uri="http://schemas.openxmlformats.org/drawingml/2006/picture">
+                <pic:pic>
+                  <pic:nvPicPr>
+                    <pic:cNvPr id="0" name="bash.png"/>
+                    <pic:cNvPicPr/>
+                  </pic:nvPicPr>
+                  <pic:blipFill>
+                    <a:blip r:embed="rId37"/>
+                    <a:stretch>
+                      <a:fillRect/>
+                    </a:stretch>
+                  </pic:blipFill>
+                  <pic:spPr>
+                    <a:xfrm>
+                      <a:off x="0" y="0"/>
+                      <a:ext cx="127000" cy="127000"/>
+                    </a:xfrm>
+                    <a:prstGeom prst="rect"/>
+                  </pic:spPr>
+                </pic:pic>
+              </a:graphicData>
+            </a:graphic>
+          </wp:inline>
+        </w:drawing>
+      </w:r>
+      <w:r>
+        <w:rPr>
+          <w:rFonts w:ascii="Arial" w:hAnsi="Arial"/>
+          <w:b w:val="0"/>
+          <w:color w:val="172F43"/>
+          <w:sz w:val="15"/>
+        </w:rPr>
+        <w:t xml:space="preserve"> </w:t>
+      </w:r>
+      <w:r>
+        <w:rPr>
+          <w:rFonts w:ascii="Arial" w:hAnsi="Arial"/>
+          <w:b w:val="0"/>
+          <w:color w:val="526372"/>
+          <w:sz w:val="15"/>
+        </w:rPr>
+        <w:t>Bash</w:t>
+      </w:r>
+      <w:r>
+        <w:rPr>
+          <w:rFonts w:ascii="Arial" w:hAnsi="Arial"/>
+          <w:b w:val="0"/>
+          <w:color w:val="172F43"/>
+          <w:sz w:val="15"/>
+        </w:rPr>
+        <w:t xml:space="preserve">   </w:t>
+      </w:r>
+      <w:r>
+        <w:drawing>
+          <wp:inline xmlns:a="http://schemas.openxmlformats.org/drawingml/2006/main" xmlns:pic="http://schemas.openxmlformats.org/drawingml/2006/picture">
+            <wp:extent cx="127000" cy="127000"/>
+            <wp:docPr id="32" name="Picture 32" descr="Python logo"/>
+            <wp:cNvGraphicFramePr>
+              <a:graphicFrameLocks noChangeAspect="1"/>
+            </wp:cNvGraphicFramePr>
+            <a:graphic>
+              <a:graphicData uri="http://schemas.openxmlformats.org/drawingml/2006/picture">
+                <pic:pic>
+                  <pic:nvPicPr>
+                    <pic:cNvPr id="0" name="python.png"/>
+                    <pic:cNvPicPr/>
+                  </pic:nvPicPr>
+                  <pic:blipFill>
+                    <a:blip r:embed="rId38"/>
+                    <a:stretch>
+                      <a:fillRect/>
+                    </a:stretch>
+                  </pic:blipFill>
+                  <pic:spPr>
+                    <a:xfrm>
+                      <a:off x="0" y="0"/>
+                      <a:ext cx="127000" cy="127000"/>
+                    </a:xfrm>
+                    <a:prstGeom prst="rect"/>
+                  </pic:spPr>
+                </pic:pic>
+              </a:graphicData>
+            </a:graphic>
+          </wp:inline>
+        </w:drawing>
+      </w:r>
+      <w:r>
+        <w:rPr>
+          <w:rFonts w:ascii="Arial" w:hAnsi="Arial"/>
+          <w:b w:val="0"/>
+          <w:color w:val="172F43"/>
+          <w:sz w:val="15"/>
+        </w:rPr>
+        <w:t xml:space="preserve"> </w:t>
+      </w:r>
+      <w:r>
+        <w:rPr>
+          <w:rFonts w:ascii="Arial" w:hAnsi="Arial"/>
+          <w:b w:val="0"/>
+          <w:color w:val="526372"/>
+          <w:sz w:val="15"/>
+        </w:rPr>
+        <w:t>Python</w:t>
+      </w:r>
+      <w:r>
+        <w:br/>
+      </w:r>
+      <w:r>
+        <w:drawing>
+          <wp:inline xmlns:a="http://schemas.openxmlformats.org/drawingml/2006/main" xmlns:pic="http://schemas.openxmlformats.org/drawingml/2006/picture">
+            <wp:extent cx="127000" cy="127000"/>
+            <wp:docPr id="33" name="Picture 33" descr="Supermicro logo"/>
+            <wp:cNvGraphicFramePr>
+              <a:graphicFrameLocks noChangeAspect="1"/>
+            </wp:cNvGraphicFramePr>
+            <a:graphic>
+              <a:graphicData uri="http://schemas.openxmlformats.org/drawingml/2006/picture">
+                <pic:pic>
+                  <pic:nvPicPr>
+                    <pic:cNvPr id="0" name="supermicro.png"/>
+                    <pic:cNvPicPr/>
+                  </pic:nvPicPr>
+                  <pic:blipFill>
+                    <a:blip r:embed="rId39"/>
+                    <a:stretch>
+                      <a:fillRect/>
+                    </a:stretch>
+                  </pic:blipFill>
+                  <pic:spPr>
+                    <a:xfrm>
+                      <a:off x="0" y="0"/>
+                      <a:ext cx="127000" cy="127000"/>
+                    </a:xfrm>
+                    <a:prstGeom prst="rect"/>
+                  </pic:spPr>
+                </pic:pic>
+              </a:graphicData>
+            </a:graphic>
+          </wp:inline>
+        </w:drawing>
+      </w:r>
+      <w:r>
+        <w:rPr>
+          <w:rFonts w:ascii="Arial" w:hAnsi="Arial"/>
+          <w:b w:val="0"/>
+          <w:color w:val="172F43"/>
+          <w:sz w:val="15"/>
+        </w:rPr>
+        <w:t xml:space="preserve"> </w:t>
+      </w:r>
+      <w:r>
+        <w:rPr>
+          <w:rFonts w:ascii="Arial" w:hAnsi="Arial"/>
+          <w:b w:val="0"/>
+          <w:color w:val="526372"/>
+          <w:sz w:val="15"/>
+        </w:rPr>
+        <w:t>Supermicro</w:t>
+      </w:r>
+      <w:r>
+        <w:rPr>
+          <w:rFonts w:ascii="Arial" w:hAnsi="Arial"/>
+          <w:b w:val="0"/>
+          <w:color w:val="172F43"/>
+          <w:sz w:val="15"/>
+        </w:rPr>
+        <w:t xml:space="preserve">   </w:t>
+      </w:r>
+      <w:r>
+        <w:rPr>
+          <w:rFonts w:ascii="Arial" w:hAnsi="Arial"/>
+          <w:b/>
+          <w:color w:val="007D87"/>
+          <w:sz w:val="15"/>
+        </w:rPr>
+        <w:t xml:space="preserve">• </w:t>
+      </w:r>
+      <w:r>
+        <w:rPr>
+          <w:rFonts w:ascii="Arial" w:hAnsi="Arial"/>
+          <w:b w:val="0"/>
+          <w:color w:val="526372"/>
+          <w:sz w:val="15"/>
+        </w:rPr>
+        <w:t>SolrCapture</w:t>
+      </w:r>
+      <w:r>
+        <w:rPr>
+          <w:rFonts w:ascii="Arial" w:hAnsi="Arial"/>
+          <w:b w:val="0"/>
+          <w:color w:val="172F43"/>
+          <w:sz w:val="15"/>
+        </w:rPr>
+        <w:t xml:space="preserve">   </w:t>
+      </w:r>
+      <w:r>
+        <w:rPr>
+          <w:rFonts w:ascii="Arial" w:hAnsi="Arial"/>
+          <w:b/>
+          <w:color w:val="007D87"/>
+          <w:sz w:val="15"/>
+        </w:rPr>
+        <w:t xml:space="preserve">• </w:t>
+      </w:r>
+      <w:r>
+        <w:rPr>
+          <w:rFonts w:ascii="Arial" w:hAnsi="Arial"/>
+          <w:b w:val="0"/>
+          <w:color w:val="526372"/>
+          <w:sz w:val="15"/>
+        </w:rPr>
+        <w:t>IXIA</w:t>
+      </w:r>
+      <w:r>
+        <w:rPr>
+          <w:rFonts w:ascii="Arial" w:hAnsi="Arial"/>
+          <w:b w:val="0"/>
+          <w:color w:val="172F43"/>
+          <w:sz w:val="15"/>
+        </w:rPr>
+        <w:t xml:space="preserve">   </w:t>
+      </w:r>
+      <w:r>
+        <w:drawing>
+          <wp:inline xmlns:a="http://schemas.openxmlformats.org/drawingml/2006/main" xmlns:pic="http://schemas.openxmlformats.org/drawingml/2006/picture">
+            <wp:extent cx="127000" cy="127000"/>
+            <wp:docPr id="34" name="Picture 34" descr="CentOS logo"/>
+            <wp:cNvGraphicFramePr>
+              <a:graphicFrameLocks noChangeAspect="1"/>
+            </wp:cNvGraphicFramePr>
+            <a:graphic>
+              <a:graphicData uri="http://schemas.openxmlformats.org/drawingml/2006/picture">
+                <pic:pic>
+                  <pic:nvPicPr>
+                    <pic:cNvPr id="0" name="centos.png"/>
+                    <pic:cNvPicPr/>
+                  </pic:nvPicPr>
+                  <pic:blipFill>
+                    <a:blip r:embed="rId40"/>
+                    <a:stretch>
+                      <a:fillRect/>
+                    </a:stretch>
+                  </pic:blipFill>
+                  <pic:spPr>
+                    <a:xfrm>
+                      <a:off x="0" y="0"/>
+                      <a:ext cx="127000" cy="127000"/>
+                    </a:xfrm>
+                    <a:prstGeom prst="rect"/>
+                  </pic:spPr>
+                </pic:pic>
+              </a:graphicData>
+            </a:graphic>
+          </wp:inline>
+        </w:drawing>
+      </w:r>
+      <w:r>
+        <w:rPr>
+          <w:rFonts w:ascii="Arial" w:hAnsi="Arial"/>
+          <w:b w:val="0"/>
+          <w:color w:val="172F43"/>
+          <w:sz w:val="15"/>
+        </w:rPr>
+        <w:t xml:space="preserve"> </w:t>
+      </w:r>
+      <w:r>
+        <w:rPr>
+          <w:rFonts w:ascii="Arial" w:hAnsi="Arial"/>
+          <w:b w:val="0"/>
+          <w:color w:val="526372"/>
+          <w:sz w:val="15"/>
+        </w:rPr>
+        <w:t>CentOS</w:t>
+      </w:r>
+      <w:r>
+        <w:rPr>
+          <w:rFonts w:ascii="Arial" w:hAnsi="Arial"/>
+          <w:b w:val="0"/>
+          <w:color w:val="172F43"/>
+          <w:sz w:val="15"/>
+        </w:rPr>
+        <w:t xml:space="preserve">   </w:t>
+      </w:r>
+      <w:r>
+        <w:drawing>
+          <wp:inline xmlns:a="http://schemas.openxmlformats.org/drawingml/2006/main" xmlns:pic="http://schemas.openxmlformats.org/drawingml/2006/picture">
+            <wp:extent cx="127000" cy="127000"/>
+            <wp:docPr id="35" name="Picture 35" descr="Ansible logo"/>
+            <wp:cNvGraphicFramePr>
+              <a:graphicFrameLocks noChangeAspect="1"/>
+            </wp:cNvGraphicFramePr>
+            <a:graphic>
+              <a:graphicData uri="http://schemas.openxmlformats.org/drawingml/2006/picture">
+                <pic:pic>
+                  <pic:nvPicPr>
+                    <pic:cNvPr id="0" name="ansible.png"/>
+                    <pic:cNvPicPr/>
+                  </pic:nvPicPr>
+                  <pic:blipFill>
+                    <a:blip r:embed="rId41"/>
+                    <a:stretch>
+                      <a:fillRect/>
+                    </a:stretch>
+                  </pic:blipFill>
+                  <pic:spPr>
+                    <a:xfrm>
+                      <a:off x="0" y="0"/>
+                      <a:ext cx="127000" cy="127000"/>
+                    </a:xfrm>
+                    <a:prstGeom prst="rect"/>
+                  </pic:spPr>
+                </pic:pic>
+              </a:graphicData>
+            </a:graphic>
+          </wp:inline>
+        </w:drawing>
+      </w:r>
+      <w:r>
+        <w:rPr>
+          <w:rFonts w:ascii="Arial" w:hAnsi="Arial"/>
+          <w:b w:val="0"/>
+          <w:color w:val="172F43"/>
+          <w:sz w:val="15"/>
+        </w:rPr>
+        <w:t xml:space="preserve"> </w:t>
+      </w:r>
+      <w:r>
+        <w:rPr>
+          <w:rFonts w:ascii="Arial" w:hAnsi="Arial"/>
+          <w:b w:val="0"/>
+          <w:color w:val="526372"/>
+          <w:sz w:val="15"/>
+        </w:rPr>
+        <w:t>Ansible</w:t>
+      </w:r>
+    </w:p>
+    <w:tbl>
+      <w:tblPr>
+        <w:tblW w:type="auto" w:w="0"/>
+        <w:jc w:val="center"/>
+        <w:tblLayout w:type="fixed"/>
+        <w:tblLook w:firstColumn="1" w:firstRow="1" w:lastColumn="0" w:lastRow="0" w:noHBand="0" w:noVBand="1" w:val="04A0"/>
+        <w:tblBorders>
+          <w:top w:val="nil"/>
+          <w:left w:val="nil"/>
+          <w:bottom w:val="nil"/>
+          <w:right w:val="nil"/>
+          <w:insideH w:val="nil"/>
+          <w:insideV w:val="nil"/>
+        </w:tblBorders>
+      </w:tblPr>
+      <w:tblGrid>
+        <w:gridCol w:w="3493"/>
+        <w:gridCol w:w="3493"/>
+        <w:gridCol w:w="3493"/>
+      </w:tblGrid>
+      <w:tr>
+        <w:trPr>
+          <w:cantSplit/>
+        </w:trPr>
+        <w:tc>
+          <w:tcPr>
+            <w:tcW w:type="dxa" w:w="3493"/>
+            <w:tcMar>
+              <w:top w:w="0" w:type="dxa"/>
+              <w:bottom w:w="0" w:type="dxa"/>
+              <w:left w:w="0" w:type="dxa"/>
+              <w:right w:w="0" w:type="dxa"/>
+            </w:tcMar>
+            <w:tcMar>
+              <w:top w:w="100" w:type="dxa"/>
+              <w:bottom w:w="100" w:type="dxa"/>
+              <w:left w:w="140" w:type="dxa"/>
+              <w:right w:w="140" w:type="dxa"/>
+            </w:tcMar>
+            <w:shd w:fill="EAF3F2"/>
+            <w:tcBorders>
+              <w:top w:val="single" w:sz="8" w:color="FFFFFF"/>
+              <w:bottom w:val="single" w:sz="8" w:color="FFFFFF"/>
+              <w:left w:val="single" w:sz="8" w:color="FFFFFF"/>
+              <w:right w:val="single" w:sz="8" w:color="FFFFFF"/>
+            </w:tcBorders>
+          </w:tcPr>
+          <w:p>
+            <w:pPr>
+              <w:keepNext/>
+              <w:widowControl/>
+              <w:spacing w:before="0" w:after="40" w:line="200" w:lineRule="exact"/>
+            </w:pPr>
+            <w:r>
+              <w:rPr>
+                <w:rFonts w:ascii="Arial" w:hAnsi="Arial"/>
+                <w:b/>
+                <w:color w:val="007D87"/>
+                <w:sz w:val="16"/>
+              </w:rPr>
+              <w:t>OWNED INFRA &amp; HARDWARE</w:t>
+            </w:r>
+          </w:p>
+          <w:p>
+            <w:pPr>
+              <w:keepNext/>
+              <w:widowControl/>
+              <w:spacing w:before="0" w:after="0" w:line="210" w:lineRule="exact"/>
+            </w:pPr>
+            <w:r>
+              <w:rPr>
+                <w:rFonts w:ascii="Arial" w:hAnsi="Arial"/>
+                <w:b w:val="0"/>
+                <w:color w:val="526372"/>
+                <w:sz w:val="16"/>
+              </w:rPr>
+              <w:t>Supermicro servers, high-throughput NICs</w:t>
+            </w:r>
+          </w:p>
+        </w:tc>
+        <w:tc>
+          <w:tcPr>
+            <w:tcW w:type="dxa" w:w="3493"/>
+            <w:tcMar>
+              <w:top w:w="0" w:type="dxa"/>
+              <w:bottom w:w="0" w:type="dxa"/>
+              <w:left w:w="0" w:type="dxa"/>
+              <w:right w:w="0" w:type="dxa"/>
+            </w:tcMar>
+            <w:tcMar>
+              <w:top w:w="100" w:type="dxa"/>
+              <w:bottom w:w="100" w:type="dxa"/>
+              <w:left w:w="140" w:type="dxa"/>
+              <w:right w:w="140" w:type="dxa"/>
+            </w:tcMar>
+            <w:shd w:fill="EDF2FA"/>
+            <w:tcBorders>
+              <w:top w:val="single" w:sz="8" w:color="FFFFFF"/>
+              <w:bottom w:val="single" w:sz="8" w:color="FFFFFF"/>
+              <w:left w:val="single" w:sz="8" w:color="FFFFFF"/>
+              <w:right w:val="single" w:sz="8" w:color="FFFFFF"/>
+            </w:tcBorders>
+          </w:tcPr>
+          <w:p>
+            <w:pPr>
+              <w:keepNext/>
+              <w:widowControl/>
+              <w:spacing w:before="0" w:after="40" w:line="200" w:lineRule="exact"/>
+            </w:pPr>
+            <w:r>
+              <w:rPr>
+                <w:rFonts w:ascii="Arial" w:hAnsi="Arial"/>
+                <w:b/>
+                <w:color w:val="007D87"/>
+                <w:sz w:val="16"/>
+              </w:rPr>
+              <w:t>OWNED NETWORK &amp; CAPTURE</w:t>
+            </w:r>
+          </w:p>
+          <w:p>
+            <w:pPr>
+              <w:keepNext/>
+              <w:widowControl/>
+              <w:spacing w:before="0" w:after="0" w:line="210" w:lineRule="exact"/>
+            </w:pPr>
+            <w:r>
+              <w:rPr>
+                <w:rFonts w:ascii="Arial" w:hAnsi="Arial"/>
+                <w:b w:val="0"/>
+                <w:color w:val="526372"/>
+                <w:sz w:val="16"/>
+              </w:rPr>
+              <w:t>IXIA, ToR / supervisor switches, packet capture</w:t>
+            </w:r>
+          </w:p>
+        </w:tc>
+        <w:tc>
+          <w:tcPr>
+            <w:tcW w:type="dxa" w:w="3493"/>
+            <w:tcMar>
+              <w:top w:w="0" w:type="dxa"/>
+              <w:bottom w:w="0" w:type="dxa"/>
+              <w:left w:w="0" w:type="dxa"/>
+              <w:right w:w="0" w:type="dxa"/>
+            </w:tcMar>
+            <w:tcMar>
+              <w:top w:w="100" w:type="dxa"/>
+              <w:bottom w:w="100" w:type="dxa"/>
+              <w:left w:w="140" w:type="dxa"/>
+              <w:right w:w="140" w:type="dxa"/>
+            </w:tcMar>
+            <w:shd w:fill="F5F0E7"/>
+            <w:tcBorders>
+              <w:top w:val="single" w:sz="8" w:color="FFFFFF"/>
+              <w:bottom w:val="single" w:sz="8" w:color="FFFFFF"/>
+              <w:left w:val="single" w:sz="8" w:color="FFFFFF"/>
+              <w:right w:val="single" w:sz="8" w:color="FFFFFF"/>
+            </w:tcBorders>
+          </w:tcPr>
+          <w:p>
+            <w:pPr>
+              <w:keepNext/>
+              <w:widowControl/>
+              <w:spacing w:before="0" w:after="40" w:line="200" w:lineRule="exact"/>
+            </w:pPr>
+            <w:r>
+              <w:rPr>
+                <w:rFonts w:ascii="Arial" w:hAnsi="Arial"/>
+                <w:b/>
+                <w:color w:val="007D87"/>
+                <w:sz w:val="16"/>
+              </w:rPr>
+              <w:t>OWNED TOOLING &amp; PERFORMANCE</w:t>
+            </w:r>
+          </w:p>
+          <w:p>
+            <w:pPr>
+              <w:keepNext/>
+              <w:widowControl/>
+              <w:spacing w:before="0" w:after="0" w:line="210" w:lineRule="exact"/>
+            </w:pPr>
+            <w:r>
+              <w:rPr>
+                <w:rFonts w:ascii="Arial" w:hAnsi="Arial"/>
+                <w:b w:val="0"/>
+                <w:color w:val="526372"/>
+                <w:sz w:val="16"/>
+              </w:rPr>
+              <w:t>Solr analytics, monitoring &amp; performance tooling</w:t>
+            </w:r>
+          </w:p>
+        </w:tc>
+      </w:tr>
+    </w:tbl>
+    <w:p>
+      <w:pPr>
+        <w:keepNext/>
+        <w:widowControl/>
+        <w:spacing w:before="0" w:after="0" w:line="60" w:lineRule="exact"/>
+      </w:pPr>
+    </w:p>
+    <w:p>
+      <w:pPr>
+        <w:keepLines/>
+        <w:ind w:left="180" w:hanging="180"/>
       </w:pPr>
       <w:r>
         <w:rPr>
           <w:rFonts w:ascii="Arial" w:hAnsi="Arial"/>
           <w:b w:val="0"/>
-          <w:color w:val="526372"/>
-          <w:sz w:val="18"/>
+          <w:color w:val="172F43"/>
+          <w:sz w:val="20"/>
         </w:rPr>
-        <w:t>Telemetry ingestion, distributed analytics, and performance engineering</w:t>
+        <w:t xml:space="preserve">- </w:t>
+      </w:r>
+      <w:r>
+        <w:rPr>
+          <w:rFonts w:ascii="Arial" w:hAnsi="Arial"/>
+          <w:b w:val="0"/>
+          <w:color w:val="172F43"/>
+          <w:sz w:val="20"/>
+        </w:rPr>
+        <w:t>Owned the three-rack cyber data lake infrastructure end to end: hardware/network integration, operational and performance tooling, and tuning of 40 Gb/s packet-capture technology.</w:t>
       </w:r>
     </w:p>
     <w:p>
@@ -2365,79 +4621,7 @@
           <w:color w:val="172F43"/>
           <w:sz w:val="20"/>
         </w:rPr>
-        <w:t>Designed a three-rack test bed with IDS/IPS and packet brokers for PCAP and NetFlow capture; deployed and performance-tuned 40 Gb/s packet-capture technology across hardware and software boundaries.</w:t>
-      </w:r>
-    </w:p>
-    <w:p>
-      <w:pPr>
-        <w:keepLines/>
-        <w:ind w:left="180" w:hanging="180"/>
-      </w:pPr>
-      <w:r>
-        <w:rPr>
-          <w:rFonts w:ascii="Arial" w:hAnsi="Arial"/>
-          <w:b w:val="0"/>
-          <w:color w:val="172F43"/>
-          <w:sz w:val="20"/>
-        </w:rPr>
-        <w:t xml:space="preserve">- </w:t>
-      </w:r>
-      <w:r>
-        <w:rPr>
-          <w:rFonts w:ascii="Arial" w:hAnsi="Arial"/>
-          <w:b w:val="0"/>
-          <w:color w:val="172F43"/>
-          <w:sz w:val="20"/>
-        </w:rPr>
-        <w:t>Implemented telemetry ingestion spanning PCAP, NetFlow, application logs, and firewall events to build a correlated cybersecurity data lake.</w:t>
-      </w:r>
-    </w:p>
-    <w:p>
-      <w:pPr>
-        <w:keepLines/>
-        <w:ind w:left="180" w:hanging="180"/>
-      </w:pPr>
-      <w:r>
-        <w:rPr>
-          <w:rFonts w:ascii="Arial" w:hAnsi="Arial"/>
-          <w:b w:val="0"/>
-          <w:color w:val="172F43"/>
-          <w:sz w:val="20"/>
-        </w:rPr>
-        <w:t xml:space="preserve">- </w:t>
-      </w:r>
-      <w:r>
-        <w:rPr>
-          <w:rFonts w:ascii="Arial" w:hAnsi="Arial"/>
-          <w:b w:val="0"/>
-          <w:color w:val="172F43"/>
-          <w:sz w:val="20"/>
-        </w:rPr>
-        <w:t>Integrated Corelight and IXIA telemetry with the cybersecurity data platform; operated Hadoop, Kafka, Spark, Solr, HBase, and Elasticsearch components supporting ingestion and distributed analytics.</w:t>
-      </w:r>
-    </w:p>
-    <w:p>
-      <w:pPr>
-        <w:keepLines/>
-        <w:ind w:left="180" w:hanging="180"/>
-      </w:pPr>
-      <w:r>
-        <w:rPr>
-          <w:rFonts w:ascii="Arial" w:hAnsi="Arial"/>
-          <w:b w:val="0"/>
-          <w:color w:val="172F43"/>
-          <w:sz w:val="20"/>
-        </w:rPr>
-        <w:t xml:space="preserve">- </w:t>
-      </w:r>
-      <w:r>
-        <w:rPr>
-          <w:rFonts w:ascii="Arial" w:hAnsi="Arial"/>
-          <w:b w:val="0"/>
-          <w:color w:val="172F43"/>
-          <w:sz w:val="20"/>
-        </w:rPr>
-        <w:t>Built Prometheus monitoring for packet-collector agents on endpoint servers; served as operations and performance SME for Databricks/EMR, ELK, and standalone Hadoop.</w:t>
+        <w:t>Built correlated ingestion of PCAP, NetFlow, application logs, and firewall events across Hadoop, Kafka, Spark, Solr, HBase, and Elasticsearch; built Prometheus monitoring for capture agents.</w:t>
       </w:r>
     </w:p>
     <w:p>
@@ -2445,7 +4629,7 @@
         <w:pStyle w:val="Heading1"/>
         <w:keepNext/>
         <w:widowControl/>
-        <w:spacing w:before="200" w:after="160" w:line="240" w:lineRule="exact"/>
+        <w:spacing w:before="140" w:after="80" w:line="240" w:lineRule="exact"/>
       </w:pPr>
       <w:r>
         <w:rPr>
@@ -2454,13 +4638,440 @@
           <w:color w:val="007D87"/>
           <w:sz w:val="18"/>
         </w:rPr>
-        <w:t>SELECTED CLIENT ENGAGEMENTS | 2016</w:t>
+        <w:t>EARLIER DISTRIBUTED SYSTEMS DELIVERY</w:t>
       </w:r>
     </w:p>
     <w:p>
       <w:pPr>
+        <w:keepNext/>
+        <w:widowControl/>
+        <w:spacing w:before="0" w:after="80" w:line="240" w:lineRule="exact"/>
+      </w:pPr>
+      <w:r>
+        <w:drawing>
+          <wp:inline xmlns:a="http://schemas.openxmlformats.org/drawingml/2006/main" xmlns:pic="http://schemas.openxmlformats.org/drawingml/2006/picture">
+            <wp:extent cx="127000" cy="127000"/>
+            <wp:docPr id="36" name="Picture 36" descr="AWS logo"/>
+            <wp:cNvGraphicFramePr>
+              <a:graphicFrameLocks noChangeAspect="1"/>
+            </wp:cNvGraphicFramePr>
+            <a:graphic>
+              <a:graphicData uri="http://schemas.openxmlformats.org/drawingml/2006/picture">
+                <pic:pic>
+                  <pic:nvPicPr>
+                    <pic:cNvPr id="0" name="aws.png"/>
+                    <pic:cNvPicPr/>
+                  </pic:nvPicPr>
+                  <pic:blipFill>
+                    <a:blip r:embed="rId15"/>
+                    <a:stretch>
+                      <a:fillRect/>
+                    </a:stretch>
+                  </pic:blipFill>
+                  <pic:spPr>
+                    <a:xfrm>
+                      <a:off x="0" y="0"/>
+                      <a:ext cx="127000" cy="127000"/>
+                    </a:xfrm>
+                    <a:prstGeom prst="rect"/>
+                  </pic:spPr>
+                </pic:pic>
+              </a:graphicData>
+            </a:graphic>
+          </wp:inline>
+        </w:drawing>
+      </w:r>
+      <w:r>
+        <w:rPr>
+          <w:rFonts w:ascii="Arial" w:hAnsi="Arial"/>
+          <w:b w:val="0"/>
+          <w:color w:val="172F43"/>
+          <w:sz w:val="15"/>
+        </w:rPr>
+        <w:t xml:space="preserve"> </w:t>
+      </w:r>
+      <w:r>
+        <w:rPr>
+          <w:rFonts w:ascii="Arial" w:hAnsi="Arial"/>
+          <w:b w:val="0"/>
+          <w:color w:val="526372"/>
+          <w:sz w:val="15"/>
+        </w:rPr>
+        <w:t>AWS</w:t>
+      </w:r>
+      <w:r>
+        <w:rPr>
+          <w:rFonts w:ascii="Arial" w:hAnsi="Arial"/>
+          <w:b w:val="0"/>
+          <w:color w:val="172F43"/>
+          <w:sz w:val="15"/>
+        </w:rPr>
+        <w:t xml:space="preserve">   </w:t>
+      </w:r>
+      <w:r>
+        <w:drawing>
+          <wp:inline xmlns:a="http://schemas.openxmlformats.org/drawingml/2006/main" xmlns:pic="http://schemas.openxmlformats.org/drawingml/2006/picture">
+            <wp:extent cx="127000" cy="127000"/>
+            <wp:docPr id="37" name="Picture 37" descr="Azure logo"/>
+            <wp:cNvGraphicFramePr>
+              <a:graphicFrameLocks noChangeAspect="1"/>
+            </wp:cNvGraphicFramePr>
+            <a:graphic>
+              <a:graphicData uri="http://schemas.openxmlformats.org/drawingml/2006/picture">
+                <pic:pic>
+                  <pic:nvPicPr>
+                    <pic:cNvPr id="0" name="azure.png"/>
+                    <pic:cNvPicPr/>
+                  </pic:nvPicPr>
+                  <pic:blipFill>
+                    <a:blip r:embed="rId42"/>
+                    <a:stretch>
+                      <a:fillRect/>
+                    </a:stretch>
+                  </pic:blipFill>
+                  <pic:spPr>
+                    <a:xfrm>
+                      <a:off x="0" y="0"/>
+                      <a:ext cx="127000" cy="127000"/>
+                    </a:xfrm>
+                    <a:prstGeom prst="rect"/>
+                  </pic:spPr>
+                </pic:pic>
+              </a:graphicData>
+            </a:graphic>
+          </wp:inline>
+        </w:drawing>
+      </w:r>
+      <w:r>
+        <w:rPr>
+          <w:rFonts w:ascii="Arial" w:hAnsi="Arial"/>
+          <w:b w:val="0"/>
+          <w:color w:val="172F43"/>
+          <w:sz w:val="15"/>
+        </w:rPr>
+        <w:t xml:space="preserve"> </w:t>
+      </w:r>
+      <w:r>
+        <w:rPr>
+          <w:rFonts w:ascii="Arial" w:hAnsi="Arial"/>
+          <w:b w:val="0"/>
+          <w:color w:val="526372"/>
+          <w:sz w:val="15"/>
+        </w:rPr>
+        <w:t>Azure</w:t>
+      </w:r>
+      <w:r>
+        <w:rPr>
+          <w:rFonts w:ascii="Arial" w:hAnsi="Arial"/>
+          <w:b w:val="0"/>
+          <w:color w:val="172F43"/>
+          <w:sz w:val="15"/>
+        </w:rPr>
+        <w:t xml:space="preserve">   </w:t>
+      </w:r>
+      <w:r>
+        <w:drawing>
+          <wp:inline xmlns:a="http://schemas.openxmlformats.org/drawingml/2006/main" xmlns:pic="http://schemas.openxmlformats.org/drawingml/2006/picture">
+            <wp:extent cx="127000" cy="127000"/>
+            <wp:docPr id="38" name="Picture 38" descr="Hadoop logo"/>
+            <wp:cNvGraphicFramePr>
+              <a:graphicFrameLocks noChangeAspect="1"/>
+            </wp:cNvGraphicFramePr>
+            <a:graphic>
+              <a:graphicData uri="http://schemas.openxmlformats.org/drawingml/2006/picture">
+                <pic:pic>
+                  <pic:nvPicPr>
+                    <pic:cNvPr id="0" name="hadoop.png"/>
+                    <pic:cNvPicPr/>
+                  </pic:nvPicPr>
+                  <pic:blipFill>
+                    <a:blip r:embed="rId43"/>
+                    <a:stretch>
+                      <a:fillRect/>
+                    </a:stretch>
+                  </pic:blipFill>
+                  <pic:spPr>
+                    <a:xfrm>
+                      <a:off x="0" y="0"/>
+                      <a:ext cx="127000" cy="127000"/>
+                    </a:xfrm>
+                    <a:prstGeom prst="rect"/>
+                  </pic:spPr>
+                </pic:pic>
+              </a:graphicData>
+            </a:graphic>
+          </wp:inline>
+        </w:drawing>
+      </w:r>
+      <w:r>
+        <w:rPr>
+          <w:rFonts w:ascii="Arial" w:hAnsi="Arial"/>
+          <w:b w:val="0"/>
+          <w:color w:val="172F43"/>
+          <w:sz w:val="15"/>
+        </w:rPr>
+        <w:t xml:space="preserve"> </w:t>
+      </w:r>
+      <w:r>
+        <w:rPr>
+          <w:rFonts w:ascii="Arial" w:hAnsi="Arial"/>
+          <w:b w:val="0"/>
+          <w:color w:val="526372"/>
+          <w:sz w:val="15"/>
+        </w:rPr>
+        <w:t>Hadoop</w:t>
+      </w:r>
+      <w:r>
+        <w:rPr>
+          <w:rFonts w:ascii="Arial" w:hAnsi="Arial"/>
+          <w:b w:val="0"/>
+          <w:color w:val="172F43"/>
+          <w:sz w:val="15"/>
+        </w:rPr>
+        <w:t xml:space="preserve">   </w:t>
+      </w:r>
+      <w:r>
+        <w:drawing>
+          <wp:inline xmlns:a="http://schemas.openxmlformats.org/drawingml/2006/main" xmlns:pic="http://schemas.openxmlformats.org/drawingml/2006/picture">
+            <wp:extent cx="127000" cy="127000"/>
+            <wp:docPr id="39" name="Picture 39" descr="Databricks logo"/>
+            <wp:cNvGraphicFramePr>
+              <a:graphicFrameLocks noChangeAspect="1"/>
+            </wp:cNvGraphicFramePr>
+            <a:graphic>
+              <a:graphicData uri="http://schemas.openxmlformats.org/drawingml/2006/picture">
+                <pic:pic>
+                  <pic:nvPicPr>
+                    <pic:cNvPr id="0" name="databricks.png"/>
+                    <pic:cNvPicPr/>
+                  </pic:nvPicPr>
+                  <pic:blipFill>
+                    <a:blip r:embed="rId34"/>
+                    <a:stretch>
+                      <a:fillRect/>
+                    </a:stretch>
+                  </pic:blipFill>
+                  <pic:spPr>
+                    <a:xfrm>
+                      <a:off x="0" y="0"/>
+                      <a:ext cx="127000" cy="127000"/>
+                    </a:xfrm>
+                    <a:prstGeom prst="rect"/>
+                  </pic:spPr>
+                </pic:pic>
+              </a:graphicData>
+            </a:graphic>
+          </wp:inline>
+        </w:drawing>
+      </w:r>
+      <w:r>
+        <w:rPr>
+          <w:rFonts w:ascii="Arial" w:hAnsi="Arial"/>
+          <w:b w:val="0"/>
+          <w:color w:val="172F43"/>
+          <w:sz w:val="15"/>
+        </w:rPr>
+        <w:t xml:space="preserve"> </w:t>
+      </w:r>
+      <w:r>
+        <w:rPr>
+          <w:rFonts w:ascii="Arial" w:hAnsi="Arial"/>
+          <w:b w:val="0"/>
+          <w:color w:val="526372"/>
+          <w:sz w:val="15"/>
+        </w:rPr>
+        <w:t>Databricks</w:t>
+      </w:r>
+      <w:r>
+        <w:rPr>
+          <w:rFonts w:ascii="Arial" w:hAnsi="Arial"/>
+          <w:b w:val="0"/>
+          <w:color w:val="172F43"/>
+          <w:sz w:val="15"/>
+        </w:rPr>
+        <w:t xml:space="preserve">   </w:t>
+      </w:r>
+      <w:r>
+        <w:drawing>
+          <wp:inline xmlns:a="http://schemas.openxmlformats.org/drawingml/2006/main" xmlns:pic="http://schemas.openxmlformats.org/drawingml/2006/picture">
+            <wp:extent cx="127000" cy="127000"/>
+            <wp:docPr id="40" name="Picture 40" descr="Python logo"/>
+            <wp:cNvGraphicFramePr>
+              <a:graphicFrameLocks noChangeAspect="1"/>
+            </wp:cNvGraphicFramePr>
+            <a:graphic>
+              <a:graphicData uri="http://schemas.openxmlformats.org/drawingml/2006/picture">
+                <pic:pic>
+                  <pic:nvPicPr>
+                    <pic:cNvPr id="0" name="python.png"/>
+                    <pic:cNvPicPr/>
+                  </pic:nvPicPr>
+                  <pic:blipFill>
+                    <a:blip r:embed="rId38"/>
+                    <a:stretch>
+                      <a:fillRect/>
+                    </a:stretch>
+                  </pic:blipFill>
+                  <pic:spPr>
+                    <a:xfrm>
+                      <a:off x="0" y="0"/>
+                      <a:ext cx="127000" cy="127000"/>
+                    </a:xfrm>
+                    <a:prstGeom prst="rect"/>
+                  </pic:spPr>
+                </pic:pic>
+              </a:graphicData>
+            </a:graphic>
+          </wp:inline>
+        </w:drawing>
+      </w:r>
+      <w:r>
+        <w:rPr>
+          <w:rFonts w:ascii="Arial" w:hAnsi="Arial"/>
+          <w:b w:val="0"/>
+          <w:color w:val="172F43"/>
+          <w:sz w:val="15"/>
+        </w:rPr>
+        <w:t xml:space="preserve"> </w:t>
+      </w:r>
+      <w:r>
+        <w:rPr>
+          <w:rFonts w:ascii="Arial" w:hAnsi="Arial"/>
+          <w:b w:val="0"/>
+          <w:color w:val="526372"/>
+          <w:sz w:val="15"/>
+        </w:rPr>
+        <w:t>Python</w:t>
+      </w:r>
+      <w:r>
+        <w:rPr>
+          <w:rFonts w:ascii="Arial" w:hAnsi="Arial"/>
+          <w:b w:val="0"/>
+          <w:color w:val="172F43"/>
+          <w:sz w:val="15"/>
+        </w:rPr>
+        <w:t xml:space="preserve">   </w:t>
+      </w:r>
+      <w:r>
+        <w:drawing>
+          <wp:inline xmlns:a="http://schemas.openxmlformats.org/drawingml/2006/main" xmlns:pic="http://schemas.openxmlformats.org/drawingml/2006/picture">
+            <wp:extent cx="127000" cy="127000"/>
+            <wp:docPr id="41" name="Picture 41" descr="Bash logo"/>
+            <wp:cNvGraphicFramePr>
+              <a:graphicFrameLocks noChangeAspect="1"/>
+            </wp:cNvGraphicFramePr>
+            <a:graphic>
+              <a:graphicData uri="http://schemas.openxmlformats.org/drawingml/2006/picture">
+                <pic:pic>
+                  <pic:nvPicPr>
+                    <pic:cNvPr id="0" name="bash.png"/>
+                    <pic:cNvPicPr/>
+                  </pic:nvPicPr>
+                  <pic:blipFill>
+                    <a:blip r:embed="rId37"/>
+                    <a:stretch>
+                      <a:fillRect/>
+                    </a:stretch>
+                  </pic:blipFill>
+                  <pic:spPr>
+                    <a:xfrm>
+                      <a:off x="0" y="0"/>
+                      <a:ext cx="127000" cy="127000"/>
+                    </a:xfrm>
+                    <a:prstGeom prst="rect"/>
+                  </pic:spPr>
+                </pic:pic>
+              </a:graphicData>
+            </a:graphic>
+          </wp:inline>
+        </w:drawing>
+      </w:r>
+      <w:r>
+        <w:rPr>
+          <w:rFonts w:ascii="Arial" w:hAnsi="Arial"/>
+          <w:b w:val="0"/>
+          <w:color w:val="172F43"/>
+          <w:sz w:val="15"/>
+        </w:rPr>
+        <w:t xml:space="preserve"> </w:t>
+      </w:r>
+      <w:r>
+        <w:rPr>
+          <w:rFonts w:ascii="Arial" w:hAnsi="Arial"/>
+          <w:b w:val="0"/>
+          <w:color w:val="526372"/>
+          <w:sz w:val="15"/>
+        </w:rPr>
+        <w:t>Bash</w:t>
+      </w:r>
+      <w:r>
+        <w:rPr>
+          <w:rFonts w:ascii="Arial" w:hAnsi="Arial"/>
+          <w:b w:val="0"/>
+          <w:color w:val="172F43"/>
+          <w:sz w:val="15"/>
+        </w:rPr>
+        <w:t xml:space="preserve">   </w:t>
+      </w:r>
+      <w:r>
+        <w:drawing>
+          <wp:inline xmlns:a="http://schemas.openxmlformats.org/drawingml/2006/main" xmlns:pic="http://schemas.openxmlformats.org/drawingml/2006/picture">
+            <wp:extent cx="127000" cy="127000"/>
+            <wp:docPr id="42" name="Picture 42" descr="Ansible logo"/>
+            <wp:cNvGraphicFramePr>
+              <a:graphicFrameLocks noChangeAspect="1"/>
+            </wp:cNvGraphicFramePr>
+            <a:graphic>
+              <a:graphicData uri="http://schemas.openxmlformats.org/drawingml/2006/picture">
+                <pic:pic>
+                  <pic:nvPicPr>
+                    <pic:cNvPr id="0" name="ansible.png"/>
+                    <pic:cNvPicPr/>
+                  </pic:nvPicPr>
+                  <pic:blipFill>
+                    <a:blip r:embed="rId41"/>
+                    <a:stretch>
+                      <a:fillRect/>
+                    </a:stretch>
+                  </pic:blipFill>
+                  <pic:spPr>
+                    <a:xfrm>
+                      <a:off x="0" y="0"/>
+                      <a:ext cx="127000" cy="127000"/>
+                    </a:xfrm>
+                    <a:prstGeom prst="rect"/>
+                  </pic:spPr>
+                </pic:pic>
+              </a:graphicData>
+            </a:graphic>
+          </wp:inline>
+        </w:drawing>
+      </w:r>
+      <w:r>
+        <w:rPr>
+          <w:rFonts w:ascii="Arial" w:hAnsi="Arial"/>
+          <w:b w:val="0"/>
+          <w:color w:val="172F43"/>
+          <w:sz w:val="15"/>
+        </w:rPr>
+        <w:t xml:space="preserve"> </w:t>
+      </w:r>
+      <w:r>
+        <w:rPr>
+          <w:rFonts w:ascii="Arial" w:hAnsi="Arial"/>
+          <w:b w:val="0"/>
+          <w:color w:val="526372"/>
+          <w:sz w:val="15"/>
+        </w:rPr>
+        <w:t>Ansible</w:t>
+      </w:r>
+    </w:p>
+    <w:p>
+      <w:pPr>
+        <w:keepNext w:val="0"/>
         <w:keepLines/>
-        <w:spacing w:line="260" w:lineRule="exact" w:after="140"/>
+        <w:widowControl/>
+        <w:spacing w:before="0" w:after="100" w:line="240" w:lineRule="exact"/>
       </w:pPr>
       <w:r>
         <w:rPr>
@@ -2469,7 +5080,7 @@
           <w:color w:val="172F43"/>
           <w:sz w:val="19"/>
         </w:rPr>
-        <w:t>SimplyMeasured | Senior Operations Solutions Engineer | Oct 2016</w:t>
+        <w:t>Selected clients | Senior Operations Solutions Engineer | Feb-Oct 2016</w:t>
       </w:r>
       <w:r>
         <w:rPr>
@@ -2479,13 +5090,15 @@
           <w:sz w:val="19"/>
         </w:rPr>
         <w:br/>
-        <w:t>Benchmarked and tuned an AWS big-data platform and authored scale, reliability, and DR guidance.</w:t>
+        <w:t>Daimler, SimplyMeasured, Classmates / The Battle Group: Hadoop builds, Ansible automation, security, benchmarking, and production readiness.</w:t>
       </w:r>
     </w:p>
     <w:p>
       <w:pPr>
+        <w:keepNext w:val="0"/>
         <w:keepLines/>
-        <w:spacing w:line="260" w:lineRule="exact" w:after="140"/>
+        <w:widowControl/>
+        <w:spacing w:before="0" w:after="100" w:line="240" w:lineRule="exact"/>
       </w:pPr>
       <w:r>
         <w:rPr>
@@ -2494,7 +5107,7 @@
           <w:color w:val="172F43"/>
           <w:sz w:val="19"/>
         </w:rPr>
-        <w:t>Daimler AG | Senior Operations Solutions Engineer | Jun - Oct 2016</w:t>
+        <w:t>Amobee / Turn | Operations Solutions Engineer | Apr 2015-Jan 2016</w:t>
       </w:r>
       <w:r>
         <w:rPr>
@@ -2504,13 +5117,15 @@
           <w:sz w:val="19"/>
         </w:rPr>
         <w:br/>
-        <w:t>Built and tuned two enterprise Hadoop platforms; automated deployment with Ansible and implemented Kerberos, Ranger, Knox, and SSL security.</w:t>
+        <w:t>Operated Hadoop/HBase at up to ~400 nodes per cluster and 30 PB total capacity; delivered HA/DR, fleet refreshes, and Python/JMX monitoring.</w:t>
       </w:r>
     </w:p>
     <w:p>
       <w:pPr>
+        <w:keepNext w:val="0"/>
         <w:keepLines/>
-        <w:spacing w:line="260" w:lineRule="exact" w:after="140"/>
+        <w:widowControl/>
+        <w:spacing w:before="0" w:after="100" w:line="240" w:lineRule="exact"/>
       </w:pPr>
       <w:r>
         <w:rPr>
@@ -2519,7 +5134,7 @@
           <w:color w:val="172F43"/>
           <w:sz w:val="19"/>
         </w:rPr>
-        <w:t>Classmates / The Battle Group | Senior Operations Solutions Engineer | Feb - May 2016</w:t>
+        <w:t>Limelight Networks | Operations Engineer | Apr 2014-Apr 2015</w:t>
       </w:r>
       <w:r>
         <w:rPr>
@@ -2529,429 +5144,7 @@
           <w:sz w:val="19"/>
         </w:rPr>
         <w:br/>
-        <w:t>Delivered Hadoop production-readiness reviews, benchmarking, security, automated builds, and operational handbooks; built a custom Spark Livy job-server solution for Classmates.</w:t>
-      </w:r>
-    </w:p>
-    <w:tbl>
-      <w:tblPr>
-        <w:tblW w:type="auto" w:w="0"/>
-        <w:jc w:val="center"/>
-        <w:tblLayout w:type="fixed"/>
-        <w:tblLook w:firstColumn="1" w:firstRow="1" w:lastColumn="0" w:lastRow="0" w:noHBand="0" w:noVBand="1" w:val="04A0"/>
-        <w:tblBorders>
-          <w:top w:val="nil"/>
-          <w:left w:val="nil"/>
-          <w:bottom w:val="nil"/>
-          <w:right w:val="nil"/>
-          <w:insideH w:val="nil"/>
-          <w:insideV w:val="nil"/>
-        </w:tblBorders>
-      </w:tblPr>
-      <w:tblGrid>
-        <w:gridCol w:w="1400"/>
-        <w:gridCol w:w="6520"/>
-        <w:gridCol w:w="2560"/>
-      </w:tblGrid>
-      <w:tr>
-        <w:trPr>
-          <w:cantSplit/>
-        </w:trPr>
-        <w:tc>
-          <w:tcPr>
-            <w:tcW w:type="dxa" w:w="1400"/>
-            <w:tcMar>
-              <w:top w:w="0" w:type="dxa"/>
-              <w:bottom w:w="0" w:type="dxa"/>
-              <w:left w:w="0" w:type="dxa"/>
-              <w:right w:w="0" w:type="dxa"/>
-            </w:tcMar>
-            <w:vAlign w:val="center"/>
-          </w:tcPr>
-          <w:p>
-            <w:pPr>
-              <w:keepNext/>
-              <w:widowControl/>
-              <w:spacing w:before="0" w:after="0" w:line="240" w:lineRule="auto"/>
-              <w:jc w:val="center"/>
-            </w:pPr>
-            <w:r>
-              <w:drawing>
-                <wp:inline xmlns:a="http://schemas.openxmlformats.org/drawingml/2006/main" xmlns:pic="http://schemas.openxmlformats.org/drawingml/2006/picture">
-                  <wp:extent cx="736600" cy="147320"/>
-                  <wp:docPr id="7" name="Picture 7" descr="Amobee / Turn logo"/>
-                  <wp:cNvGraphicFramePr>
-                    <a:graphicFrameLocks noChangeAspect="1"/>
-                  </wp:cNvGraphicFramePr>
-                  <a:graphic>
-                    <a:graphicData uri="http://schemas.openxmlformats.org/drawingml/2006/picture">
-                      <pic:pic>
-                        <pic:nvPicPr>
-                          <pic:cNvPr id="0" name="amobee.png"/>
-                          <pic:cNvPicPr/>
-                        </pic:nvPicPr>
-                        <pic:blipFill>
-                          <a:blip r:embed="rId16"/>
-                          <a:stretch>
-                            <a:fillRect/>
-                          </a:stretch>
-                        </pic:blipFill>
-                        <pic:spPr>
-                          <a:xfrm>
-                            <a:off x="0" y="0"/>
-                            <a:ext cx="736600" cy="147320"/>
-                          </a:xfrm>
-                          <a:prstGeom prst="rect"/>
-                        </pic:spPr>
-                      </pic:pic>
-                    </a:graphicData>
-                  </a:graphic>
-                </wp:inline>
-              </w:drawing>
-            </w:r>
-          </w:p>
-        </w:tc>
-        <w:tc>
-          <w:tcPr>
-            <w:tcW w:type="dxa" w:w="6520"/>
-            <w:tcMar>
-              <w:top w:w="0" w:type="dxa"/>
-              <w:bottom w:w="0" w:type="dxa"/>
-              <w:left w:w="0" w:type="dxa"/>
-              <w:right w:w="0" w:type="dxa"/>
-            </w:tcMar>
-          </w:tcPr>
-          <w:p>
-            <w:pPr>
-              <w:keepNext/>
-              <w:widowControl/>
-              <w:spacing w:before="0" w:after="60" w:line="300" w:lineRule="exact"/>
-            </w:pPr>
-            <w:r>
-              <w:rPr>
-                <w:rFonts w:ascii="Arial" w:hAnsi="Arial"/>
-                <w:b/>
-                <w:color w:val="172F43"/>
-                <w:sz w:val="24"/>
-              </w:rPr>
-              <w:t>Amobee / Turn</w:t>
-            </w:r>
-          </w:p>
-          <w:p>
-            <w:pPr>
-              <w:keepNext/>
-              <w:widowControl/>
-              <w:spacing w:before="0" w:after="100" w:line="240" w:lineRule="exact"/>
-            </w:pPr>
-            <w:r>
-              <w:rPr>
-                <w:rFonts w:ascii="Arial" w:hAnsi="Arial"/>
-                <w:b w:val="0"/>
-                <w:color w:val="172F43"/>
-                <w:sz w:val="18"/>
-              </w:rPr>
-              <w:t>Operations Solutions Engineer - Hadoop / HBase</w:t>
-            </w:r>
-          </w:p>
-        </w:tc>
-        <w:tc>
-          <w:tcPr>
-            <w:tcW w:type="dxa" w:w="2560"/>
-            <w:tcMar>
-              <w:top w:w="0" w:type="dxa"/>
-              <w:bottom w:w="0" w:type="dxa"/>
-              <w:left w:w="0" w:type="dxa"/>
-              <w:right w:w="0" w:type="dxa"/>
-            </w:tcMar>
-          </w:tcPr>
-          <w:p>
-            <w:pPr>
-              <w:keepNext/>
-              <w:widowControl/>
-              <w:spacing w:before="0" w:after="0" w:line="300" w:lineRule="exact"/>
-              <w:jc w:val="right"/>
-            </w:pPr>
-            <w:r>
-              <w:rPr>
-                <w:rFonts w:ascii="Arial" w:hAnsi="Arial"/>
-                <w:b w:val="0"/>
-                <w:color w:val="526372"/>
-                <w:sz w:val="18"/>
-              </w:rPr>
-              <w:t>Apr 2015 - Jan 2016</w:t>
-            </w:r>
-          </w:p>
-        </w:tc>
-      </w:tr>
-    </w:tbl>
-    <w:p>
-      <w:pPr>
-        <w:keepLines/>
-        <w:ind w:left="180" w:hanging="180"/>
-      </w:pPr>
-      <w:r>
-        <w:rPr>
-          <w:rFonts w:ascii="Arial" w:hAnsi="Arial"/>
-          <w:b w:val="0"/>
-          <w:color w:val="172F43"/>
-          <w:sz w:val="20"/>
-        </w:rPr>
-        <w:t xml:space="preserve">- </w:t>
-      </w:r>
-      <w:r>
-        <w:rPr>
-          <w:rFonts w:ascii="Arial" w:hAnsi="Arial"/>
-          <w:b w:val="0"/>
-          <w:color w:val="172F43"/>
-          <w:sz w:val="20"/>
-        </w:rPr>
-        <w:t>Operated and expanded Hadoop environments with up to approximately 400 nodes per production cluster and 30 PB total capacity, including 24/7 support, upgrades, and disaster recovery.</w:t>
-      </w:r>
-    </w:p>
-    <w:p>
-      <w:pPr>
-        <w:keepLines/>
-        <w:ind w:left="180" w:hanging="180"/>
-      </w:pPr>
-      <w:r>
-        <w:rPr>
-          <w:rFonts w:ascii="Arial" w:hAnsi="Arial"/>
-          <w:b w:val="0"/>
-          <w:color w:val="172F43"/>
-          <w:sz w:val="20"/>
-        </w:rPr>
-        <w:t xml:space="preserve">- </w:t>
-      </w:r>
-      <w:r>
-        <w:rPr>
-          <w:rFonts w:ascii="Arial" w:hAnsi="Arial"/>
-          <w:b w:val="0"/>
-          <w:color w:val="172F43"/>
-          <w:sz w:val="20"/>
-        </w:rPr>
-        <w:t>Executed a major refresh/expansion involving approximately 400 node additions/removals; implemented NameNode and JobTracker HA, Oozie migration/DR, and disk-failure checks.</w:t>
-      </w:r>
-    </w:p>
-    <w:p>
-      <w:pPr>
-        <w:keepLines/>
-        <w:ind w:left="180" w:hanging="180"/>
-      </w:pPr>
-      <w:r>
-        <w:rPr>
-          <w:rFonts w:ascii="Arial" w:hAnsi="Arial"/>
-          <w:b w:val="0"/>
-          <w:color w:val="172F43"/>
-          <w:sz w:val="20"/>
-        </w:rPr>
-        <w:t xml:space="preserve">- </w:t>
-      </w:r>
-      <w:r>
-        <w:rPr>
-          <w:rFonts w:ascii="Arial" w:hAnsi="Arial"/>
-          <w:b w:val="0"/>
-          <w:color w:val="172F43"/>
-          <w:sz w:val="20"/>
-        </w:rPr>
-        <w:t>Built Python tooling on the Cloudera Manager API for NOC service management; implemented JMX telemetry with OpenTSDB/Grafana and automated deployment and performance-management tooling with Puppet.</w:t>
-      </w:r>
-    </w:p>
-    <w:tbl>
-      <w:tblPr>
-        <w:tblW w:type="auto" w:w="0"/>
-        <w:jc w:val="center"/>
-        <w:tblLayout w:type="fixed"/>
-        <w:tblLook w:firstColumn="1" w:firstRow="1" w:lastColumn="0" w:lastRow="0" w:noHBand="0" w:noVBand="1" w:val="04A0"/>
-        <w:tblBorders>
-          <w:top w:val="nil"/>
-          <w:left w:val="nil"/>
-          <w:bottom w:val="nil"/>
-          <w:right w:val="nil"/>
-          <w:insideH w:val="nil"/>
-          <w:insideV w:val="nil"/>
-        </w:tblBorders>
-      </w:tblPr>
-      <w:tblGrid>
-        <w:gridCol w:w="1400"/>
-        <w:gridCol w:w="6520"/>
-        <w:gridCol w:w="2560"/>
-      </w:tblGrid>
-      <w:tr>
-        <w:trPr>
-          <w:cantSplit/>
-        </w:trPr>
-        <w:tc>
-          <w:tcPr>
-            <w:tcW w:type="dxa" w:w="1400"/>
-            <w:tcMar>
-              <w:top w:w="0" w:type="dxa"/>
-              <w:bottom w:w="0" w:type="dxa"/>
-              <w:left w:w="0" w:type="dxa"/>
-              <w:right w:w="0" w:type="dxa"/>
-            </w:tcMar>
-            <w:vAlign w:val="center"/>
-          </w:tcPr>
-          <w:p>
-            <w:pPr>
-              <w:keepNext/>
-              <w:widowControl/>
-              <w:spacing w:before="0" w:after="0" w:line="240" w:lineRule="auto"/>
-              <w:jc w:val="center"/>
-            </w:pPr>
-            <w:r>
-              <w:drawing>
-                <wp:inline xmlns:a="http://schemas.openxmlformats.org/drawingml/2006/main" xmlns:pic="http://schemas.openxmlformats.org/drawingml/2006/picture">
-                  <wp:extent cx="736599" cy="160787"/>
-                  <wp:docPr id="8" name="Picture 8" descr="Limelight Networks logo"/>
-                  <wp:cNvGraphicFramePr>
-                    <a:graphicFrameLocks noChangeAspect="1"/>
-                  </wp:cNvGraphicFramePr>
-                  <a:graphic>
-                    <a:graphicData uri="http://schemas.openxmlformats.org/drawingml/2006/picture">
-                      <pic:pic>
-                        <pic:nvPicPr>
-                          <pic:cNvPr id="0" name="limelight.png"/>
-                          <pic:cNvPicPr/>
-                        </pic:nvPicPr>
-                        <pic:blipFill>
-                          <a:blip r:embed="rId17"/>
-                          <a:stretch>
-                            <a:fillRect/>
-                          </a:stretch>
-                        </pic:blipFill>
-                        <pic:spPr>
-                          <a:xfrm>
-                            <a:off x="0" y="0"/>
-                            <a:ext cx="736599" cy="160787"/>
-                          </a:xfrm>
-                          <a:prstGeom prst="rect"/>
-                        </pic:spPr>
-                      </pic:pic>
-                    </a:graphicData>
-                  </a:graphic>
-                </wp:inline>
-              </w:drawing>
-            </w:r>
-          </w:p>
-        </w:tc>
-        <w:tc>
-          <w:tcPr>
-            <w:tcW w:type="dxa" w:w="6520"/>
-            <w:tcMar>
-              <w:top w:w="0" w:type="dxa"/>
-              <w:bottom w:w="0" w:type="dxa"/>
-              <w:left w:w="0" w:type="dxa"/>
-              <w:right w:w="0" w:type="dxa"/>
-            </w:tcMar>
-          </w:tcPr>
-          <w:p>
-            <w:pPr>
-              <w:keepNext/>
-              <w:widowControl/>
-              <w:spacing w:before="0" w:after="60" w:line="300" w:lineRule="exact"/>
-            </w:pPr>
-            <w:r>
-              <w:rPr>
-                <w:rFonts w:ascii="Arial" w:hAnsi="Arial"/>
-                <w:b/>
-                <w:color w:val="172F43"/>
-                <w:sz w:val="24"/>
-              </w:rPr>
-              <w:t>Limelight Networks</w:t>
-            </w:r>
-          </w:p>
-          <w:p>
-            <w:pPr>
-              <w:keepNext/>
-              <w:widowControl/>
-              <w:spacing w:before="0" w:after="100" w:line="240" w:lineRule="exact"/>
-            </w:pPr>
-            <w:r>
-              <w:rPr>
-                <w:rFonts w:ascii="Arial" w:hAnsi="Arial"/>
-                <w:b w:val="0"/>
-                <w:color w:val="172F43"/>
-                <w:sz w:val="18"/>
-              </w:rPr>
-              <w:t>Operations Engineer - Cloud / Big Data</w:t>
-            </w:r>
-          </w:p>
-        </w:tc>
-        <w:tc>
-          <w:tcPr>
-            <w:tcW w:type="dxa" w:w="2560"/>
-            <w:tcMar>
-              <w:top w:w="0" w:type="dxa"/>
-              <w:bottom w:w="0" w:type="dxa"/>
-              <w:left w:w="0" w:type="dxa"/>
-              <w:right w:w="0" w:type="dxa"/>
-            </w:tcMar>
-          </w:tcPr>
-          <w:p>
-            <w:pPr>
-              <w:keepNext/>
-              <w:widowControl/>
-              <w:spacing w:before="0" w:after="0" w:line="300" w:lineRule="exact"/>
-              <w:jc w:val="right"/>
-            </w:pPr>
-            <w:r>
-              <w:rPr>
-                <w:rFonts w:ascii="Arial" w:hAnsi="Arial"/>
-                <w:b w:val="0"/>
-                <w:color w:val="526372"/>
-                <w:sz w:val="18"/>
-              </w:rPr>
-              <w:t>Apr 2014 - Apr 2015</w:t>
-            </w:r>
-          </w:p>
-        </w:tc>
-      </w:tr>
-    </w:tbl>
-    <w:p>
-      <w:pPr>
-        <w:keepLines/>
-        <w:ind w:left="180" w:hanging="180"/>
-      </w:pPr>
-      <w:r>
-        <w:rPr>
-          <w:rFonts w:ascii="Arial" w:hAnsi="Arial"/>
-          <w:b w:val="0"/>
-          <w:color w:val="172F43"/>
-          <w:sz w:val="20"/>
-        </w:rPr>
-        <w:t xml:space="preserve">- </w:t>
-      </w:r>
-      <w:r>
-        <w:rPr>
-          <w:rFonts w:ascii="Arial" w:hAnsi="Arial"/>
-          <w:b w:val="0"/>
-          <w:color w:val="172F43"/>
-          <w:sz w:val="20"/>
-        </w:rPr>
-        <w:t>Designed a Hadoop billing platform with HA/DR and maintained an approximately 80-node video analytics cluster through upgrades and production troubleshooting.</w:t>
-      </w:r>
-    </w:p>
-    <w:p>
-      <w:pPr>
-        <w:keepLines/>
-        <w:ind w:left="180" w:hanging="180"/>
-      </w:pPr>
-      <w:r>
-        <w:rPr>
-          <w:rFonts w:ascii="Arial" w:hAnsi="Arial"/>
-          <w:b w:val="0"/>
-          <w:color w:val="172F43"/>
-          <w:sz w:val="20"/>
-        </w:rPr>
-        <w:t xml:space="preserve">- </w:t>
-      </w:r>
-      <w:r>
-        <w:rPr>
-          <w:rFonts w:ascii="Arial" w:hAnsi="Arial"/>
-          <w:b w:val="0"/>
-          <w:color w:val="172F43"/>
-          <w:sz w:val="20"/>
-        </w:rPr>
-        <w:t>Tuned Hive and MapReduce configurations against performance benchmarks; built Python/JMX monitoring, metadata backups, and Oozie data-processing workflows.</w:t>
+        <w:t>Designed HA/DR for Hadoop billing, maintained ~80-node video analytics, and tuned Hive/MapReduce.</w:t>
       </w:r>
     </w:p>
     <w:p>
@@ -2959,7 +5152,7 @@
         <w:pStyle w:val="Heading1"/>
         <w:keepNext/>
         <w:widowControl/>
-        <w:spacing w:before="200" w:after="160" w:line="240" w:lineRule="exact"/>
+        <w:spacing w:before="140" w:after="80" w:line="240" w:lineRule="exact"/>
       </w:pPr>
       <w:r>
         <w:rPr>
@@ -2975,7 +5168,7 @@
       <w:pPr>
         <w:keepNext w:val="0"/>
         <w:widowControl/>
-        <w:spacing w:before="0" w:after="80" w:line="250" w:lineRule="exact"/>
+        <w:spacing w:before="0" w:after="60" w:line="240" w:lineRule="exact"/>
       </w:pPr>
       <w:r>
         <w:rPr>
@@ -2991,7 +5184,7 @@
       <w:pPr>
         <w:keepNext w:val="0"/>
         <w:widowControl/>
-        <w:spacing w:before="0" w:after="80" w:line="250" w:lineRule="exact"/>
+        <w:spacing w:before="0" w:after="60" w:line="240" w:lineRule="exact"/>
       </w:pPr>
       <w:r>
         <w:rPr>
@@ -3004,17 +5197,14 @@
       </w:r>
     </w:p>
     <w:sectPr>
-      <w:headerReference w:type="default" r:id="rId18"/>
-      <w:footerReference w:type="default" r:id="rId19"/>
-      <w:footerReference w:type="first" r:id="rId20"/>
+      <w:headerReference w:type="default" r:id="rId44"/>
+      <w:footerReference w:type="default" r:id="rId45"/>
+      <w:footerReference w:type="first" r:id="rId46"/>
       <w:pgSz w:w="12240" w:h="15840"/>
-      <w:pgMar w:top="880" w:right="880" w:bottom="940" w:left="880" w:header="460" w:footer="440" w:gutter="0"/>
+      <w:pgMar w:top="800" w:right="880" w:bottom="940" w:left="880" w:header="460" w:footer="440" w:gutter="0"/>
       <w:cols w:space="720"/>
       <w:titlePg/>
       <w:docGrid w:linePitch="360"/>
-      <w:pgBorders w:offsetFrom="page">
-        <w:top w:val="single" w:sz="48" w:color="007D87" w:space="0"/>
-      </w:pgBorders>
     </w:sectPr>
   </w:body>
 </w:document>
@@ -3492,7 +5682,7 @@
     <w:qFormat/>
     <w:rsid w:val="00FC693F"/>
     <w:pPr>
-      <w:spacing w:line="274" w:lineRule="exact" w:after="120"/>
+      <w:spacing w:line="252" w:lineRule="exact" w:after="60"/>
     </w:pPr>
     <w:rPr>
       <w:rFonts w:ascii="Arial" w:hAnsi="Arial"/>
